--- a/9-交付管理/运行记录类文件/JXTX-09-02-晋城市产业互联网数字化共享服务平台实施方案.docx
+++ b/9-交付管理/运行记录类文件/JXTX-09-02-晋城市产业互联网数字化共享服务平台实施方案.docx
@@ -1,11 +1,10 @@
 
 <file path=word/document.xml><?xml version="1.0" encoding="utf-8"?>
-<w:document xmlns:wpc="http://schemas.microsoft.com/office/word/2010/wordprocessingCanvas" xmlns:mc="http://schemas.openxmlformats.org/markup-compatibility/2006" xmlns:o="urn:schemas-microsoft-com:office:office" xmlns:r="http://schemas.openxmlformats.org/officeDocument/2006/relationships" xmlns:m="http://schemas.openxmlformats.org/officeDocument/2006/math" xmlns:v="urn:schemas-microsoft-com:vml" xmlns:wp14="http://schemas.microsoft.com/office/word/2010/wordprocessingDrawing" xmlns:wp="http://schemas.openxmlformats.org/drawingml/2006/wordprocessingDrawing" xmlns:w10="urn:schemas-microsoft-com:office:word" xmlns:w="http://schemas.openxmlformats.org/wordprocessingml/2006/main" xmlns:w14="http://schemas.microsoft.com/office/word/2010/wordml" xmlns:w15="http://schemas.microsoft.com/office/word/2012/wordml" xmlns:wne="http://schemas.microsoft.com/office/word/2006/wordml" xmlns:wpg="http://schemas.microsoft.com/office/word/2010/wordprocessingGroup" xmlns:wpi="http://schemas.microsoft.com/office/word/2010/wordprocessingInk" xmlns:wps="http://schemas.microsoft.com/office/word/2010/wordprocessingShape" mc:Ignorable="w14 w15 wp14">
-  <!-- Generated by Aspose.Words for .NET 13.3.0.1 -->
+<w:document xmlns:wpc="http://schemas.microsoft.com/office/word/2010/wordprocessingCanvas" xmlns:mc="http://schemas.openxmlformats.org/markup-compatibility/2006" xmlns:o="urn:schemas-microsoft-com:office:office" xmlns:r="http://schemas.openxmlformats.org/officeDocument/2006/relationships" xmlns:m="http://schemas.openxmlformats.org/officeDocument/2006/math" xmlns:v="urn:schemas-microsoft-com:vml" xmlns:wp14="http://schemas.microsoft.com/office/word/2010/wordprocessingDrawing" xmlns:wp="http://schemas.openxmlformats.org/drawingml/2006/wordprocessingDrawing" xmlns:w="http://schemas.openxmlformats.org/wordprocessingml/2006/main" xmlns:w14="http://schemas.microsoft.com/office/word/2010/wordml" xmlns:w10="urn:schemas-microsoft-com:office:word" xmlns:w15="http://schemas.microsoft.com/office/word/2012/wordml" xmlns:wpg="http://schemas.microsoft.com/office/word/2010/wordprocessingGroup" xmlns:wpi="http://schemas.microsoft.com/office/word/2010/wordprocessingInk" xmlns:wne="http://schemas.microsoft.com/office/word/2006/wordml" xmlns:wps="http://schemas.microsoft.com/office/word/2010/wordprocessingShape" xmlns:wpsCustomData="http://www.wps.cn/officeDocument/2013/wpsCustomData" mc:Ignorable="w14 w15 wp14">
   <w:body>
     <w:p>
       <w:pPr>
-        <w:pStyle w:val="a"/>
+        <w:pStyle w:val="24"/>
         <w:keepNext w:val="0"/>
         <w:keepLines w:val="0"/>
         <w:pageBreakBefore w:val="0"/>
@@ -22,11 +21,63 @@
         <w:spacing w:before="3120" w:beforeLines="1000"/>
         <w:textAlignment w:val="baseline"/>
       </w:pPr>
-      <w:bookmarkStart w:id="0" w:name="_GoBack"/>
-      <w:bookmarkStart w:id="1" w:name="_Toc1857"/>
+      <w:bookmarkStart w:id="0" w:name="_Toc1857"/>
+      <w:bookmarkStart w:id="27" w:name="_GoBack"/>
       <w:r>
         <w:drawing>
-          <wp:anchor distT="0" distB="0" distL="114300" distR="114300" simplePos="0" relativeHeight="251659264" behindDoc="1" locked="0" layoutInCell="1" allowOverlap="1">
+          <wp:anchor distT="0" distB="0" distL="114300" distR="114300" simplePos="0" relativeHeight="251661312" behindDoc="1" locked="0" layoutInCell="1" allowOverlap="1">
+            <wp:simplePos x="0" y="0"/>
+            <wp:positionH relativeFrom="column">
+              <wp:posOffset>-19050</wp:posOffset>
+            </wp:positionH>
+            <wp:positionV relativeFrom="paragraph">
+              <wp:posOffset>-22225</wp:posOffset>
+            </wp:positionV>
+            <wp:extent cx="5304790" cy="8893810"/>
+            <wp:effectExtent l="0" t="0" r="13970" b="6350"/>
+            <wp:wrapNone/>
+            <wp:docPr id="1" name="图片 1"/>
+            <wp:cNvGraphicFramePr>
+              <a:graphicFrameLocks xmlns:a="http://schemas.openxmlformats.org/drawingml/2006/main" noChangeAspect="1"/>
+            </wp:cNvGraphicFramePr>
+            <a:graphic xmlns:a="http://schemas.openxmlformats.org/drawingml/2006/main">
+              <a:graphicData uri="http://schemas.openxmlformats.org/drawingml/2006/picture">
+                <pic:pic xmlns:pic="http://schemas.openxmlformats.org/drawingml/2006/picture">
+                  <pic:nvPicPr>
+                    <pic:cNvPr id="1" name="图片 1"/>
+                    <pic:cNvPicPr>
+                      <a:picLocks noChangeAspect="1"/>
+                    </pic:cNvPicPr>
+                  </pic:nvPicPr>
+                  <pic:blipFill>
+                    <a:blip r:embed="rId7"/>
+                    <a:stretch>
+                      <a:fillRect/>
+                    </a:stretch>
+                  </pic:blipFill>
+                  <pic:spPr>
+                    <a:xfrm>
+                      <a:off x="0" y="0"/>
+                      <a:ext cx="5304790" cy="8893810"/>
+                    </a:xfrm>
+                    <a:prstGeom prst="rect">
+                      <a:avLst/>
+                    </a:prstGeom>
+                    <a:noFill/>
+                    <a:ln>
+                      <a:noFill/>
+                    </a:ln>
+                  </pic:spPr>
+                </pic:pic>
+              </a:graphicData>
+            </a:graphic>
+          </wp:anchor>
+        </w:drawing>
+      </w:r>
+      <w:bookmarkEnd w:id="27"/>
+      <w:r>
+        <w:drawing>
+          <wp:anchor distT="0" distB="0" distL="114300" distR="114300" simplePos="0" relativeHeight="251660288" behindDoc="1" locked="0" layoutInCell="1" allowOverlap="1">
             <wp:simplePos x="0" y="0"/>
             <wp:positionH relativeFrom="column">
               <wp:posOffset>0</wp:posOffset>
@@ -51,7 +102,7 @@
                     </pic:cNvPicPr>
                   </pic:nvPicPr>
                   <pic:blipFill>
-                    <a:blip xmlns:r="http://schemas.openxmlformats.org/officeDocument/2006/relationships" r:embed="rId4"/>
+                    <a:blip r:embed="rId8"/>
                     <a:stretch>
                       <a:fillRect/>
                     </a:stretch>
@@ -75,14 +126,13 @@
           </wp:anchor>
         </w:drawing>
       </w:r>
-      <w:bookmarkEnd w:id="0"/>
       <w:r>
         <w:rPr>
           <w:rFonts w:hint="eastAsia"/>
           <w:lang w:val="en-US" w:eastAsia="zh-CN"/>
         </w:rPr>
         <w:drawing>
-          <wp:anchor distT="0" distB="0" distL="114300" distR="114300" simplePos="0" relativeHeight="251658240" behindDoc="1" locked="0" layoutInCell="1" allowOverlap="1">
+          <wp:anchor distT="0" distB="0" distL="114300" distR="114300" simplePos="0" relativeHeight="251659264" behindDoc="1" locked="0" layoutInCell="1" allowOverlap="1">
             <wp:simplePos x="0" y="0"/>
             <wp:positionH relativeFrom="column">
               <wp:posOffset>635</wp:posOffset>
@@ -107,7 +157,7 @@
                     </pic:cNvPicPr>
                   </pic:nvPicPr>
                   <pic:blipFill>
-                    <a:blip xmlns:r="http://schemas.openxmlformats.org/officeDocument/2006/relationships" r:embed="rId5">
+                    <a:blip r:embed="rId9">
                       <a:alphaModFix amt="58000"/>
                       <a:lum contrast="-52000"/>
                     </a:blip>
@@ -137,7 +187,7 @@
         </w:rPr>
         <w:t>江西通信产业服务有限公司</w:t>
       </w:r>
-      <w:bookmarkEnd w:id="1"/>
+      <w:bookmarkEnd w:id="0"/>
     </w:p>
     <w:p>
       <w:pPr>
@@ -155,11 +205,11 @@
         <w:bidi w:val="0"/>
         <w:adjustRightInd w:val="0"/>
         <w:snapToGrid w:val="0"/>
-        <w:ind w:left="0" w:right="0" w:firstLine="0" w:leftChars="0" w:rightChars="0" w:firstLineChars="0"/>
+        <w:ind w:left="0" w:leftChars="0" w:right="0" w:rightChars="0" w:firstLine="0" w:firstLineChars="0"/>
         <w:jc w:val="center"/>
         <w:textAlignment w:val="baseline"/>
         <w:rPr>
-          <w:rFonts w:ascii="黑体" w:eastAsia="黑体" w:hAnsi="黑体" w:cs="黑体" w:hint="eastAsia"/>
+          <w:rFonts w:hint="eastAsia" w:ascii="黑体" w:hAnsi="黑体" w:eastAsia="黑体" w:cs="黑体"/>
           <w:b/>
           <w:bCs/>
           <w:snapToGrid w:val="0"/>
@@ -173,7 +223,7 @@
       </w:pPr>
       <w:r>
         <w:rPr>
-          <w:rFonts w:ascii="黑体" w:eastAsia="黑体" w:hAnsi="黑体" w:cs="黑体" w:hint="eastAsia"/>
+          <w:rFonts w:hint="eastAsia" w:ascii="黑体" w:hAnsi="黑体" w:eastAsia="黑体" w:cs="黑体"/>
           <w:b/>
           <w:bCs/>
           <w:snapToGrid w:val="0"/>
@@ -203,11 +253,11 @@
         <w:bidi w:val="0"/>
         <w:adjustRightInd w:val="0"/>
         <w:snapToGrid w:val="0"/>
-        <w:ind w:left="0" w:right="0" w:firstLine="0" w:leftChars="0" w:rightChars="0" w:firstLineChars="0"/>
+        <w:ind w:left="0" w:leftChars="0" w:right="0" w:rightChars="0" w:firstLine="0" w:firstLineChars="0"/>
         <w:jc w:val="center"/>
         <w:textAlignment w:val="baseline"/>
         <w:rPr>
-          <w:rFonts w:ascii="黑体" w:eastAsia="黑体" w:hAnsi="黑体" w:cs="黑体" w:hint="default"/>
+          <w:rFonts w:hint="default" w:ascii="黑体" w:hAnsi="黑体" w:eastAsia="黑体" w:cs="黑体"/>
           <w:b/>
           <w:bCs/>
           <w:snapToGrid w:val="0"/>
@@ -221,7 +271,7 @@
       </w:pPr>
       <w:r>
         <w:rPr>
-          <w:rFonts w:ascii="黑体" w:eastAsia="黑体" w:hAnsi="黑体" w:cs="黑体" w:hint="eastAsia"/>
+          <w:rFonts w:hint="eastAsia" w:ascii="黑体" w:hAnsi="黑体" w:eastAsia="黑体" w:cs="黑体"/>
           <w:b/>
           <w:bCs/>
           <w:snapToGrid w:val="0"/>
@@ -236,7 +286,7 @@
       </w:r>
       <w:r>
         <w:rPr>
-          <w:rFonts w:ascii="黑体" w:eastAsia="黑体" w:hAnsi="黑体" w:cs="黑体" w:hint="default"/>
+          <w:rFonts w:hint="default" w:ascii="黑体" w:hAnsi="黑体" w:eastAsia="黑体" w:cs="黑体"/>
           <w:b/>
           <w:bCs/>
           <w:snapToGrid w:val="0"/>
@@ -251,7 +301,7 @@
       </w:r>
       <w:r>
         <w:rPr>
-          <w:rFonts w:ascii="黑体" w:eastAsia="黑体" w:hAnsi="黑体" w:cs="黑体" w:hint="eastAsia"/>
+          <w:rFonts w:hint="eastAsia" w:ascii="黑体" w:hAnsi="黑体" w:eastAsia="黑体" w:cs="黑体"/>
           <w:b/>
           <w:bCs/>
           <w:snapToGrid w:val="0"/>
@@ -281,11 +331,11 @@
         <w:adjustRightInd w:val="0"/>
         <w:snapToGrid w:val="0"/>
         <w:spacing w:after="624" w:afterLines="200" w:line="219" w:lineRule="auto"/>
-        <w:ind w:left="0" w:right="0" w:firstLine="0" w:leftChars="0" w:rightChars="0" w:firstLineChars="0"/>
+        <w:ind w:left="0" w:leftChars="0" w:right="0" w:rightChars="0" w:firstLine="0" w:firstLineChars="0"/>
         <w:jc w:val="center"/>
         <w:textAlignment w:val="baseline"/>
         <w:rPr>
-          <w:rFonts w:ascii="宋体" w:eastAsia="宋体" w:hAnsi="宋体" w:cs="宋体" w:hint="eastAsia"/>
+          <w:rFonts w:hint="eastAsia" w:ascii="宋体" w:hAnsi="宋体" w:eastAsia="宋体" w:cs="宋体"/>
           <w:sz w:val="24"/>
           <w:szCs w:val="24"/>
           <w:lang w:val="en-US" w:eastAsia="zh-CN"/>
@@ -293,7 +343,7 @@
       </w:pPr>
       <w:r>
         <w:rPr>
-          <w:rFonts w:ascii="宋体" w:eastAsia="宋体" w:hAnsi="宋体" w:cs="宋体"/>
+          <w:rFonts w:ascii="宋体" w:hAnsi="宋体" w:eastAsia="宋体" w:cs="宋体"/>
           <w:b/>
           <w:bCs/>
           <w:spacing w:val="-3"/>
@@ -304,7 +354,7 @@
       </w:r>
       <w:r>
         <w:rPr>
-          <w:rFonts w:ascii="宋体" w:eastAsia="宋体" w:hAnsi="宋体" w:cs="宋体" w:hint="eastAsia"/>
+          <w:rFonts w:hint="eastAsia" w:ascii="宋体" w:hAnsi="宋体" w:eastAsia="宋体" w:cs="宋体"/>
           <w:b/>
           <w:bCs/>
           <w:spacing w:val="-3"/>
@@ -316,7 +366,7 @@
       </w:r>
       <w:r>
         <w:rPr>
-          <w:rFonts w:ascii="宋体" w:eastAsia="宋体" w:hAnsi="宋体" w:cs="宋体"/>
+          <w:rFonts w:ascii="宋体" w:hAnsi="宋体" w:eastAsia="宋体" w:cs="宋体"/>
           <w:b/>
           <w:bCs/>
           <w:spacing w:val="-3"/>
@@ -327,7 +377,7 @@
       </w:r>
       <w:r>
         <w:rPr>
-          <w:rFonts w:ascii="宋体" w:hAnsi="宋体" w:cs="宋体" w:hint="eastAsia"/>
+          <w:rFonts w:hint="eastAsia" w:ascii="宋体" w:hAnsi="宋体" w:cs="宋体"/>
           <w:b/>
           <w:bCs/>
           <w:spacing w:val="-3"/>
@@ -339,7 +389,7 @@
       </w:r>
       <w:r>
         <w:rPr>
-          <w:rFonts w:ascii="宋体" w:eastAsia="宋体" w:hAnsi="宋体" w:cs="宋体"/>
+          <w:rFonts w:ascii="宋体" w:hAnsi="宋体" w:eastAsia="宋体" w:cs="宋体"/>
           <w:b/>
           <w:bCs/>
           <w:spacing w:val="-3"/>
@@ -350,7 +400,7 @@
       </w:r>
       <w:r>
         <w:rPr>
-          <w:rFonts w:ascii="宋体" w:hAnsi="宋体" w:cs="宋体" w:hint="eastAsia"/>
+          <w:rFonts w:hint="eastAsia" w:ascii="宋体" w:hAnsi="宋体" w:cs="宋体"/>
           <w:b/>
           <w:bCs/>
           <w:spacing w:val="-3"/>
@@ -363,17 +413,18 @@
     </w:p>
     <w:tbl>
       <w:tblPr>
-        <w:tblStyle w:val="TableGrid"/>
+        <w:tblStyle w:val="21"/>
         <w:tblW w:w="0" w:type="auto"/>
         <w:jc w:val="center"/>
         <w:tblBorders>
-          <w:top w:val="nil"/>
-          <w:left w:val="nil"/>
-          <w:bottom w:val="nil"/>
-          <w:right w:val="nil"/>
-          <w:insideH w:val="nil"/>
-          <w:insideV w:val="nil"/>
+          <w:top w:val="none" w:color="auto" w:sz="0" w:space="0"/>
+          <w:left w:val="none" w:color="auto" w:sz="0" w:space="0"/>
+          <w:bottom w:val="none" w:color="auto" w:sz="0" w:space="0"/>
+          <w:right w:val="none" w:color="auto" w:sz="0" w:space="0"/>
+          <w:insideH w:val="none" w:color="auto" w:sz="0" w:space="0"/>
+          <w:insideV w:val="none" w:color="auto" w:sz="0" w:space="0"/>
         </w:tblBorders>
+        <w:tblLayout w:type="autofit"/>
         <w:tblCellMar>
           <w:top w:w="0" w:type="dxa"/>
           <w:left w:w="108" w:type="dxa"/>
@@ -387,15 +438,13 @@
       </w:tblGrid>
       <w:tr>
         <w:tblPrEx>
-          <w:tblW w:w="0" w:type="auto"/>
-          <w:jc w:val="center"/>
           <w:tblBorders>
-            <w:top w:val="nil"/>
-            <w:left w:val="nil"/>
-            <w:bottom w:val="nil"/>
-            <w:right w:val="nil"/>
-            <w:insideH w:val="nil"/>
-            <w:insideV w:val="nil"/>
+            <w:top w:val="none" w:color="auto" w:sz="0" w:space="0"/>
+            <w:left w:val="none" w:color="auto" w:sz="0" w:space="0"/>
+            <w:bottom w:val="none" w:color="auto" w:sz="0" w:space="0"/>
+            <w:right w:val="none" w:color="auto" w:sz="0" w:space="0"/>
+            <w:insideH w:val="none" w:color="auto" w:sz="0" w:space="0"/>
+            <w:insideV w:val="none" w:color="auto" w:sz="0" w:space="0"/>
           </w:tblBorders>
           <w:tblCellMar>
             <w:top w:w="0" w:type="dxa"/>
@@ -405,7 +454,7 @@
           </w:tblCellMar>
         </w:tblPrEx>
         <w:trPr>
-          <w:trHeight w:val="810"/>
+          <w:trHeight w:val="810" w:hRule="atLeast"/>
           <w:jc w:val="center"/>
         </w:trPr>
         <w:tc>
@@ -444,7 +493,7 @@
             </w:r>
             <w:r>
               <w:rPr>
-                <w:rFonts w:asciiTheme="minorAscii" w:eastAsiaTheme="minorEastAsia" w:hAnsiTheme="minorAscii" w:hint="default"/>
+                <w:rFonts w:hint="default" w:asciiTheme="minorAscii" w:hAnsiTheme="minorAscii" w:eastAsiaTheme="minorEastAsia"/>
                 <w:spacing w:val="227"/>
                 <w:sz w:val="21"/>
                 <w:vertAlign w:val="baseline"/>
@@ -499,7 +548,7 @@
             </w:r>
             <w:r>
               <w:rPr>
-                <w:rFonts w:asciiTheme="minorAscii" w:eastAsiaTheme="minorEastAsia" w:hAnsiTheme="minorAscii" w:hint="eastAsia"/>
+                <w:rFonts w:hint="eastAsia" w:asciiTheme="minorAscii" w:hAnsiTheme="minorAscii" w:eastAsiaTheme="minorEastAsia"/>
                 <w:spacing w:val="227"/>
                 <w:sz w:val="21"/>
                 <w:vertAlign w:val="baseline"/>
@@ -521,8 +570,14 @@
       </w:tr>
       <w:tr>
         <w:tblPrEx>
-          <w:tblW w:w="0" w:type="auto"/>
-          <w:jc w:val="center"/>
+          <w:tblBorders>
+            <w:top w:val="none" w:color="auto" w:sz="0" w:space="0"/>
+            <w:left w:val="none" w:color="auto" w:sz="0" w:space="0"/>
+            <w:bottom w:val="none" w:color="auto" w:sz="0" w:space="0"/>
+            <w:right w:val="none" w:color="auto" w:sz="0" w:space="0"/>
+            <w:insideH w:val="none" w:color="auto" w:sz="0" w:space="0"/>
+            <w:insideV w:val="none" w:color="auto" w:sz="0" w:space="0"/>
+          </w:tblBorders>
           <w:tblCellMar>
             <w:top w:w="0" w:type="dxa"/>
             <w:left w:w="108" w:type="dxa"/>
@@ -531,7 +586,7 @@
           </w:tblCellMar>
         </w:tblPrEx>
         <w:trPr>
-          <w:trHeight w:val="810"/>
+          <w:trHeight w:val="810" w:hRule="atLeast"/>
           <w:jc w:val="center"/>
         </w:trPr>
         <w:tc>
@@ -556,7 +611,7 @@
               <w:snapToGrid w:val="0"/>
               <w:textAlignment w:val="baseline"/>
               <w:rPr>
-                <w:rFonts w:ascii="Arial" w:eastAsia="Arial" w:hAnsi="Arial" w:cs="Arial" w:hint="default"/>
+                <w:rFonts w:hint="default" w:ascii="Arial" w:hAnsi="Arial" w:eastAsia="Arial" w:cs="Arial"/>
                 <w:snapToGrid w:val="0"/>
                 <w:color w:val="000000"/>
                 <w:kern w:val="0"/>
@@ -588,7 +643,7 @@
             </w:r>
             <w:r>
               <w:rPr>
-                <w:rFonts w:asciiTheme="minorAscii" w:eastAsiaTheme="minorEastAsia" w:hAnsiTheme="minorAscii" w:hint="default"/>
+                <w:rFonts w:hint="default" w:asciiTheme="minorAscii" w:hAnsiTheme="minorAscii" w:eastAsiaTheme="minorEastAsia"/>
                 <w:spacing w:val="227"/>
                 <w:sz w:val="21"/>
                 <w:vertAlign w:val="baseline"/>
@@ -642,7 +697,7 @@
               <w:snapToGrid w:val="0"/>
               <w:textAlignment w:val="baseline"/>
               <w:rPr>
-                <w:rFonts w:ascii="Arial" w:eastAsia="Arial" w:hAnsi="Arial" w:cs="Arial" w:hint="default"/>
+                <w:rFonts w:hint="default" w:ascii="Arial" w:hAnsi="Arial" w:eastAsia="Arial" w:cs="Arial"/>
                 <w:snapToGrid w:val="0"/>
                 <w:color w:val="000000"/>
                 <w:kern w:val="0"/>
@@ -662,7 +717,7 @@
             </w:r>
             <w:r>
               <w:rPr>
-                <w:rFonts w:asciiTheme="minorAscii" w:eastAsiaTheme="minorEastAsia" w:hAnsiTheme="minorAscii" w:hint="eastAsia"/>
+                <w:rFonts w:hint="eastAsia" w:asciiTheme="minorAscii" w:hAnsiTheme="minorAscii" w:eastAsiaTheme="minorEastAsia"/>
                 <w:spacing w:val="227"/>
                 <w:sz w:val="21"/>
                 <w:vertAlign w:val="baseline"/>
@@ -684,8 +739,14 @@
       </w:tr>
       <w:tr>
         <w:tblPrEx>
-          <w:tblW w:w="0" w:type="auto"/>
-          <w:jc w:val="center"/>
+          <w:tblBorders>
+            <w:top w:val="none" w:color="auto" w:sz="0" w:space="0"/>
+            <w:left w:val="none" w:color="auto" w:sz="0" w:space="0"/>
+            <w:bottom w:val="none" w:color="auto" w:sz="0" w:space="0"/>
+            <w:right w:val="none" w:color="auto" w:sz="0" w:space="0"/>
+            <w:insideH w:val="none" w:color="auto" w:sz="0" w:space="0"/>
+            <w:insideV w:val="none" w:color="auto" w:sz="0" w:space="0"/>
+          </w:tblBorders>
           <w:tblCellMar>
             <w:top w:w="0" w:type="dxa"/>
             <w:left w:w="108" w:type="dxa"/>
@@ -694,7 +755,7 @@
           </w:tblCellMar>
         </w:tblPrEx>
         <w:trPr>
-          <w:trHeight w:val="635"/>
+          <w:trHeight w:val="635" w:hRule="atLeast"/>
           <w:jc w:val="center"/>
         </w:trPr>
         <w:tc>
@@ -745,7 +806,7 @@
             </w:r>
             <w:r>
               <w:rPr>
-                <w:rFonts w:asciiTheme="minorAscii" w:eastAsiaTheme="minorEastAsia" w:hAnsiTheme="minorAscii" w:hint="eastAsia"/>
+                <w:rFonts w:hint="eastAsia" w:asciiTheme="minorAscii" w:hAnsiTheme="minorAscii" w:eastAsiaTheme="minorEastAsia"/>
                 <w:spacing w:val="227"/>
                 <w:sz w:val="21"/>
                 <w:vertAlign w:val="baseline"/>
@@ -798,7 +859,7 @@
             </w:r>
             <w:r>
               <w:rPr>
-                <w:rFonts w:asciiTheme="minorAscii" w:eastAsiaTheme="minorEastAsia" w:hAnsiTheme="minorAscii" w:hint="eastAsia"/>
+                <w:rFonts w:hint="eastAsia" w:asciiTheme="minorAscii" w:hAnsiTheme="minorAscii" w:eastAsiaTheme="minorEastAsia"/>
                 <w:spacing w:val="227"/>
                 <w:sz w:val="21"/>
                 <w:vertAlign w:val="baseline"/>
@@ -859,14 +920,14 @@
         <w:ind w:left="3634"/>
         <w:textAlignment w:val="baseline"/>
         <w:rPr>
-          <w:rFonts w:ascii="宋体" w:eastAsia="宋体" w:hAnsi="宋体" w:cs="宋体"/>
+          <w:rFonts w:ascii="宋体" w:hAnsi="宋体" w:eastAsia="宋体" w:cs="宋体"/>
           <w:sz w:val="31"/>
           <w:szCs w:val="31"/>
         </w:rPr>
       </w:pPr>
       <w:r>
         <w:rPr>
-          <w:rFonts w:ascii="宋体" w:eastAsia="宋体" w:hAnsi="宋体" w:cs="宋体"/>
+          <w:rFonts w:ascii="宋体" w:hAnsi="宋体" w:eastAsia="宋体" w:cs="宋体"/>
           <w:b/>
           <w:bCs/>
           <w:spacing w:val="4"/>
@@ -878,16 +939,16 @@
     </w:p>
     <w:tbl>
       <w:tblPr>
-        <w:tblStyle w:val="TableNormal0"/>
+        <w:tblStyle w:val="26"/>
         <w:tblW w:w="7137" w:type="dxa"/>
         <w:jc w:val="center"/>
         <w:tblBorders>
-          <w:top w:val="single" w:sz="2" w:space="0" w:color="000000"/>
-          <w:left w:val="single" w:sz="2" w:space="0" w:color="000000"/>
-          <w:bottom w:val="single" w:sz="2" w:space="0" w:color="000000"/>
-          <w:right w:val="single" w:sz="2" w:space="0" w:color="000000"/>
-          <w:insideH w:val="single" w:sz="2" w:space="0" w:color="000000"/>
-          <w:insideV w:val="single" w:sz="2" w:space="0" w:color="000000"/>
+          <w:top w:val="single" w:color="000000" w:sz="2" w:space="0"/>
+          <w:left w:val="single" w:color="000000" w:sz="2" w:space="0"/>
+          <w:bottom w:val="single" w:color="000000" w:sz="2" w:space="0"/>
+          <w:right w:val="single" w:color="000000" w:sz="2" w:space="0"/>
+          <w:insideH w:val="single" w:color="000000" w:sz="2" w:space="0"/>
+          <w:insideV w:val="single" w:color="000000" w:sz="2" w:space="0"/>
         </w:tblBorders>
         <w:tblLayout w:type="fixed"/>
         <w:tblCellMar>
@@ -905,17 +966,14 @@
       </w:tblGrid>
       <w:tr>
         <w:tblPrEx>
-          <w:tblW w:w="7137" w:type="dxa"/>
-          <w:jc w:val="center"/>
           <w:tblBorders>
-            <w:top w:val="single" w:sz="2" w:space="0" w:color="000000"/>
-            <w:left w:val="single" w:sz="2" w:space="0" w:color="000000"/>
-            <w:bottom w:val="single" w:sz="2" w:space="0" w:color="000000"/>
-            <w:right w:val="single" w:sz="2" w:space="0" w:color="000000"/>
-            <w:insideH w:val="single" w:sz="2" w:space="0" w:color="000000"/>
-            <w:insideV w:val="single" w:sz="2" w:space="0" w:color="000000"/>
+            <w:top w:val="single" w:color="000000" w:sz="2" w:space="0"/>
+            <w:left w:val="single" w:color="000000" w:sz="2" w:space="0"/>
+            <w:bottom w:val="single" w:color="000000" w:sz="2" w:space="0"/>
+            <w:right w:val="single" w:color="000000" w:sz="2" w:space="0"/>
+            <w:insideH w:val="single" w:color="000000" w:sz="2" w:space="0"/>
+            <w:insideV w:val="single" w:color="000000" w:sz="2" w:space="0"/>
           </w:tblBorders>
-          <w:tblLayout w:type="fixed"/>
           <w:tblCellMar>
             <w:top w:w="0" w:type="dxa"/>
             <w:left w:w="0" w:type="dxa"/>
@@ -924,7 +982,7 @@
           </w:tblCellMar>
         </w:tblPrEx>
         <w:trPr>
-          <w:trHeight w:val="593"/>
+          <w:trHeight w:val="593" w:hRule="atLeast"/>
           <w:jc w:val="center"/>
         </w:trPr>
         <w:tc>
@@ -947,18 +1005,18 @@
               <w:adjustRightInd w:val="0"/>
               <w:snapToGrid w:val="0"/>
               <w:spacing w:before="176" w:line="228" w:lineRule="auto"/>
-              <w:ind w:left="0" w:right="0" w:firstLine="0" w:leftChars="0" w:rightChars="0" w:firstLineChars="0"/>
+              <w:ind w:left="0" w:leftChars="0" w:right="0" w:rightChars="0" w:firstLine="0" w:firstLineChars="0"/>
               <w:jc w:val="center"/>
               <w:textAlignment w:val="baseline"/>
               <w:rPr>
-                <w:rFonts w:ascii="宋体" w:eastAsia="宋体" w:hAnsi="宋体" w:cs="宋体"/>
+                <w:rFonts w:ascii="宋体" w:hAnsi="宋体" w:eastAsia="宋体" w:cs="宋体"/>
                 <w:sz w:val="20"/>
                 <w:szCs w:val="20"/>
               </w:rPr>
             </w:pPr>
             <w:r>
               <w:rPr>
-                <w:rFonts w:ascii="宋体" w:eastAsia="宋体" w:hAnsi="宋体" w:cs="宋体"/>
+                <w:rFonts w:ascii="宋体" w:hAnsi="宋体" w:eastAsia="宋体" w:cs="宋体"/>
                 <w:spacing w:val="-14"/>
                 <w:sz w:val="20"/>
                 <w:szCs w:val="20"/>
@@ -987,18 +1045,18 @@
               <w:adjustRightInd w:val="0"/>
               <w:snapToGrid w:val="0"/>
               <w:spacing w:before="175" w:line="227" w:lineRule="auto"/>
-              <w:ind w:left="0" w:right="0" w:firstLine="0" w:leftChars="0" w:rightChars="0" w:firstLineChars="0"/>
+              <w:ind w:left="0" w:leftChars="0" w:right="0" w:rightChars="0" w:firstLine="0" w:firstLineChars="0"/>
               <w:jc w:val="center"/>
               <w:textAlignment w:val="baseline"/>
               <w:rPr>
-                <w:rFonts w:ascii="宋体" w:eastAsia="宋体" w:hAnsi="宋体" w:cs="宋体"/>
+                <w:rFonts w:ascii="宋体" w:hAnsi="宋体" w:eastAsia="宋体" w:cs="宋体"/>
                 <w:sz w:val="20"/>
                 <w:szCs w:val="20"/>
               </w:rPr>
             </w:pPr>
             <w:r>
               <w:rPr>
-                <w:rFonts w:ascii="宋体" w:eastAsia="宋体" w:hAnsi="宋体" w:cs="宋体"/>
+                <w:rFonts w:ascii="宋体" w:hAnsi="宋体" w:eastAsia="宋体" w:cs="宋体"/>
                 <w:spacing w:val="4"/>
                 <w:sz w:val="20"/>
                 <w:szCs w:val="20"/>
@@ -1027,18 +1085,18 @@
               <w:adjustRightInd w:val="0"/>
               <w:snapToGrid w:val="0"/>
               <w:spacing w:before="175" w:line="228" w:lineRule="auto"/>
-              <w:ind w:left="0" w:right="0" w:firstLine="0" w:leftChars="0" w:rightChars="0" w:firstLineChars="0"/>
+              <w:ind w:left="0" w:leftChars="0" w:right="0" w:rightChars="0" w:firstLine="0" w:firstLineChars="0"/>
               <w:jc w:val="center"/>
               <w:textAlignment w:val="baseline"/>
               <w:rPr>
-                <w:rFonts w:ascii="宋体" w:eastAsia="宋体" w:hAnsi="宋体" w:cs="宋体"/>
+                <w:rFonts w:ascii="宋体" w:hAnsi="宋体" w:eastAsia="宋体" w:cs="宋体"/>
                 <w:sz w:val="20"/>
                 <w:szCs w:val="20"/>
               </w:rPr>
             </w:pPr>
             <w:r>
               <w:rPr>
-                <w:rFonts w:ascii="宋体" w:eastAsia="宋体" w:hAnsi="宋体" w:cs="宋体"/>
+                <w:rFonts w:ascii="宋体" w:hAnsi="宋体" w:eastAsia="宋体" w:cs="宋体"/>
                 <w:spacing w:val="7"/>
                 <w:sz w:val="20"/>
                 <w:szCs w:val="20"/>
@@ -1067,18 +1125,18 @@
               <w:adjustRightInd w:val="0"/>
               <w:snapToGrid w:val="0"/>
               <w:spacing w:before="176" w:line="229" w:lineRule="auto"/>
-              <w:ind w:left="0" w:right="0" w:firstLine="0" w:leftChars="0" w:rightChars="0" w:firstLineChars="0"/>
+              <w:ind w:left="0" w:leftChars="0" w:right="0" w:rightChars="0" w:firstLine="0" w:firstLineChars="0"/>
               <w:jc w:val="center"/>
               <w:textAlignment w:val="baseline"/>
               <w:rPr>
-                <w:rFonts w:ascii="宋体" w:eastAsia="宋体" w:hAnsi="宋体" w:cs="宋体"/>
+                <w:rFonts w:ascii="宋体" w:hAnsi="宋体" w:eastAsia="宋体" w:cs="宋体"/>
                 <w:sz w:val="20"/>
                 <w:szCs w:val="20"/>
               </w:rPr>
             </w:pPr>
             <w:r>
               <w:rPr>
-                <w:rFonts w:ascii="宋体" w:eastAsia="宋体" w:hAnsi="宋体" w:cs="宋体"/>
+                <w:rFonts w:ascii="宋体" w:hAnsi="宋体" w:eastAsia="宋体" w:cs="宋体"/>
                 <w:spacing w:val="7"/>
                 <w:sz w:val="20"/>
                 <w:szCs w:val="20"/>
@@ -1090,9 +1148,14 @@
       </w:tr>
       <w:tr>
         <w:tblPrEx>
-          <w:tblW w:w="7137" w:type="dxa"/>
-          <w:jc w:val="center"/>
-          <w:tblLayout w:type="fixed"/>
+          <w:tblBorders>
+            <w:top w:val="single" w:color="000000" w:sz="2" w:space="0"/>
+            <w:left w:val="single" w:color="000000" w:sz="2" w:space="0"/>
+            <w:bottom w:val="single" w:color="000000" w:sz="2" w:space="0"/>
+            <w:right w:val="single" w:color="000000" w:sz="2" w:space="0"/>
+            <w:insideH w:val="single" w:color="000000" w:sz="2" w:space="0"/>
+            <w:insideV w:val="single" w:color="000000" w:sz="2" w:space="0"/>
+          </w:tblBorders>
           <w:tblCellMar>
             <w:top w:w="0" w:type="dxa"/>
             <w:left w:w="0" w:type="dxa"/>
@@ -1101,7 +1164,7 @@
           </w:tblCellMar>
         </w:tblPrEx>
         <w:trPr>
-          <w:trHeight w:val="516"/>
+          <w:trHeight w:val="516" w:hRule="atLeast"/>
           <w:jc w:val="center"/>
         </w:trPr>
         <w:tc>
@@ -1124,11 +1187,11 @@
               <w:adjustRightInd w:val="0"/>
               <w:snapToGrid w:val="0"/>
               <w:spacing w:before="173" w:line="267" w:lineRule="exact"/>
-              <w:ind w:left="0" w:right="0" w:firstLine="0" w:leftChars="0" w:rightChars="0" w:firstLineChars="0"/>
+              <w:ind w:left="0" w:leftChars="0" w:right="0" w:rightChars="0" w:firstLine="0" w:firstLineChars="0"/>
               <w:jc w:val="center"/>
               <w:textAlignment w:val="baseline"/>
               <w:rPr>
-                <w:rFonts w:ascii="宋体" w:eastAsia="宋体" w:hAnsi="宋体" w:cs="宋体" w:hint="default"/>
+                <w:rFonts w:hint="default" w:ascii="宋体" w:hAnsi="宋体" w:eastAsia="宋体" w:cs="宋体"/>
                 <w:sz w:val="20"/>
                 <w:szCs w:val="20"/>
                 <w:lang w:val="en-US" w:eastAsia="zh-CN"/>
@@ -1136,7 +1199,7 @@
             </w:pPr>
             <w:r>
               <w:rPr>
-                <w:rFonts w:ascii="宋体" w:eastAsia="宋体" w:hAnsi="宋体" w:cs="宋体"/>
+                <w:rFonts w:ascii="宋体" w:hAnsi="宋体" w:eastAsia="宋体" w:cs="宋体"/>
                 <w:spacing w:val="3"/>
                 <w:position w:val="1"/>
                 <w:sz w:val="20"/>
@@ -1146,7 +1209,7 @@
             </w:r>
             <w:r>
               <w:rPr>
-                <w:rFonts w:ascii="宋体" w:hAnsi="宋体" w:cs="宋体" w:hint="eastAsia"/>
+                <w:rFonts w:hint="eastAsia" w:ascii="宋体" w:hAnsi="宋体" w:cs="宋体"/>
                 <w:spacing w:val="3"/>
                 <w:position w:val="1"/>
                 <w:sz w:val="20"/>
@@ -1157,7 +1220,7 @@
             </w:r>
             <w:r>
               <w:rPr>
-                <w:rFonts w:ascii="宋体" w:eastAsia="宋体" w:hAnsi="宋体" w:cs="宋体"/>
+                <w:rFonts w:ascii="宋体" w:hAnsi="宋体" w:eastAsia="宋体" w:cs="宋体"/>
                 <w:spacing w:val="3"/>
                 <w:position w:val="1"/>
                 <w:sz w:val="20"/>
@@ -1167,7 +1230,7 @@
             </w:r>
             <w:r>
               <w:rPr>
-                <w:rFonts w:ascii="宋体" w:hAnsi="宋体" w:cs="宋体" w:hint="eastAsia"/>
+                <w:rFonts w:hint="eastAsia" w:ascii="宋体" w:hAnsi="宋体" w:cs="宋体"/>
                 <w:spacing w:val="3"/>
                 <w:position w:val="1"/>
                 <w:sz w:val="20"/>
@@ -1198,18 +1261,18 @@
               <w:adjustRightInd w:val="0"/>
               <w:snapToGrid w:val="0"/>
               <w:spacing w:before="173" w:line="267" w:lineRule="exact"/>
-              <w:ind w:left="0" w:right="0" w:firstLine="0" w:leftChars="0" w:rightChars="0" w:firstLineChars="0"/>
+              <w:ind w:left="0" w:leftChars="0" w:right="0" w:rightChars="0" w:firstLine="0" w:firstLineChars="0"/>
               <w:jc w:val="center"/>
               <w:textAlignment w:val="baseline"/>
               <w:rPr>
-                <w:rFonts w:ascii="宋体" w:eastAsia="宋体" w:hAnsi="宋体" w:cs="宋体"/>
+                <w:rFonts w:ascii="宋体" w:hAnsi="宋体" w:eastAsia="宋体" w:cs="宋体"/>
                 <w:sz w:val="20"/>
                 <w:szCs w:val="20"/>
               </w:rPr>
             </w:pPr>
             <w:r>
               <w:rPr>
-                <w:rFonts w:ascii="宋体" w:eastAsia="宋体" w:hAnsi="宋体" w:cs="宋体"/>
+                <w:rFonts w:ascii="宋体" w:hAnsi="宋体" w:eastAsia="宋体" w:cs="宋体"/>
                 <w:spacing w:val="4"/>
                 <w:position w:val="1"/>
                 <w:sz w:val="20"/>
@@ -1239,18 +1302,18 @@
               <w:adjustRightInd w:val="0"/>
               <w:snapToGrid w:val="0"/>
               <w:spacing w:before="172" w:line="228" w:lineRule="auto"/>
-              <w:ind w:left="0" w:right="0" w:firstLine="0" w:leftChars="0" w:rightChars="0" w:firstLineChars="0"/>
+              <w:ind w:left="0" w:leftChars="0" w:right="0" w:rightChars="0" w:firstLine="0" w:firstLineChars="0"/>
               <w:jc w:val="center"/>
               <w:textAlignment w:val="baseline"/>
               <w:rPr>
-                <w:rFonts w:ascii="宋体" w:eastAsia="宋体" w:hAnsi="宋体" w:cs="宋体"/>
+                <w:rFonts w:ascii="宋体" w:hAnsi="宋体" w:eastAsia="宋体" w:cs="宋体"/>
                 <w:sz w:val="20"/>
                 <w:szCs w:val="20"/>
               </w:rPr>
             </w:pPr>
             <w:r>
               <w:rPr>
-                <w:rFonts w:ascii="宋体" w:eastAsia="宋体" w:hAnsi="宋体" w:cs="宋体"/>
+                <w:rFonts w:ascii="宋体" w:hAnsi="宋体" w:eastAsia="宋体" w:cs="宋体"/>
                 <w:spacing w:val="7"/>
                 <w:sz w:val="20"/>
                 <w:szCs w:val="20"/>
@@ -1279,11 +1342,11 @@
               <w:adjustRightInd w:val="0"/>
               <w:snapToGrid w:val="0"/>
               <w:spacing w:before="173" w:line="229" w:lineRule="auto"/>
-              <w:ind w:left="0" w:right="0" w:firstLine="0" w:leftChars="0" w:rightChars="0" w:firstLineChars="0"/>
+              <w:ind w:left="0" w:leftChars="0" w:right="0" w:rightChars="0" w:firstLine="0" w:firstLineChars="0"/>
               <w:jc w:val="center"/>
               <w:textAlignment w:val="baseline"/>
               <w:rPr>
-                <w:rFonts w:ascii="宋体" w:eastAsia="宋体" w:hAnsi="宋体" w:cs="宋体"/>
+                <w:rFonts w:ascii="宋体" w:hAnsi="宋体" w:eastAsia="宋体" w:cs="宋体"/>
                 <w:sz w:val="20"/>
                 <w:szCs w:val="20"/>
               </w:rPr>
@@ -1300,9 +1363,14 @@
       </w:tr>
       <w:tr>
         <w:tblPrEx>
-          <w:tblW w:w="7137" w:type="dxa"/>
-          <w:jc w:val="center"/>
-          <w:tblLayout w:type="fixed"/>
+          <w:tblBorders>
+            <w:top w:val="single" w:color="000000" w:sz="2" w:space="0"/>
+            <w:left w:val="single" w:color="000000" w:sz="2" w:space="0"/>
+            <w:bottom w:val="single" w:color="000000" w:sz="2" w:space="0"/>
+            <w:right w:val="single" w:color="000000" w:sz="2" w:space="0"/>
+            <w:insideH w:val="single" w:color="000000" w:sz="2" w:space="0"/>
+            <w:insideV w:val="single" w:color="000000" w:sz="2" w:space="0"/>
+          </w:tblBorders>
           <w:tblCellMar>
             <w:top w:w="0" w:type="dxa"/>
             <w:left w:w="0" w:type="dxa"/>
@@ -1311,7 +1379,7 @@
           </w:tblCellMar>
         </w:tblPrEx>
         <w:trPr>
-          <w:trHeight w:val="556"/>
+          <w:trHeight w:val="556" w:hRule="atLeast"/>
           <w:jc w:val="center"/>
         </w:trPr>
         <w:tc>
@@ -1320,7 +1388,7 @@
           </w:tcPr>
           <w:p>
             <w:pPr>
-              <w:pStyle w:val="TableText"/>
+              <w:pStyle w:val="27"/>
               <w:keepNext w:val="0"/>
               <w:keepLines w:val="0"/>
               <w:pageBreakBefore w:val="0"/>
@@ -1334,7 +1402,7 @@
               <w:bidi w:val="0"/>
               <w:adjustRightInd w:val="0"/>
               <w:snapToGrid w:val="0"/>
-              <w:ind w:left="0" w:right="0" w:firstLine="0" w:leftChars="0" w:rightChars="0" w:firstLineChars="0"/>
+              <w:ind w:left="0" w:leftChars="0" w:right="0" w:rightChars="0" w:firstLine="0" w:firstLineChars="0"/>
               <w:jc w:val="center"/>
               <w:textAlignment w:val="baseline"/>
             </w:pPr>
@@ -1346,7 +1414,7 @@
           </w:tcPr>
           <w:p>
             <w:pPr>
-              <w:pStyle w:val="TableText"/>
+              <w:pStyle w:val="27"/>
               <w:keepNext w:val="0"/>
               <w:keepLines w:val="0"/>
               <w:pageBreakBefore w:val="0"/>
@@ -1360,7 +1428,7 @@
               <w:bidi w:val="0"/>
               <w:adjustRightInd w:val="0"/>
               <w:snapToGrid w:val="0"/>
-              <w:ind w:left="0" w:right="0" w:firstLine="0" w:leftChars="0" w:rightChars="0" w:firstLineChars="0"/>
+              <w:ind w:left="0" w:leftChars="0" w:right="0" w:rightChars="0" w:firstLine="0" w:firstLineChars="0"/>
               <w:jc w:val="center"/>
               <w:textAlignment w:val="baseline"/>
             </w:pPr>
@@ -1372,7 +1440,7 @@
           </w:tcPr>
           <w:p>
             <w:pPr>
-              <w:pStyle w:val="TableText"/>
+              <w:pStyle w:val="27"/>
               <w:keepNext w:val="0"/>
               <w:keepLines w:val="0"/>
               <w:pageBreakBefore w:val="0"/>
@@ -1386,7 +1454,7 @@
               <w:bidi w:val="0"/>
               <w:adjustRightInd w:val="0"/>
               <w:snapToGrid w:val="0"/>
-              <w:ind w:left="0" w:right="0" w:firstLine="0" w:leftChars="0" w:rightChars="0" w:firstLineChars="0"/>
+              <w:ind w:left="0" w:leftChars="0" w:right="0" w:rightChars="0" w:firstLine="0" w:firstLineChars="0"/>
               <w:jc w:val="center"/>
               <w:textAlignment w:val="baseline"/>
             </w:pPr>
@@ -1398,7 +1466,7 @@
           </w:tcPr>
           <w:p>
             <w:pPr>
-              <w:pStyle w:val="TableText"/>
+              <w:pStyle w:val="27"/>
               <w:keepNext w:val="0"/>
               <w:keepLines w:val="0"/>
               <w:pageBreakBefore w:val="0"/>
@@ -1412,7 +1480,7 @@
               <w:bidi w:val="0"/>
               <w:adjustRightInd w:val="0"/>
               <w:snapToGrid w:val="0"/>
-              <w:ind w:left="0" w:right="0" w:firstLine="0" w:leftChars="0" w:rightChars="0" w:firstLineChars="0"/>
+              <w:ind w:left="0" w:leftChars="0" w:right="0" w:rightChars="0" w:firstLine="0" w:firstLineChars="0"/>
               <w:jc w:val="center"/>
               <w:textAlignment w:val="baseline"/>
             </w:pPr>
@@ -1421,9 +1489,14 @@
       </w:tr>
       <w:tr>
         <w:tblPrEx>
-          <w:tblW w:w="7137" w:type="dxa"/>
-          <w:jc w:val="center"/>
-          <w:tblLayout w:type="fixed"/>
+          <w:tblBorders>
+            <w:top w:val="single" w:color="000000" w:sz="2" w:space="0"/>
+            <w:left w:val="single" w:color="000000" w:sz="2" w:space="0"/>
+            <w:bottom w:val="single" w:color="000000" w:sz="2" w:space="0"/>
+            <w:right w:val="single" w:color="000000" w:sz="2" w:space="0"/>
+            <w:insideH w:val="single" w:color="000000" w:sz="2" w:space="0"/>
+            <w:insideV w:val="single" w:color="000000" w:sz="2" w:space="0"/>
+          </w:tblBorders>
           <w:tblCellMar>
             <w:top w:w="0" w:type="dxa"/>
             <w:left w:w="0" w:type="dxa"/>
@@ -1432,7 +1505,7 @@
           </w:tblCellMar>
         </w:tblPrEx>
         <w:trPr>
-          <w:trHeight w:val="556"/>
+          <w:trHeight w:val="556" w:hRule="atLeast"/>
           <w:jc w:val="center"/>
         </w:trPr>
         <w:tc>
@@ -1441,7 +1514,7 @@
           </w:tcPr>
           <w:p>
             <w:pPr>
-              <w:pStyle w:val="TableText"/>
+              <w:pStyle w:val="27"/>
               <w:keepNext w:val="0"/>
               <w:keepLines w:val="0"/>
               <w:pageBreakBefore w:val="0"/>
@@ -1455,7 +1528,7 @@
               <w:bidi w:val="0"/>
               <w:adjustRightInd w:val="0"/>
               <w:snapToGrid w:val="0"/>
-              <w:ind w:left="0" w:right="0" w:firstLine="0" w:leftChars="0" w:rightChars="0" w:firstLineChars="0"/>
+              <w:ind w:left="0" w:leftChars="0" w:right="0" w:rightChars="0" w:firstLine="0" w:firstLineChars="0"/>
               <w:jc w:val="center"/>
               <w:textAlignment w:val="baseline"/>
             </w:pPr>
@@ -1467,7 +1540,7 @@
           </w:tcPr>
           <w:p>
             <w:pPr>
-              <w:pStyle w:val="TableText"/>
+              <w:pStyle w:val="27"/>
               <w:keepNext w:val="0"/>
               <w:keepLines w:val="0"/>
               <w:pageBreakBefore w:val="0"/>
@@ -1481,7 +1554,7 @@
               <w:bidi w:val="0"/>
               <w:adjustRightInd w:val="0"/>
               <w:snapToGrid w:val="0"/>
-              <w:ind w:left="0" w:right="0" w:firstLine="0" w:leftChars="0" w:rightChars="0" w:firstLineChars="0"/>
+              <w:ind w:left="0" w:leftChars="0" w:right="0" w:rightChars="0" w:firstLine="0" w:firstLineChars="0"/>
               <w:jc w:val="center"/>
               <w:textAlignment w:val="baseline"/>
             </w:pPr>
@@ -1493,7 +1566,7 @@
           </w:tcPr>
           <w:p>
             <w:pPr>
-              <w:pStyle w:val="TableText"/>
+              <w:pStyle w:val="27"/>
               <w:keepNext w:val="0"/>
               <w:keepLines w:val="0"/>
               <w:pageBreakBefore w:val="0"/>
@@ -1507,7 +1580,7 @@
               <w:bidi w:val="0"/>
               <w:adjustRightInd w:val="0"/>
               <w:snapToGrid w:val="0"/>
-              <w:ind w:left="0" w:right="0" w:firstLine="0" w:leftChars="0" w:rightChars="0" w:firstLineChars="0"/>
+              <w:ind w:left="0" w:leftChars="0" w:right="0" w:rightChars="0" w:firstLine="0" w:firstLineChars="0"/>
               <w:jc w:val="center"/>
               <w:textAlignment w:val="baseline"/>
             </w:pPr>
@@ -1519,7 +1592,7 @@
           </w:tcPr>
           <w:p>
             <w:pPr>
-              <w:pStyle w:val="TableText"/>
+              <w:pStyle w:val="27"/>
               <w:keepNext w:val="0"/>
               <w:keepLines w:val="0"/>
               <w:pageBreakBefore w:val="0"/>
@@ -1533,7 +1606,7 @@
               <w:bidi w:val="0"/>
               <w:adjustRightInd w:val="0"/>
               <w:snapToGrid w:val="0"/>
-              <w:ind w:left="0" w:right="0" w:firstLine="0" w:leftChars="0" w:rightChars="0" w:firstLineChars="0"/>
+              <w:ind w:left="0" w:leftChars="0" w:right="0" w:rightChars="0" w:firstLine="0" w:firstLineChars="0"/>
               <w:jc w:val="center"/>
               <w:textAlignment w:val="baseline"/>
             </w:pPr>
@@ -1542,9 +1615,14 @@
       </w:tr>
       <w:tr>
         <w:tblPrEx>
-          <w:tblW w:w="7137" w:type="dxa"/>
-          <w:jc w:val="center"/>
-          <w:tblLayout w:type="fixed"/>
+          <w:tblBorders>
+            <w:top w:val="single" w:color="000000" w:sz="2" w:space="0"/>
+            <w:left w:val="single" w:color="000000" w:sz="2" w:space="0"/>
+            <w:bottom w:val="single" w:color="000000" w:sz="2" w:space="0"/>
+            <w:right w:val="single" w:color="000000" w:sz="2" w:space="0"/>
+            <w:insideH w:val="single" w:color="000000" w:sz="2" w:space="0"/>
+            <w:insideV w:val="single" w:color="000000" w:sz="2" w:space="0"/>
+          </w:tblBorders>
           <w:tblCellMar>
             <w:top w:w="0" w:type="dxa"/>
             <w:left w:w="0" w:type="dxa"/>
@@ -1553,7 +1631,7 @@
           </w:tblCellMar>
         </w:tblPrEx>
         <w:trPr>
-          <w:trHeight w:val="557"/>
+          <w:trHeight w:val="557" w:hRule="atLeast"/>
           <w:jc w:val="center"/>
         </w:trPr>
         <w:tc>
@@ -1562,7 +1640,7 @@
           </w:tcPr>
           <w:p>
             <w:pPr>
-              <w:pStyle w:val="TableText"/>
+              <w:pStyle w:val="27"/>
               <w:keepNext w:val="0"/>
               <w:keepLines w:val="0"/>
               <w:pageBreakBefore w:val="0"/>
@@ -1576,7 +1654,7 @@
               <w:bidi w:val="0"/>
               <w:adjustRightInd w:val="0"/>
               <w:snapToGrid w:val="0"/>
-              <w:ind w:left="0" w:right="0" w:firstLine="0" w:leftChars="0" w:rightChars="0" w:firstLineChars="0"/>
+              <w:ind w:left="0" w:leftChars="0" w:right="0" w:rightChars="0" w:firstLine="0" w:firstLineChars="0"/>
               <w:jc w:val="center"/>
               <w:textAlignment w:val="baseline"/>
             </w:pPr>
@@ -1588,7 +1666,7 @@
           </w:tcPr>
           <w:p>
             <w:pPr>
-              <w:pStyle w:val="TableText"/>
+              <w:pStyle w:val="27"/>
               <w:keepNext w:val="0"/>
               <w:keepLines w:val="0"/>
               <w:pageBreakBefore w:val="0"/>
@@ -1602,7 +1680,7 @@
               <w:bidi w:val="0"/>
               <w:adjustRightInd w:val="0"/>
               <w:snapToGrid w:val="0"/>
-              <w:ind w:left="0" w:right="0" w:firstLine="0" w:leftChars="0" w:rightChars="0" w:firstLineChars="0"/>
+              <w:ind w:left="0" w:leftChars="0" w:right="0" w:rightChars="0" w:firstLine="0" w:firstLineChars="0"/>
               <w:jc w:val="center"/>
               <w:textAlignment w:val="baseline"/>
             </w:pPr>
@@ -1614,7 +1692,7 @@
           </w:tcPr>
           <w:p>
             <w:pPr>
-              <w:pStyle w:val="TableText"/>
+              <w:pStyle w:val="27"/>
               <w:keepNext w:val="0"/>
               <w:keepLines w:val="0"/>
               <w:pageBreakBefore w:val="0"/>
@@ -1628,7 +1706,7 @@
               <w:bidi w:val="0"/>
               <w:adjustRightInd w:val="0"/>
               <w:snapToGrid w:val="0"/>
-              <w:ind w:left="0" w:right="0" w:firstLine="0" w:leftChars="0" w:rightChars="0" w:firstLineChars="0"/>
+              <w:ind w:left="0" w:leftChars="0" w:right="0" w:rightChars="0" w:firstLine="0" w:firstLineChars="0"/>
               <w:jc w:val="center"/>
               <w:textAlignment w:val="baseline"/>
             </w:pPr>
@@ -1640,7 +1718,7 @@
           </w:tcPr>
           <w:p>
             <w:pPr>
-              <w:pStyle w:val="TableText"/>
+              <w:pStyle w:val="27"/>
               <w:keepNext w:val="0"/>
               <w:keepLines w:val="0"/>
               <w:pageBreakBefore w:val="0"/>
@@ -1654,7 +1732,7 @@
               <w:bidi w:val="0"/>
               <w:adjustRightInd w:val="0"/>
               <w:snapToGrid w:val="0"/>
-              <w:ind w:left="0" w:right="0" w:firstLine="0" w:leftChars="0" w:rightChars="0" w:firstLineChars="0"/>
+              <w:ind w:left="0" w:leftChars="0" w:right="0" w:rightChars="0" w:firstLine="0" w:firstLineChars="0"/>
               <w:jc w:val="center"/>
               <w:textAlignment w:val="baseline"/>
             </w:pPr>
@@ -1686,7 +1764,7 @@
     <w:sdt>
       <w:sdtPr>
         <w:rPr>
-          <w:rFonts w:ascii="宋体" w:eastAsia="宋体" w:hAnsi="宋体" w:cs="Arial"/>
+          <w:rFonts w:ascii="宋体" w:hAnsi="宋体" w:eastAsia="宋体" w:cs="Arial"/>
           <w:snapToGrid w:val="0"/>
           <w:color w:val="000000"/>
           <w:kern w:val="0"/>
@@ -1702,7 +1780,7 @@
       </w:sdtPr>
       <w:sdtEndPr>
         <w:rPr>
-          <w:rFonts w:ascii="宋体" w:eastAsia="宋体" w:hAnsi="宋体" w:cs="宋体" w:hint="eastAsia"/>
+          <w:rFonts w:hint="eastAsia" w:ascii="宋体" w:hAnsi="宋体" w:eastAsia="宋体" w:cs="宋体"/>
           <w:snapToGrid w:val="0"/>
           <w:color w:val="000000"/>
           <w:kern w:val="0"/>
@@ -1728,18 +1806,18 @@
             <w:adjustRightInd w:val="0"/>
             <w:snapToGrid w:val="0"/>
             <w:spacing w:before="0" w:beforeLines="0" w:after="0" w:afterLines="0" w:line="240" w:lineRule="auto"/>
-            <w:ind w:left="0" w:right="0" w:firstLine="0" w:leftChars="0" w:rightChars="0" w:firstLineChars="0"/>
+            <w:ind w:left="0" w:leftChars="0" w:right="0" w:rightChars="0" w:firstLine="0" w:firstLineChars="0"/>
             <w:jc w:val="center"/>
             <w:textAlignment w:val="baseline"/>
             <w:rPr>
-              <w:rFonts w:ascii="宋体" w:eastAsia="宋体" w:hAnsi="宋体" w:cs="宋体" w:hint="eastAsia"/>
+              <w:rFonts w:hint="eastAsia" w:ascii="宋体" w:hAnsi="宋体" w:eastAsia="宋体" w:cs="宋体"/>
               <w:sz w:val="24"/>
               <w:szCs w:val="24"/>
             </w:rPr>
           </w:pPr>
           <w:r>
             <w:rPr>
-              <w:rFonts w:ascii="宋体" w:eastAsia="宋体" w:hAnsi="宋体" w:cs="宋体" w:hint="eastAsia"/>
+              <w:rFonts w:hint="eastAsia" w:ascii="宋体" w:hAnsi="宋体" w:eastAsia="宋体" w:cs="宋体"/>
               <w:sz w:val="24"/>
               <w:szCs w:val="24"/>
             </w:rPr>
@@ -1748,7 +1826,7 @@
         </w:p>
         <w:p>
           <w:pPr>
-            <w:pStyle w:val="TOC1"/>
+            <w:pStyle w:val="16"/>
             <w:keepNext w:val="0"/>
             <w:keepLines w:val="0"/>
             <w:pageBreakBefore w:val="0"/>
@@ -1769,7 +1847,7 @@
           </w:pPr>
           <w:r>
             <w:rPr>
-              <w:rFonts w:ascii="宋体" w:eastAsia="宋体" w:hAnsi="宋体" w:cs="宋体" w:hint="eastAsia"/>
+              <w:rFonts w:hint="eastAsia" w:ascii="宋体" w:hAnsi="宋体" w:eastAsia="宋体" w:cs="宋体"/>
               <w:sz w:val="24"/>
               <w:szCs w:val="24"/>
             </w:rPr>
@@ -1777,7 +1855,7 @@
           </w:r>
           <w:r>
             <w:rPr>
-              <w:rFonts w:ascii="宋体" w:eastAsia="宋体" w:hAnsi="宋体" w:cs="宋体" w:hint="eastAsia"/>
+              <w:rFonts w:hint="eastAsia" w:ascii="宋体" w:hAnsi="宋体" w:eastAsia="宋体" w:cs="宋体"/>
               <w:sz w:val="24"/>
               <w:szCs w:val="24"/>
             </w:rPr>
@@ -1785,7 +1863,7 @@
           </w:r>
           <w:r>
             <w:rPr>
-              <w:rFonts w:ascii="宋体" w:eastAsia="宋体" w:hAnsi="宋体" w:cs="宋体" w:hint="eastAsia"/>
+              <w:rFonts w:hint="eastAsia" w:ascii="宋体" w:hAnsi="宋体" w:eastAsia="宋体" w:cs="宋体"/>
               <w:sz w:val="24"/>
               <w:szCs w:val="24"/>
             </w:rPr>
@@ -1793,21 +1871,21 @@
           </w:r>
           <w:r>
             <w:rPr>
-              <w:rFonts w:ascii="宋体" w:eastAsia="宋体" w:hAnsi="宋体" w:cs="宋体" w:hint="eastAsia"/>
+              <w:rFonts w:hint="eastAsia" w:ascii="宋体" w:hAnsi="宋体" w:eastAsia="宋体" w:cs="宋体"/>
               <w:szCs w:val="24"/>
             </w:rPr>
             <w:fldChar w:fldCharType="begin"/>
           </w:r>
           <w:r>
             <w:rPr>
-              <w:rFonts w:ascii="宋体" w:eastAsia="宋体" w:hAnsi="宋体" w:cs="宋体" w:hint="eastAsia"/>
+              <w:rFonts w:hint="eastAsia" w:ascii="宋体" w:hAnsi="宋体" w:eastAsia="宋体" w:cs="宋体"/>
               <w:szCs w:val="24"/>
             </w:rPr>
             <w:instrText xml:space="preserve"> HYPERLINK \l _Toc1857 </w:instrText>
           </w:r>
           <w:r>
             <w:rPr>
-              <w:rFonts w:ascii="宋体" w:eastAsia="宋体" w:hAnsi="宋体" w:cs="宋体" w:hint="eastAsia"/>
+              <w:rFonts w:hint="eastAsia" w:ascii="宋体" w:hAnsi="宋体" w:eastAsia="宋体" w:cs="宋体"/>
               <w:szCs w:val="24"/>
             </w:rPr>
             <w:fldChar w:fldCharType="separate"/>
@@ -1839,7 +1917,7 @@
           </w:r>
           <w:r>
             <w:rPr>
-              <w:rFonts w:ascii="宋体" w:eastAsia="宋体" w:hAnsi="宋体" w:cs="宋体" w:hint="eastAsia"/>
+              <w:rFonts w:hint="eastAsia" w:ascii="宋体" w:hAnsi="宋体" w:eastAsia="宋体" w:cs="宋体"/>
               <w:szCs w:val="24"/>
             </w:rPr>
             <w:fldChar w:fldCharType="end"/>
@@ -1847,7 +1925,7 @@
         </w:p>
         <w:p>
           <w:pPr>
-            <w:pStyle w:val="TOC1"/>
+            <w:pStyle w:val="16"/>
             <w:keepNext w:val="0"/>
             <w:keepLines w:val="0"/>
             <w:pageBreakBefore w:val="0"/>
@@ -1868,21 +1946,21 @@
           </w:pPr>
           <w:r>
             <w:rPr>
-              <w:rFonts w:ascii="宋体" w:eastAsia="宋体" w:hAnsi="宋体" w:cs="宋体" w:hint="eastAsia"/>
+              <w:rFonts w:hint="eastAsia" w:ascii="宋体" w:hAnsi="宋体" w:eastAsia="宋体" w:cs="宋体"/>
               <w:szCs w:val="24"/>
             </w:rPr>
             <w:fldChar w:fldCharType="begin"/>
           </w:r>
           <w:r>
             <w:rPr>
-              <w:rFonts w:ascii="宋体" w:eastAsia="宋体" w:hAnsi="宋体" w:cs="宋体" w:hint="eastAsia"/>
+              <w:rFonts w:hint="eastAsia" w:ascii="宋体" w:hAnsi="宋体" w:eastAsia="宋体" w:cs="宋体"/>
               <w:szCs w:val="24"/>
             </w:rPr>
             <w:instrText xml:space="preserve"> HYPERLINK \l _Toc11815 </w:instrText>
           </w:r>
           <w:r>
             <w:rPr>
-              <w:rFonts w:ascii="宋体" w:eastAsia="宋体" w:hAnsi="宋体" w:cs="宋体" w:hint="eastAsia"/>
+              <w:rFonts w:hint="eastAsia" w:ascii="宋体" w:hAnsi="宋体" w:eastAsia="宋体" w:cs="宋体"/>
               <w:szCs w:val="24"/>
             </w:rPr>
             <w:fldChar w:fldCharType="separate"/>
@@ -1914,7 +1992,7 @@
           </w:r>
           <w:r>
             <w:rPr>
-              <w:rFonts w:ascii="宋体" w:eastAsia="宋体" w:hAnsi="宋体" w:cs="宋体" w:hint="eastAsia"/>
+              <w:rFonts w:hint="eastAsia" w:ascii="宋体" w:hAnsi="宋体" w:eastAsia="宋体" w:cs="宋体"/>
               <w:szCs w:val="24"/>
             </w:rPr>
             <w:fldChar w:fldCharType="end"/>
@@ -1922,7 +2000,7 @@
         </w:p>
         <w:p>
           <w:pPr>
-            <w:pStyle w:val="TOC1"/>
+            <w:pStyle w:val="16"/>
             <w:keepNext w:val="0"/>
             <w:keepLines w:val="0"/>
             <w:pageBreakBefore w:val="0"/>
@@ -1943,21 +2021,21 @@
           </w:pPr>
           <w:r>
             <w:rPr>
-              <w:rFonts w:ascii="宋体" w:eastAsia="宋体" w:hAnsi="宋体" w:cs="宋体" w:hint="eastAsia"/>
+              <w:rFonts w:hint="eastAsia" w:ascii="宋体" w:hAnsi="宋体" w:eastAsia="宋体" w:cs="宋体"/>
               <w:szCs w:val="24"/>
             </w:rPr>
             <w:fldChar w:fldCharType="begin"/>
           </w:r>
           <w:r>
             <w:rPr>
-              <w:rFonts w:ascii="宋体" w:eastAsia="宋体" w:hAnsi="宋体" w:cs="宋体" w:hint="eastAsia"/>
+              <w:rFonts w:hint="eastAsia" w:ascii="宋体" w:hAnsi="宋体" w:eastAsia="宋体" w:cs="宋体"/>
               <w:szCs w:val="24"/>
             </w:rPr>
             <w:instrText xml:space="preserve"> HYPERLINK \l _Toc31446 </w:instrText>
           </w:r>
           <w:r>
             <w:rPr>
-              <w:rFonts w:ascii="宋体" w:eastAsia="宋体" w:hAnsi="宋体" w:cs="宋体" w:hint="eastAsia"/>
+              <w:rFonts w:hint="eastAsia" w:ascii="宋体" w:hAnsi="宋体" w:eastAsia="宋体" w:cs="宋体"/>
               <w:szCs w:val="24"/>
             </w:rPr>
             <w:fldChar w:fldCharType="separate"/>
@@ -1989,7 +2067,7 @@
           </w:r>
           <w:r>
             <w:rPr>
-              <w:rFonts w:ascii="宋体" w:eastAsia="宋体" w:hAnsi="宋体" w:cs="宋体" w:hint="eastAsia"/>
+              <w:rFonts w:hint="eastAsia" w:ascii="宋体" w:hAnsi="宋体" w:eastAsia="宋体" w:cs="宋体"/>
               <w:szCs w:val="24"/>
             </w:rPr>
             <w:fldChar w:fldCharType="end"/>
@@ -1997,7 +2075,7 @@
         </w:p>
         <w:p>
           <w:pPr>
-            <w:pStyle w:val="TOC1"/>
+            <w:pStyle w:val="16"/>
             <w:keepNext w:val="0"/>
             <w:keepLines w:val="0"/>
             <w:pageBreakBefore w:val="0"/>
@@ -2018,21 +2096,21 @@
           </w:pPr>
           <w:r>
             <w:rPr>
-              <w:rFonts w:ascii="宋体" w:eastAsia="宋体" w:hAnsi="宋体" w:cs="宋体" w:hint="eastAsia"/>
+              <w:rFonts w:hint="eastAsia" w:ascii="宋体" w:hAnsi="宋体" w:eastAsia="宋体" w:cs="宋体"/>
               <w:szCs w:val="24"/>
             </w:rPr>
             <w:fldChar w:fldCharType="begin"/>
           </w:r>
           <w:r>
             <w:rPr>
-              <w:rFonts w:ascii="宋体" w:eastAsia="宋体" w:hAnsi="宋体" w:cs="宋体" w:hint="eastAsia"/>
+              <w:rFonts w:hint="eastAsia" w:ascii="宋体" w:hAnsi="宋体" w:eastAsia="宋体" w:cs="宋体"/>
               <w:szCs w:val="24"/>
             </w:rPr>
             <w:instrText xml:space="preserve"> HYPERLINK \l _Toc29392 </w:instrText>
           </w:r>
           <w:r>
             <w:rPr>
-              <w:rFonts w:ascii="宋体" w:eastAsia="宋体" w:hAnsi="宋体" w:cs="宋体" w:hint="eastAsia"/>
+              <w:rFonts w:hint="eastAsia" w:ascii="宋体" w:hAnsi="宋体" w:eastAsia="宋体" w:cs="宋体"/>
               <w:szCs w:val="24"/>
             </w:rPr>
             <w:fldChar w:fldCharType="separate"/>
@@ -2064,7 +2142,7 @@
           </w:r>
           <w:r>
             <w:rPr>
-              <w:rFonts w:ascii="宋体" w:eastAsia="宋体" w:hAnsi="宋体" w:cs="宋体" w:hint="eastAsia"/>
+              <w:rFonts w:hint="eastAsia" w:ascii="宋体" w:hAnsi="宋体" w:eastAsia="宋体" w:cs="宋体"/>
               <w:szCs w:val="24"/>
             </w:rPr>
             <w:fldChar w:fldCharType="end"/>
@@ -2072,7 +2150,7 @@
         </w:p>
         <w:p>
           <w:pPr>
-            <w:pStyle w:val="TOC2"/>
+            <w:pStyle w:val="17"/>
             <w:keepNext w:val="0"/>
             <w:keepLines w:val="0"/>
             <w:pageBreakBefore w:val="0"/>
@@ -2093,21 +2171,21 @@
           </w:pPr>
           <w:r>
             <w:rPr>
-              <w:rFonts w:ascii="宋体" w:eastAsia="宋体" w:hAnsi="宋体" w:cs="宋体" w:hint="eastAsia"/>
+              <w:rFonts w:hint="eastAsia" w:ascii="宋体" w:hAnsi="宋体" w:eastAsia="宋体" w:cs="宋体"/>
               <w:szCs w:val="24"/>
             </w:rPr>
             <w:fldChar w:fldCharType="begin"/>
           </w:r>
           <w:r>
             <w:rPr>
-              <w:rFonts w:ascii="宋体" w:eastAsia="宋体" w:hAnsi="宋体" w:cs="宋体" w:hint="eastAsia"/>
+              <w:rFonts w:hint="eastAsia" w:ascii="宋体" w:hAnsi="宋体" w:eastAsia="宋体" w:cs="宋体"/>
               <w:szCs w:val="24"/>
             </w:rPr>
             <w:instrText xml:space="preserve"> HYPERLINK \l _Toc19004 </w:instrText>
           </w:r>
           <w:r>
             <w:rPr>
-              <w:rFonts w:ascii="宋体" w:eastAsia="宋体" w:hAnsi="宋体" w:cs="宋体" w:hint="eastAsia"/>
+              <w:rFonts w:hint="eastAsia" w:ascii="宋体" w:hAnsi="宋体" w:eastAsia="宋体" w:cs="宋体"/>
               <w:szCs w:val="24"/>
             </w:rPr>
             <w:fldChar w:fldCharType="separate"/>
@@ -2139,7 +2217,7 @@
           </w:r>
           <w:r>
             <w:rPr>
-              <w:rFonts w:ascii="宋体" w:eastAsia="宋体" w:hAnsi="宋体" w:cs="宋体" w:hint="eastAsia"/>
+              <w:rFonts w:hint="eastAsia" w:ascii="宋体" w:hAnsi="宋体" w:eastAsia="宋体" w:cs="宋体"/>
               <w:szCs w:val="24"/>
             </w:rPr>
             <w:fldChar w:fldCharType="end"/>
@@ -2147,7 +2225,7 @@
         </w:p>
         <w:p>
           <w:pPr>
-            <w:pStyle w:val="TOC2"/>
+            <w:pStyle w:val="17"/>
             <w:keepNext w:val="0"/>
             <w:keepLines w:val="0"/>
             <w:pageBreakBefore w:val="0"/>
@@ -2168,21 +2246,21 @@
           </w:pPr>
           <w:r>
             <w:rPr>
-              <w:rFonts w:ascii="宋体" w:eastAsia="宋体" w:hAnsi="宋体" w:cs="宋体" w:hint="eastAsia"/>
+              <w:rFonts w:hint="eastAsia" w:ascii="宋体" w:hAnsi="宋体" w:eastAsia="宋体" w:cs="宋体"/>
               <w:szCs w:val="24"/>
             </w:rPr>
             <w:fldChar w:fldCharType="begin"/>
           </w:r>
           <w:r>
             <w:rPr>
-              <w:rFonts w:ascii="宋体" w:eastAsia="宋体" w:hAnsi="宋体" w:cs="宋体" w:hint="eastAsia"/>
+              <w:rFonts w:hint="eastAsia" w:ascii="宋体" w:hAnsi="宋体" w:eastAsia="宋体" w:cs="宋体"/>
               <w:szCs w:val="24"/>
             </w:rPr>
             <w:instrText xml:space="preserve"> HYPERLINK \l _Toc14749 </w:instrText>
           </w:r>
           <w:r>
             <w:rPr>
-              <w:rFonts w:ascii="宋体" w:eastAsia="宋体" w:hAnsi="宋体" w:cs="宋体" w:hint="eastAsia"/>
+              <w:rFonts w:hint="eastAsia" w:ascii="宋体" w:hAnsi="宋体" w:eastAsia="宋体" w:cs="宋体"/>
               <w:szCs w:val="24"/>
             </w:rPr>
             <w:fldChar w:fldCharType="separate"/>
@@ -2214,7 +2292,7 @@
           </w:r>
           <w:r>
             <w:rPr>
-              <w:rFonts w:ascii="宋体" w:eastAsia="宋体" w:hAnsi="宋体" w:cs="宋体" w:hint="eastAsia"/>
+              <w:rFonts w:hint="eastAsia" w:ascii="宋体" w:hAnsi="宋体" w:eastAsia="宋体" w:cs="宋体"/>
               <w:szCs w:val="24"/>
             </w:rPr>
             <w:fldChar w:fldCharType="end"/>
@@ -2222,7 +2300,7 @@
         </w:p>
         <w:p>
           <w:pPr>
-            <w:pStyle w:val="TOC3"/>
+            <w:pStyle w:val="13"/>
             <w:keepNext w:val="0"/>
             <w:keepLines w:val="0"/>
             <w:pageBreakBefore w:val="0"/>
@@ -2243,21 +2321,21 @@
           </w:pPr>
           <w:r>
             <w:rPr>
-              <w:rFonts w:ascii="宋体" w:eastAsia="宋体" w:hAnsi="宋体" w:cs="宋体" w:hint="eastAsia"/>
+              <w:rFonts w:hint="eastAsia" w:ascii="宋体" w:hAnsi="宋体" w:eastAsia="宋体" w:cs="宋体"/>
               <w:szCs w:val="24"/>
             </w:rPr>
             <w:fldChar w:fldCharType="begin"/>
           </w:r>
           <w:r>
             <w:rPr>
-              <w:rFonts w:ascii="宋体" w:eastAsia="宋体" w:hAnsi="宋体" w:cs="宋体" w:hint="eastAsia"/>
+              <w:rFonts w:hint="eastAsia" w:ascii="宋体" w:hAnsi="宋体" w:eastAsia="宋体" w:cs="宋体"/>
               <w:szCs w:val="24"/>
             </w:rPr>
             <w:instrText xml:space="preserve"> HYPERLINK \l _Toc12156 </w:instrText>
           </w:r>
           <w:r>
             <w:rPr>
-              <w:rFonts w:ascii="宋体" w:eastAsia="宋体" w:hAnsi="宋体" w:cs="宋体" w:hint="eastAsia"/>
+              <w:rFonts w:hint="eastAsia" w:ascii="宋体" w:hAnsi="宋体" w:eastAsia="宋体" w:cs="宋体"/>
               <w:szCs w:val="24"/>
             </w:rPr>
             <w:fldChar w:fldCharType="separate"/>
@@ -2289,7 +2367,7 @@
           </w:r>
           <w:r>
             <w:rPr>
-              <w:rFonts w:ascii="宋体" w:eastAsia="宋体" w:hAnsi="宋体" w:cs="宋体" w:hint="eastAsia"/>
+              <w:rFonts w:hint="eastAsia" w:ascii="宋体" w:hAnsi="宋体" w:eastAsia="宋体" w:cs="宋体"/>
               <w:szCs w:val="24"/>
             </w:rPr>
             <w:fldChar w:fldCharType="end"/>
@@ -2297,7 +2375,7 @@
         </w:p>
         <w:p>
           <w:pPr>
-            <w:pStyle w:val="TOC3"/>
+            <w:pStyle w:val="13"/>
             <w:keepNext w:val="0"/>
             <w:keepLines w:val="0"/>
             <w:pageBreakBefore w:val="0"/>
@@ -2318,21 +2396,21 @@
           </w:pPr>
           <w:r>
             <w:rPr>
-              <w:rFonts w:ascii="宋体" w:eastAsia="宋体" w:hAnsi="宋体" w:cs="宋体" w:hint="eastAsia"/>
+              <w:rFonts w:hint="eastAsia" w:ascii="宋体" w:hAnsi="宋体" w:eastAsia="宋体" w:cs="宋体"/>
               <w:szCs w:val="24"/>
             </w:rPr>
             <w:fldChar w:fldCharType="begin"/>
           </w:r>
           <w:r>
             <w:rPr>
-              <w:rFonts w:ascii="宋体" w:eastAsia="宋体" w:hAnsi="宋体" w:cs="宋体" w:hint="eastAsia"/>
+              <w:rFonts w:hint="eastAsia" w:ascii="宋体" w:hAnsi="宋体" w:eastAsia="宋体" w:cs="宋体"/>
               <w:szCs w:val="24"/>
             </w:rPr>
             <w:instrText xml:space="preserve"> HYPERLINK \l _Toc21255 </w:instrText>
           </w:r>
           <w:r>
             <w:rPr>
-              <w:rFonts w:ascii="宋体" w:eastAsia="宋体" w:hAnsi="宋体" w:cs="宋体" w:hint="eastAsia"/>
+              <w:rFonts w:hint="eastAsia" w:ascii="宋体" w:hAnsi="宋体" w:eastAsia="宋体" w:cs="宋体"/>
               <w:szCs w:val="24"/>
             </w:rPr>
             <w:fldChar w:fldCharType="separate"/>
@@ -2364,7 +2442,7 @@
           </w:r>
           <w:r>
             <w:rPr>
-              <w:rFonts w:ascii="宋体" w:eastAsia="宋体" w:hAnsi="宋体" w:cs="宋体" w:hint="eastAsia"/>
+              <w:rFonts w:hint="eastAsia" w:ascii="宋体" w:hAnsi="宋体" w:eastAsia="宋体" w:cs="宋体"/>
               <w:szCs w:val="24"/>
             </w:rPr>
             <w:fldChar w:fldCharType="end"/>
@@ -2372,7 +2450,7 @@
         </w:p>
         <w:p>
           <w:pPr>
-            <w:pStyle w:val="TOC3"/>
+            <w:pStyle w:val="13"/>
             <w:keepNext w:val="0"/>
             <w:keepLines w:val="0"/>
             <w:pageBreakBefore w:val="0"/>
@@ -2393,21 +2471,21 @@
           </w:pPr>
           <w:r>
             <w:rPr>
-              <w:rFonts w:ascii="宋体" w:eastAsia="宋体" w:hAnsi="宋体" w:cs="宋体" w:hint="eastAsia"/>
+              <w:rFonts w:hint="eastAsia" w:ascii="宋体" w:hAnsi="宋体" w:eastAsia="宋体" w:cs="宋体"/>
               <w:szCs w:val="24"/>
             </w:rPr>
             <w:fldChar w:fldCharType="begin"/>
           </w:r>
           <w:r>
             <w:rPr>
-              <w:rFonts w:ascii="宋体" w:eastAsia="宋体" w:hAnsi="宋体" w:cs="宋体" w:hint="eastAsia"/>
+              <w:rFonts w:hint="eastAsia" w:ascii="宋体" w:hAnsi="宋体" w:eastAsia="宋体" w:cs="宋体"/>
               <w:szCs w:val="24"/>
             </w:rPr>
             <w:instrText xml:space="preserve"> HYPERLINK \l _Toc9565 </w:instrText>
           </w:r>
           <w:r>
             <w:rPr>
-              <w:rFonts w:ascii="宋体" w:eastAsia="宋体" w:hAnsi="宋体" w:cs="宋体" w:hint="eastAsia"/>
+              <w:rFonts w:hint="eastAsia" w:ascii="宋体" w:hAnsi="宋体" w:eastAsia="宋体" w:cs="宋体"/>
               <w:szCs w:val="24"/>
             </w:rPr>
             <w:fldChar w:fldCharType="separate"/>
@@ -2439,7 +2517,7 @@
           </w:r>
           <w:r>
             <w:rPr>
-              <w:rFonts w:ascii="宋体" w:eastAsia="宋体" w:hAnsi="宋体" w:cs="宋体" w:hint="eastAsia"/>
+              <w:rFonts w:hint="eastAsia" w:ascii="宋体" w:hAnsi="宋体" w:eastAsia="宋体" w:cs="宋体"/>
               <w:szCs w:val="24"/>
             </w:rPr>
             <w:fldChar w:fldCharType="end"/>
@@ -2447,7 +2525,7 @@
         </w:p>
         <w:p>
           <w:pPr>
-            <w:pStyle w:val="TOC2"/>
+            <w:pStyle w:val="17"/>
             <w:keepNext w:val="0"/>
             <w:keepLines w:val="0"/>
             <w:pageBreakBefore w:val="0"/>
@@ -2468,21 +2546,21 @@
           </w:pPr>
           <w:r>
             <w:rPr>
-              <w:rFonts w:ascii="宋体" w:eastAsia="宋体" w:hAnsi="宋体" w:cs="宋体" w:hint="eastAsia"/>
+              <w:rFonts w:hint="eastAsia" w:ascii="宋体" w:hAnsi="宋体" w:eastAsia="宋体" w:cs="宋体"/>
               <w:szCs w:val="24"/>
             </w:rPr>
             <w:fldChar w:fldCharType="begin"/>
           </w:r>
           <w:r>
             <w:rPr>
-              <w:rFonts w:ascii="宋体" w:eastAsia="宋体" w:hAnsi="宋体" w:cs="宋体" w:hint="eastAsia"/>
+              <w:rFonts w:hint="eastAsia" w:ascii="宋体" w:hAnsi="宋体" w:eastAsia="宋体" w:cs="宋体"/>
               <w:szCs w:val="24"/>
             </w:rPr>
             <w:instrText xml:space="preserve"> HYPERLINK \l _Toc21031 </w:instrText>
           </w:r>
           <w:r>
             <w:rPr>
-              <w:rFonts w:ascii="宋体" w:eastAsia="宋体" w:hAnsi="宋体" w:cs="宋体" w:hint="eastAsia"/>
+              <w:rFonts w:hint="eastAsia" w:ascii="宋体" w:hAnsi="宋体" w:eastAsia="宋体" w:cs="宋体"/>
               <w:szCs w:val="24"/>
             </w:rPr>
             <w:fldChar w:fldCharType="separate"/>
@@ -2514,7 +2592,7 @@
           </w:r>
           <w:r>
             <w:rPr>
-              <w:rFonts w:ascii="宋体" w:eastAsia="宋体" w:hAnsi="宋体" w:cs="宋体" w:hint="eastAsia"/>
+              <w:rFonts w:hint="eastAsia" w:ascii="宋体" w:hAnsi="宋体" w:eastAsia="宋体" w:cs="宋体"/>
               <w:szCs w:val="24"/>
             </w:rPr>
             <w:fldChar w:fldCharType="end"/>
@@ -2522,7 +2600,7 @@
         </w:p>
         <w:p>
           <w:pPr>
-            <w:pStyle w:val="TOC3"/>
+            <w:pStyle w:val="13"/>
             <w:keepNext w:val="0"/>
             <w:keepLines w:val="0"/>
             <w:pageBreakBefore w:val="0"/>
@@ -2543,21 +2621,21 @@
           </w:pPr>
           <w:r>
             <w:rPr>
-              <w:rFonts w:ascii="宋体" w:eastAsia="宋体" w:hAnsi="宋体" w:cs="宋体" w:hint="eastAsia"/>
+              <w:rFonts w:hint="eastAsia" w:ascii="宋体" w:hAnsi="宋体" w:eastAsia="宋体" w:cs="宋体"/>
               <w:szCs w:val="24"/>
             </w:rPr>
             <w:fldChar w:fldCharType="begin"/>
           </w:r>
           <w:r>
             <w:rPr>
-              <w:rFonts w:ascii="宋体" w:eastAsia="宋体" w:hAnsi="宋体" w:cs="宋体" w:hint="eastAsia"/>
+              <w:rFonts w:hint="eastAsia" w:ascii="宋体" w:hAnsi="宋体" w:eastAsia="宋体" w:cs="宋体"/>
               <w:szCs w:val="24"/>
             </w:rPr>
             <w:instrText xml:space="preserve"> HYPERLINK \l _Toc4183 </w:instrText>
           </w:r>
           <w:r>
             <w:rPr>
-              <w:rFonts w:ascii="宋体" w:eastAsia="宋体" w:hAnsi="宋体" w:cs="宋体" w:hint="eastAsia"/>
+              <w:rFonts w:hint="eastAsia" w:ascii="宋体" w:hAnsi="宋体" w:eastAsia="宋体" w:cs="宋体"/>
               <w:szCs w:val="24"/>
             </w:rPr>
             <w:fldChar w:fldCharType="separate"/>
@@ -2596,7 +2674,7 @@
           </w:r>
           <w:r>
             <w:rPr>
-              <w:rFonts w:ascii="宋体" w:eastAsia="宋体" w:hAnsi="宋体" w:cs="宋体" w:hint="eastAsia"/>
+              <w:rFonts w:hint="eastAsia" w:ascii="宋体" w:hAnsi="宋体" w:eastAsia="宋体" w:cs="宋体"/>
               <w:szCs w:val="24"/>
             </w:rPr>
             <w:fldChar w:fldCharType="end"/>
@@ -2604,7 +2682,7 @@
         </w:p>
         <w:p>
           <w:pPr>
-            <w:pStyle w:val="TOC3"/>
+            <w:pStyle w:val="13"/>
             <w:keepNext w:val="0"/>
             <w:keepLines w:val="0"/>
             <w:pageBreakBefore w:val="0"/>
@@ -2625,21 +2703,21 @@
           </w:pPr>
           <w:r>
             <w:rPr>
-              <w:rFonts w:ascii="宋体" w:eastAsia="宋体" w:hAnsi="宋体" w:cs="宋体" w:hint="eastAsia"/>
+              <w:rFonts w:hint="eastAsia" w:ascii="宋体" w:hAnsi="宋体" w:eastAsia="宋体" w:cs="宋体"/>
               <w:szCs w:val="24"/>
             </w:rPr>
             <w:fldChar w:fldCharType="begin"/>
           </w:r>
           <w:r>
             <w:rPr>
-              <w:rFonts w:ascii="宋体" w:eastAsia="宋体" w:hAnsi="宋体" w:cs="宋体" w:hint="eastAsia"/>
+              <w:rFonts w:hint="eastAsia" w:ascii="宋体" w:hAnsi="宋体" w:eastAsia="宋体" w:cs="宋体"/>
               <w:szCs w:val="24"/>
             </w:rPr>
             <w:instrText xml:space="preserve"> HYPERLINK \l _Toc14414 </w:instrText>
           </w:r>
           <w:r>
             <w:rPr>
-              <w:rFonts w:ascii="宋体" w:eastAsia="宋体" w:hAnsi="宋体" w:cs="宋体" w:hint="eastAsia"/>
+              <w:rFonts w:hint="eastAsia" w:ascii="宋体" w:hAnsi="宋体" w:eastAsia="宋体" w:cs="宋体"/>
               <w:szCs w:val="24"/>
             </w:rPr>
             <w:fldChar w:fldCharType="separate"/>
@@ -2671,7 +2749,7 @@
           </w:r>
           <w:r>
             <w:rPr>
-              <w:rFonts w:ascii="宋体" w:eastAsia="宋体" w:hAnsi="宋体" w:cs="宋体" w:hint="eastAsia"/>
+              <w:rFonts w:hint="eastAsia" w:ascii="宋体" w:hAnsi="宋体" w:eastAsia="宋体" w:cs="宋体"/>
               <w:szCs w:val="24"/>
             </w:rPr>
             <w:fldChar w:fldCharType="end"/>
@@ -2679,7 +2757,7 @@
         </w:p>
         <w:p>
           <w:pPr>
-            <w:pStyle w:val="TOC3"/>
+            <w:pStyle w:val="13"/>
             <w:keepNext w:val="0"/>
             <w:keepLines w:val="0"/>
             <w:pageBreakBefore w:val="0"/>
@@ -2700,21 +2778,21 @@
           </w:pPr>
           <w:r>
             <w:rPr>
-              <w:rFonts w:ascii="宋体" w:eastAsia="宋体" w:hAnsi="宋体" w:cs="宋体" w:hint="eastAsia"/>
+              <w:rFonts w:hint="eastAsia" w:ascii="宋体" w:hAnsi="宋体" w:eastAsia="宋体" w:cs="宋体"/>
               <w:szCs w:val="24"/>
             </w:rPr>
             <w:fldChar w:fldCharType="begin"/>
           </w:r>
           <w:r>
             <w:rPr>
-              <w:rFonts w:ascii="宋体" w:eastAsia="宋体" w:hAnsi="宋体" w:cs="宋体" w:hint="eastAsia"/>
+              <w:rFonts w:hint="eastAsia" w:ascii="宋体" w:hAnsi="宋体" w:eastAsia="宋体" w:cs="宋体"/>
               <w:szCs w:val="24"/>
             </w:rPr>
             <w:instrText xml:space="preserve"> HYPERLINK \l _Toc18505 </w:instrText>
           </w:r>
           <w:r>
             <w:rPr>
-              <w:rFonts w:ascii="宋体" w:eastAsia="宋体" w:hAnsi="宋体" w:cs="宋体" w:hint="eastAsia"/>
+              <w:rFonts w:hint="eastAsia" w:ascii="宋体" w:hAnsi="宋体" w:eastAsia="宋体" w:cs="宋体"/>
               <w:szCs w:val="24"/>
             </w:rPr>
             <w:fldChar w:fldCharType="separate"/>
@@ -2746,7 +2824,7 @@
           </w:r>
           <w:r>
             <w:rPr>
-              <w:rFonts w:ascii="宋体" w:eastAsia="宋体" w:hAnsi="宋体" w:cs="宋体" w:hint="eastAsia"/>
+              <w:rFonts w:hint="eastAsia" w:ascii="宋体" w:hAnsi="宋体" w:eastAsia="宋体" w:cs="宋体"/>
               <w:szCs w:val="24"/>
             </w:rPr>
             <w:fldChar w:fldCharType="end"/>
@@ -2754,7 +2832,7 @@
         </w:p>
         <w:p>
           <w:pPr>
-            <w:pStyle w:val="TOC3"/>
+            <w:pStyle w:val="13"/>
             <w:keepNext w:val="0"/>
             <w:keepLines w:val="0"/>
             <w:pageBreakBefore w:val="0"/>
@@ -2775,21 +2853,21 @@
           </w:pPr>
           <w:r>
             <w:rPr>
-              <w:rFonts w:ascii="宋体" w:eastAsia="宋体" w:hAnsi="宋体" w:cs="宋体" w:hint="eastAsia"/>
+              <w:rFonts w:hint="eastAsia" w:ascii="宋体" w:hAnsi="宋体" w:eastAsia="宋体" w:cs="宋体"/>
               <w:szCs w:val="24"/>
             </w:rPr>
             <w:fldChar w:fldCharType="begin"/>
           </w:r>
           <w:r>
             <w:rPr>
-              <w:rFonts w:ascii="宋体" w:eastAsia="宋体" w:hAnsi="宋体" w:cs="宋体" w:hint="eastAsia"/>
+              <w:rFonts w:hint="eastAsia" w:ascii="宋体" w:hAnsi="宋体" w:eastAsia="宋体" w:cs="宋体"/>
               <w:szCs w:val="24"/>
             </w:rPr>
             <w:instrText xml:space="preserve"> HYPERLINK \l _Toc12902 </w:instrText>
           </w:r>
           <w:r>
             <w:rPr>
-              <w:rFonts w:ascii="宋体" w:eastAsia="宋体" w:hAnsi="宋体" w:cs="宋体" w:hint="eastAsia"/>
+              <w:rFonts w:hint="eastAsia" w:ascii="宋体" w:hAnsi="宋体" w:eastAsia="宋体" w:cs="宋体"/>
               <w:szCs w:val="24"/>
             </w:rPr>
             <w:fldChar w:fldCharType="separate"/>
@@ -2821,7 +2899,7 @@
           </w:r>
           <w:r>
             <w:rPr>
-              <w:rFonts w:ascii="宋体" w:eastAsia="宋体" w:hAnsi="宋体" w:cs="宋体" w:hint="eastAsia"/>
+              <w:rFonts w:hint="eastAsia" w:ascii="宋体" w:hAnsi="宋体" w:eastAsia="宋体" w:cs="宋体"/>
               <w:szCs w:val="24"/>
             </w:rPr>
             <w:fldChar w:fldCharType="end"/>
@@ -2829,7 +2907,7 @@
         </w:p>
         <w:p>
           <w:pPr>
-            <w:pStyle w:val="TOC2"/>
+            <w:pStyle w:val="17"/>
             <w:keepNext w:val="0"/>
             <w:keepLines w:val="0"/>
             <w:pageBreakBefore w:val="0"/>
@@ -2850,21 +2928,21 @@
           </w:pPr>
           <w:r>
             <w:rPr>
-              <w:rFonts w:ascii="宋体" w:eastAsia="宋体" w:hAnsi="宋体" w:cs="宋体" w:hint="eastAsia"/>
+              <w:rFonts w:hint="eastAsia" w:ascii="宋体" w:hAnsi="宋体" w:eastAsia="宋体" w:cs="宋体"/>
               <w:szCs w:val="24"/>
             </w:rPr>
             <w:fldChar w:fldCharType="begin"/>
           </w:r>
           <w:r>
             <w:rPr>
-              <w:rFonts w:ascii="宋体" w:eastAsia="宋体" w:hAnsi="宋体" w:cs="宋体" w:hint="eastAsia"/>
+              <w:rFonts w:hint="eastAsia" w:ascii="宋体" w:hAnsi="宋体" w:eastAsia="宋体" w:cs="宋体"/>
               <w:szCs w:val="24"/>
             </w:rPr>
             <w:instrText xml:space="preserve"> HYPERLINK \l _Toc20692 </w:instrText>
           </w:r>
           <w:r>
             <w:rPr>
-              <w:rFonts w:ascii="宋体" w:eastAsia="宋体" w:hAnsi="宋体" w:cs="宋体" w:hint="eastAsia"/>
+              <w:rFonts w:hint="eastAsia" w:ascii="宋体" w:hAnsi="宋体" w:eastAsia="宋体" w:cs="宋体"/>
               <w:szCs w:val="24"/>
             </w:rPr>
             <w:fldChar w:fldCharType="separate"/>
@@ -2896,7 +2974,7 @@
           </w:r>
           <w:r>
             <w:rPr>
-              <w:rFonts w:ascii="宋体" w:eastAsia="宋体" w:hAnsi="宋体" w:cs="宋体" w:hint="eastAsia"/>
+              <w:rFonts w:hint="eastAsia" w:ascii="宋体" w:hAnsi="宋体" w:eastAsia="宋体" w:cs="宋体"/>
               <w:szCs w:val="24"/>
             </w:rPr>
             <w:fldChar w:fldCharType="end"/>
@@ -2904,7 +2982,7 @@
         </w:p>
         <w:p>
           <w:pPr>
-            <w:pStyle w:val="TOC2"/>
+            <w:pStyle w:val="17"/>
             <w:keepNext w:val="0"/>
             <w:keepLines w:val="0"/>
             <w:pageBreakBefore w:val="0"/>
@@ -2925,21 +3003,21 @@
           </w:pPr>
           <w:r>
             <w:rPr>
-              <w:rFonts w:ascii="宋体" w:eastAsia="宋体" w:hAnsi="宋体" w:cs="宋体" w:hint="eastAsia"/>
+              <w:rFonts w:hint="eastAsia" w:ascii="宋体" w:hAnsi="宋体" w:eastAsia="宋体" w:cs="宋体"/>
               <w:szCs w:val="24"/>
             </w:rPr>
             <w:fldChar w:fldCharType="begin"/>
           </w:r>
           <w:r>
             <w:rPr>
-              <w:rFonts w:ascii="宋体" w:eastAsia="宋体" w:hAnsi="宋体" w:cs="宋体" w:hint="eastAsia"/>
+              <w:rFonts w:hint="eastAsia" w:ascii="宋体" w:hAnsi="宋体" w:eastAsia="宋体" w:cs="宋体"/>
               <w:szCs w:val="24"/>
             </w:rPr>
             <w:instrText xml:space="preserve"> HYPERLINK \l _Toc7785 </w:instrText>
           </w:r>
           <w:r>
             <w:rPr>
-              <w:rFonts w:ascii="宋体" w:eastAsia="宋体" w:hAnsi="宋体" w:cs="宋体" w:hint="eastAsia"/>
+              <w:rFonts w:hint="eastAsia" w:ascii="宋体" w:hAnsi="宋体" w:eastAsia="宋体" w:cs="宋体"/>
               <w:szCs w:val="24"/>
             </w:rPr>
             <w:fldChar w:fldCharType="separate"/>
@@ -2971,7 +3049,7 @@
           </w:r>
           <w:r>
             <w:rPr>
-              <w:rFonts w:ascii="宋体" w:eastAsia="宋体" w:hAnsi="宋体" w:cs="宋体" w:hint="eastAsia"/>
+              <w:rFonts w:hint="eastAsia" w:ascii="宋体" w:hAnsi="宋体" w:eastAsia="宋体" w:cs="宋体"/>
               <w:szCs w:val="24"/>
             </w:rPr>
             <w:fldChar w:fldCharType="end"/>
@@ -2979,7 +3057,7 @@
         </w:p>
         <w:p>
           <w:pPr>
-            <w:pStyle w:val="TOC3"/>
+            <w:pStyle w:val="13"/>
             <w:keepNext w:val="0"/>
             <w:keepLines w:val="0"/>
             <w:pageBreakBefore w:val="0"/>
@@ -3000,21 +3078,21 @@
           </w:pPr>
           <w:r>
             <w:rPr>
-              <w:rFonts w:ascii="宋体" w:eastAsia="宋体" w:hAnsi="宋体" w:cs="宋体" w:hint="eastAsia"/>
+              <w:rFonts w:hint="eastAsia" w:ascii="宋体" w:hAnsi="宋体" w:eastAsia="宋体" w:cs="宋体"/>
               <w:szCs w:val="24"/>
             </w:rPr>
             <w:fldChar w:fldCharType="begin"/>
           </w:r>
           <w:r>
             <w:rPr>
-              <w:rFonts w:ascii="宋体" w:eastAsia="宋体" w:hAnsi="宋体" w:cs="宋体" w:hint="eastAsia"/>
+              <w:rFonts w:hint="eastAsia" w:ascii="宋体" w:hAnsi="宋体" w:eastAsia="宋体" w:cs="宋体"/>
               <w:szCs w:val="24"/>
             </w:rPr>
             <w:instrText xml:space="preserve"> HYPERLINK \l _Toc15744 </w:instrText>
           </w:r>
           <w:r>
             <w:rPr>
-              <w:rFonts w:ascii="宋体" w:eastAsia="宋体" w:hAnsi="宋体" w:cs="宋体" w:hint="eastAsia"/>
+              <w:rFonts w:hint="eastAsia" w:ascii="宋体" w:hAnsi="宋体" w:eastAsia="宋体" w:cs="宋体"/>
               <w:szCs w:val="24"/>
             </w:rPr>
             <w:fldChar w:fldCharType="separate"/>
@@ -3046,7 +3124,7 @@
           </w:r>
           <w:r>
             <w:rPr>
-              <w:rFonts w:ascii="宋体" w:eastAsia="宋体" w:hAnsi="宋体" w:cs="宋体" w:hint="eastAsia"/>
+              <w:rFonts w:hint="eastAsia" w:ascii="宋体" w:hAnsi="宋体" w:eastAsia="宋体" w:cs="宋体"/>
               <w:szCs w:val="24"/>
             </w:rPr>
             <w:fldChar w:fldCharType="end"/>
@@ -3054,7 +3132,7 @@
         </w:p>
         <w:p>
           <w:pPr>
-            <w:pStyle w:val="TOC3"/>
+            <w:pStyle w:val="13"/>
             <w:keepNext w:val="0"/>
             <w:keepLines w:val="0"/>
             <w:pageBreakBefore w:val="0"/>
@@ -3075,21 +3153,21 @@
           </w:pPr>
           <w:r>
             <w:rPr>
-              <w:rFonts w:ascii="宋体" w:eastAsia="宋体" w:hAnsi="宋体" w:cs="宋体" w:hint="eastAsia"/>
+              <w:rFonts w:hint="eastAsia" w:ascii="宋体" w:hAnsi="宋体" w:eastAsia="宋体" w:cs="宋体"/>
               <w:szCs w:val="24"/>
             </w:rPr>
             <w:fldChar w:fldCharType="begin"/>
           </w:r>
           <w:r>
             <w:rPr>
-              <w:rFonts w:ascii="宋体" w:eastAsia="宋体" w:hAnsi="宋体" w:cs="宋体" w:hint="eastAsia"/>
+              <w:rFonts w:hint="eastAsia" w:ascii="宋体" w:hAnsi="宋体" w:eastAsia="宋体" w:cs="宋体"/>
               <w:szCs w:val="24"/>
             </w:rPr>
             <w:instrText xml:space="preserve"> HYPERLINK \l _Toc361 </w:instrText>
           </w:r>
           <w:r>
             <w:rPr>
-              <w:rFonts w:ascii="宋体" w:eastAsia="宋体" w:hAnsi="宋体" w:cs="宋体" w:hint="eastAsia"/>
+              <w:rFonts w:hint="eastAsia" w:ascii="宋体" w:hAnsi="宋体" w:eastAsia="宋体" w:cs="宋体"/>
               <w:szCs w:val="24"/>
             </w:rPr>
             <w:fldChar w:fldCharType="separate"/>
@@ -3121,7 +3199,7 @@
           </w:r>
           <w:r>
             <w:rPr>
-              <w:rFonts w:ascii="宋体" w:eastAsia="宋体" w:hAnsi="宋体" w:cs="宋体" w:hint="eastAsia"/>
+              <w:rFonts w:hint="eastAsia" w:ascii="宋体" w:hAnsi="宋体" w:eastAsia="宋体" w:cs="宋体"/>
               <w:szCs w:val="24"/>
             </w:rPr>
             <w:fldChar w:fldCharType="end"/>
@@ -3129,7 +3207,7 @@
         </w:p>
         <w:p>
           <w:pPr>
-            <w:pStyle w:val="TOC1"/>
+            <w:pStyle w:val="16"/>
             <w:keepNext w:val="0"/>
             <w:keepLines w:val="0"/>
             <w:pageBreakBefore w:val="0"/>
@@ -3150,21 +3228,21 @@
           </w:pPr>
           <w:r>
             <w:rPr>
-              <w:rFonts w:ascii="宋体" w:eastAsia="宋体" w:hAnsi="宋体" w:cs="宋体" w:hint="eastAsia"/>
+              <w:rFonts w:hint="eastAsia" w:ascii="宋体" w:hAnsi="宋体" w:eastAsia="宋体" w:cs="宋体"/>
               <w:szCs w:val="24"/>
             </w:rPr>
             <w:fldChar w:fldCharType="begin"/>
           </w:r>
           <w:r>
             <w:rPr>
-              <w:rFonts w:ascii="宋体" w:eastAsia="宋体" w:hAnsi="宋体" w:cs="宋体" w:hint="eastAsia"/>
+              <w:rFonts w:hint="eastAsia" w:ascii="宋体" w:hAnsi="宋体" w:eastAsia="宋体" w:cs="宋体"/>
               <w:szCs w:val="24"/>
             </w:rPr>
             <w:instrText xml:space="preserve"> HYPERLINK \l _Toc26647 </w:instrText>
           </w:r>
           <w:r>
             <w:rPr>
-              <w:rFonts w:ascii="宋体" w:eastAsia="宋体" w:hAnsi="宋体" w:cs="宋体" w:hint="eastAsia"/>
+              <w:rFonts w:hint="eastAsia" w:ascii="宋体" w:hAnsi="宋体" w:eastAsia="宋体" w:cs="宋体"/>
               <w:szCs w:val="24"/>
             </w:rPr>
             <w:fldChar w:fldCharType="separate"/>
@@ -3196,7 +3274,7 @@
           </w:r>
           <w:r>
             <w:rPr>
-              <w:rFonts w:ascii="宋体" w:eastAsia="宋体" w:hAnsi="宋体" w:cs="宋体" w:hint="eastAsia"/>
+              <w:rFonts w:hint="eastAsia" w:ascii="宋体" w:hAnsi="宋体" w:eastAsia="宋体" w:cs="宋体"/>
               <w:szCs w:val="24"/>
             </w:rPr>
             <w:fldChar w:fldCharType="end"/>
@@ -3204,7 +3282,7 @@
         </w:p>
         <w:p>
           <w:pPr>
-            <w:pStyle w:val="TOC2"/>
+            <w:pStyle w:val="17"/>
             <w:keepNext w:val="0"/>
             <w:keepLines w:val="0"/>
             <w:pageBreakBefore w:val="0"/>
@@ -3225,21 +3303,21 @@
           </w:pPr>
           <w:r>
             <w:rPr>
-              <w:rFonts w:ascii="宋体" w:eastAsia="宋体" w:hAnsi="宋体" w:cs="宋体" w:hint="eastAsia"/>
+              <w:rFonts w:hint="eastAsia" w:ascii="宋体" w:hAnsi="宋体" w:eastAsia="宋体" w:cs="宋体"/>
               <w:szCs w:val="24"/>
             </w:rPr>
             <w:fldChar w:fldCharType="begin"/>
           </w:r>
           <w:r>
             <w:rPr>
-              <w:rFonts w:ascii="宋体" w:eastAsia="宋体" w:hAnsi="宋体" w:cs="宋体" w:hint="eastAsia"/>
+              <w:rFonts w:hint="eastAsia" w:ascii="宋体" w:hAnsi="宋体" w:eastAsia="宋体" w:cs="宋体"/>
               <w:szCs w:val="24"/>
             </w:rPr>
             <w:instrText xml:space="preserve"> HYPERLINK \l _Toc6910 </w:instrText>
           </w:r>
           <w:r>
             <w:rPr>
-              <w:rFonts w:ascii="宋体" w:eastAsia="宋体" w:hAnsi="宋体" w:cs="宋体" w:hint="eastAsia"/>
+              <w:rFonts w:hint="eastAsia" w:ascii="宋体" w:hAnsi="宋体" w:eastAsia="宋体" w:cs="宋体"/>
               <w:szCs w:val="24"/>
             </w:rPr>
             <w:fldChar w:fldCharType="separate"/>
@@ -3271,7 +3349,7 @@
           </w:r>
           <w:r>
             <w:rPr>
-              <w:rFonts w:ascii="宋体" w:eastAsia="宋体" w:hAnsi="宋体" w:cs="宋体" w:hint="eastAsia"/>
+              <w:rFonts w:hint="eastAsia" w:ascii="宋体" w:hAnsi="宋体" w:eastAsia="宋体" w:cs="宋体"/>
               <w:szCs w:val="24"/>
             </w:rPr>
             <w:fldChar w:fldCharType="end"/>
@@ -3279,7 +3357,7 @@
         </w:p>
         <w:p>
           <w:pPr>
-            <w:pStyle w:val="TOC2"/>
+            <w:pStyle w:val="17"/>
             <w:keepNext w:val="0"/>
             <w:keepLines w:val="0"/>
             <w:pageBreakBefore w:val="0"/>
@@ -3300,21 +3378,21 @@
           </w:pPr>
           <w:r>
             <w:rPr>
-              <w:rFonts w:ascii="宋体" w:eastAsia="宋体" w:hAnsi="宋体" w:cs="宋体" w:hint="eastAsia"/>
+              <w:rFonts w:hint="eastAsia" w:ascii="宋体" w:hAnsi="宋体" w:eastAsia="宋体" w:cs="宋体"/>
               <w:szCs w:val="24"/>
             </w:rPr>
             <w:fldChar w:fldCharType="begin"/>
           </w:r>
           <w:r>
             <w:rPr>
-              <w:rFonts w:ascii="宋体" w:eastAsia="宋体" w:hAnsi="宋体" w:cs="宋体" w:hint="eastAsia"/>
+              <w:rFonts w:hint="eastAsia" w:ascii="宋体" w:hAnsi="宋体" w:eastAsia="宋体" w:cs="宋体"/>
               <w:szCs w:val="24"/>
             </w:rPr>
             <w:instrText xml:space="preserve"> HYPERLINK \l _Toc4833 </w:instrText>
           </w:r>
           <w:r>
             <w:rPr>
-              <w:rFonts w:ascii="宋体" w:eastAsia="宋体" w:hAnsi="宋体" w:cs="宋体" w:hint="eastAsia"/>
+              <w:rFonts w:hint="eastAsia" w:ascii="宋体" w:hAnsi="宋体" w:eastAsia="宋体" w:cs="宋体"/>
               <w:szCs w:val="24"/>
             </w:rPr>
             <w:fldChar w:fldCharType="separate"/>
@@ -3346,7 +3424,7 @@
           </w:r>
           <w:r>
             <w:rPr>
-              <w:rFonts w:ascii="宋体" w:eastAsia="宋体" w:hAnsi="宋体" w:cs="宋体" w:hint="eastAsia"/>
+              <w:rFonts w:hint="eastAsia" w:ascii="宋体" w:hAnsi="宋体" w:eastAsia="宋体" w:cs="宋体"/>
               <w:szCs w:val="24"/>
             </w:rPr>
             <w:fldChar w:fldCharType="end"/>
@@ -3354,7 +3432,7 @@
         </w:p>
         <w:p>
           <w:pPr>
-            <w:pStyle w:val="TOC2"/>
+            <w:pStyle w:val="17"/>
             <w:keepNext w:val="0"/>
             <w:keepLines w:val="0"/>
             <w:pageBreakBefore w:val="0"/>
@@ -3375,21 +3453,21 @@
           </w:pPr>
           <w:r>
             <w:rPr>
-              <w:rFonts w:ascii="宋体" w:eastAsia="宋体" w:hAnsi="宋体" w:cs="宋体" w:hint="eastAsia"/>
+              <w:rFonts w:hint="eastAsia" w:ascii="宋体" w:hAnsi="宋体" w:eastAsia="宋体" w:cs="宋体"/>
               <w:szCs w:val="24"/>
             </w:rPr>
             <w:fldChar w:fldCharType="begin"/>
           </w:r>
           <w:r>
             <w:rPr>
-              <w:rFonts w:ascii="宋体" w:eastAsia="宋体" w:hAnsi="宋体" w:cs="宋体" w:hint="eastAsia"/>
+              <w:rFonts w:hint="eastAsia" w:ascii="宋体" w:hAnsi="宋体" w:eastAsia="宋体" w:cs="宋体"/>
               <w:szCs w:val="24"/>
             </w:rPr>
             <w:instrText xml:space="preserve"> HYPERLINK \l _Toc26912 </w:instrText>
           </w:r>
           <w:r>
             <w:rPr>
-              <w:rFonts w:ascii="宋体" w:eastAsia="宋体" w:hAnsi="宋体" w:cs="宋体" w:hint="eastAsia"/>
+              <w:rFonts w:hint="eastAsia" w:ascii="宋体" w:hAnsi="宋体" w:eastAsia="宋体" w:cs="宋体"/>
               <w:szCs w:val="24"/>
             </w:rPr>
             <w:fldChar w:fldCharType="separate"/>
@@ -3421,7 +3499,7 @@
           </w:r>
           <w:r>
             <w:rPr>
-              <w:rFonts w:ascii="宋体" w:eastAsia="宋体" w:hAnsi="宋体" w:cs="宋体" w:hint="eastAsia"/>
+              <w:rFonts w:hint="eastAsia" w:ascii="宋体" w:hAnsi="宋体" w:eastAsia="宋体" w:cs="宋体"/>
               <w:szCs w:val="24"/>
             </w:rPr>
             <w:fldChar w:fldCharType="end"/>
@@ -3429,7 +3507,7 @@
         </w:p>
         <w:p>
           <w:pPr>
-            <w:pStyle w:val="TOC1"/>
+            <w:pStyle w:val="16"/>
             <w:keepNext w:val="0"/>
             <w:keepLines w:val="0"/>
             <w:pageBreakBefore w:val="0"/>
@@ -3450,21 +3528,21 @@
           </w:pPr>
           <w:r>
             <w:rPr>
-              <w:rFonts w:ascii="宋体" w:eastAsia="宋体" w:hAnsi="宋体" w:cs="宋体" w:hint="eastAsia"/>
+              <w:rFonts w:hint="eastAsia" w:ascii="宋体" w:hAnsi="宋体" w:eastAsia="宋体" w:cs="宋体"/>
               <w:szCs w:val="24"/>
             </w:rPr>
             <w:fldChar w:fldCharType="begin"/>
           </w:r>
           <w:r>
             <w:rPr>
-              <w:rFonts w:ascii="宋体" w:eastAsia="宋体" w:hAnsi="宋体" w:cs="宋体" w:hint="eastAsia"/>
+              <w:rFonts w:hint="eastAsia" w:ascii="宋体" w:hAnsi="宋体" w:eastAsia="宋体" w:cs="宋体"/>
               <w:szCs w:val="24"/>
             </w:rPr>
             <w:instrText xml:space="preserve"> HYPERLINK \l _Toc7582 </w:instrText>
           </w:r>
           <w:r>
             <w:rPr>
-              <w:rFonts w:ascii="宋体" w:eastAsia="宋体" w:hAnsi="宋体" w:cs="宋体" w:hint="eastAsia"/>
+              <w:rFonts w:hint="eastAsia" w:ascii="宋体" w:hAnsi="宋体" w:eastAsia="宋体" w:cs="宋体"/>
               <w:szCs w:val="24"/>
             </w:rPr>
             <w:fldChar w:fldCharType="separate"/>
@@ -3496,7 +3574,7 @@
           </w:r>
           <w:r>
             <w:rPr>
-              <w:rFonts w:ascii="宋体" w:eastAsia="宋体" w:hAnsi="宋体" w:cs="宋体" w:hint="eastAsia"/>
+              <w:rFonts w:hint="eastAsia" w:ascii="宋体" w:hAnsi="宋体" w:eastAsia="宋体" w:cs="宋体"/>
               <w:szCs w:val="24"/>
             </w:rPr>
             <w:fldChar w:fldCharType="end"/>
@@ -3504,7 +3582,7 @@
         </w:p>
         <w:p>
           <w:pPr>
-            <w:pStyle w:val="TOC2"/>
+            <w:pStyle w:val="17"/>
             <w:keepNext w:val="0"/>
             <w:keepLines w:val="0"/>
             <w:pageBreakBefore w:val="0"/>
@@ -3525,21 +3603,21 @@
           </w:pPr>
           <w:r>
             <w:rPr>
-              <w:rFonts w:ascii="宋体" w:eastAsia="宋体" w:hAnsi="宋体" w:cs="宋体" w:hint="eastAsia"/>
+              <w:rFonts w:hint="eastAsia" w:ascii="宋体" w:hAnsi="宋体" w:eastAsia="宋体" w:cs="宋体"/>
               <w:szCs w:val="24"/>
             </w:rPr>
             <w:fldChar w:fldCharType="begin"/>
           </w:r>
           <w:r>
             <w:rPr>
-              <w:rFonts w:ascii="宋体" w:eastAsia="宋体" w:hAnsi="宋体" w:cs="宋体" w:hint="eastAsia"/>
+              <w:rFonts w:hint="eastAsia" w:ascii="宋体" w:hAnsi="宋体" w:eastAsia="宋体" w:cs="宋体"/>
               <w:szCs w:val="24"/>
             </w:rPr>
             <w:instrText xml:space="preserve"> HYPERLINK \l _Toc18343 </w:instrText>
           </w:r>
           <w:r>
             <w:rPr>
-              <w:rFonts w:ascii="宋体" w:eastAsia="宋体" w:hAnsi="宋体" w:cs="宋体" w:hint="eastAsia"/>
+              <w:rFonts w:hint="eastAsia" w:ascii="宋体" w:hAnsi="宋体" w:eastAsia="宋体" w:cs="宋体"/>
               <w:szCs w:val="24"/>
             </w:rPr>
             <w:fldChar w:fldCharType="separate"/>
@@ -3571,7 +3649,7 @@
           </w:r>
           <w:r>
             <w:rPr>
-              <w:rFonts w:ascii="宋体" w:eastAsia="宋体" w:hAnsi="宋体" w:cs="宋体" w:hint="eastAsia"/>
+              <w:rFonts w:hint="eastAsia" w:ascii="宋体" w:hAnsi="宋体" w:eastAsia="宋体" w:cs="宋体"/>
               <w:szCs w:val="24"/>
             </w:rPr>
             <w:fldChar w:fldCharType="end"/>
@@ -3579,7 +3657,7 @@
         </w:p>
         <w:p>
           <w:pPr>
-            <w:pStyle w:val="TOC2"/>
+            <w:pStyle w:val="17"/>
             <w:keepNext w:val="0"/>
             <w:keepLines w:val="0"/>
             <w:pageBreakBefore w:val="0"/>
@@ -3600,21 +3678,21 @@
           </w:pPr>
           <w:r>
             <w:rPr>
-              <w:rFonts w:ascii="宋体" w:eastAsia="宋体" w:hAnsi="宋体" w:cs="宋体" w:hint="eastAsia"/>
+              <w:rFonts w:hint="eastAsia" w:ascii="宋体" w:hAnsi="宋体" w:eastAsia="宋体" w:cs="宋体"/>
               <w:szCs w:val="24"/>
             </w:rPr>
             <w:fldChar w:fldCharType="begin"/>
           </w:r>
           <w:r>
             <w:rPr>
-              <w:rFonts w:ascii="宋体" w:eastAsia="宋体" w:hAnsi="宋体" w:cs="宋体" w:hint="eastAsia"/>
+              <w:rFonts w:hint="eastAsia" w:ascii="宋体" w:hAnsi="宋体" w:eastAsia="宋体" w:cs="宋体"/>
               <w:szCs w:val="24"/>
             </w:rPr>
             <w:instrText xml:space="preserve"> HYPERLINK \l _Toc27505 </w:instrText>
           </w:r>
           <w:r>
             <w:rPr>
-              <w:rFonts w:ascii="宋体" w:eastAsia="宋体" w:hAnsi="宋体" w:cs="宋体" w:hint="eastAsia"/>
+              <w:rFonts w:hint="eastAsia" w:ascii="宋体" w:hAnsi="宋体" w:eastAsia="宋体" w:cs="宋体"/>
               <w:szCs w:val="24"/>
             </w:rPr>
             <w:fldChar w:fldCharType="separate"/>
@@ -3646,7 +3724,7 @@
           </w:r>
           <w:r>
             <w:rPr>
-              <w:rFonts w:ascii="宋体" w:eastAsia="宋体" w:hAnsi="宋体" w:cs="宋体" w:hint="eastAsia"/>
+              <w:rFonts w:hint="eastAsia" w:ascii="宋体" w:hAnsi="宋体" w:eastAsia="宋体" w:cs="宋体"/>
               <w:szCs w:val="24"/>
             </w:rPr>
             <w:fldChar w:fldCharType="end"/>
@@ -3654,7 +3732,7 @@
         </w:p>
         <w:p>
           <w:pPr>
-            <w:pStyle w:val="TOC2"/>
+            <w:pStyle w:val="17"/>
             <w:keepNext w:val="0"/>
             <w:keepLines w:val="0"/>
             <w:pageBreakBefore w:val="0"/>
@@ -3675,21 +3753,21 @@
           </w:pPr>
           <w:r>
             <w:rPr>
-              <w:rFonts w:ascii="宋体" w:eastAsia="宋体" w:hAnsi="宋体" w:cs="宋体" w:hint="eastAsia"/>
+              <w:rFonts w:hint="eastAsia" w:ascii="宋体" w:hAnsi="宋体" w:eastAsia="宋体" w:cs="宋体"/>
               <w:szCs w:val="24"/>
             </w:rPr>
             <w:fldChar w:fldCharType="begin"/>
           </w:r>
           <w:r>
             <w:rPr>
-              <w:rFonts w:ascii="宋体" w:eastAsia="宋体" w:hAnsi="宋体" w:cs="宋体" w:hint="eastAsia"/>
+              <w:rFonts w:hint="eastAsia" w:ascii="宋体" w:hAnsi="宋体" w:eastAsia="宋体" w:cs="宋体"/>
               <w:szCs w:val="24"/>
             </w:rPr>
             <w:instrText xml:space="preserve"> HYPERLINK \l _Toc28947 </w:instrText>
           </w:r>
           <w:r>
             <w:rPr>
-              <w:rFonts w:ascii="宋体" w:eastAsia="宋体" w:hAnsi="宋体" w:cs="宋体" w:hint="eastAsia"/>
+              <w:rFonts w:hint="eastAsia" w:ascii="宋体" w:hAnsi="宋体" w:eastAsia="宋体" w:cs="宋体"/>
               <w:szCs w:val="24"/>
             </w:rPr>
             <w:fldChar w:fldCharType="separate"/>
@@ -3721,7 +3799,7 @@
           </w:r>
           <w:r>
             <w:rPr>
-              <w:rFonts w:ascii="宋体" w:eastAsia="宋体" w:hAnsi="宋体" w:cs="宋体" w:hint="eastAsia"/>
+              <w:rFonts w:hint="eastAsia" w:ascii="宋体" w:hAnsi="宋体" w:eastAsia="宋体" w:cs="宋体"/>
               <w:szCs w:val="24"/>
             </w:rPr>
             <w:fldChar w:fldCharType="end"/>
@@ -3729,7 +3807,7 @@
         </w:p>
         <w:p>
           <w:pPr>
-            <w:pStyle w:val="TOC2"/>
+            <w:pStyle w:val="17"/>
             <w:keepNext w:val="0"/>
             <w:keepLines w:val="0"/>
             <w:pageBreakBefore w:val="0"/>
@@ -3750,21 +3828,21 @@
           </w:pPr>
           <w:r>
             <w:rPr>
-              <w:rFonts w:ascii="宋体" w:eastAsia="宋体" w:hAnsi="宋体" w:cs="宋体" w:hint="eastAsia"/>
+              <w:rFonts w:hint="eastAsia" w:ascii="宋体" w:hAnsi="宋体" w:eastAsia="宋体" w:cs="宋体"/>
               <w:szCs w:val="24"/>
             </w:rPr>
             <w:fldChar w:fldCharType="begin"/>
           </w:r>
           <w:r>
             <w:rPr>
-              <w:rFonts w:ascii="宋体" w:eastAsia="宋体" w:hAnsi="宋体" w:cs="宋体" w:hint="eastAsia"/>
+              <w:rFonts w:hint="eastAsia" w:ascii="宋体" w:hAnsi="宋体" w:eastAsia="宋体" w:cs="宋体"/>
               <w:szCs w:val="24"/>
             </w:rPr>
             <w:instrText xml:space="preserve"> HYPERLINK \l _Toc18721 </w:instrText>
           </w:r>
           <w:r>
             <w:rPr>
-              <w:rFonts w:ascii="宋体" w:eastAsia="宋体" w:hAnsi="宋体" w:cs="宋体" w:hint="eastAsia"/>
+              <w:rFonts w:hint="eastAsia" w:ascii="宋体" w:hAnsi="宋体" w:eastAsia="宋体" w:cs="宋体"/>
               <w:szCs w:val="24"/>
             </w:rPr>
             <w:fldChar w:fldCharType="separate"/>
@@ -3796,7 +3874,7 @@
           </w:r>
           <w:r>
             <w:rPr>
-              <w:rFonts w:ascii="宋体" w:eastAsia="宋体" w:hAnsi="宋体" w:cs="宋体" w:hint="eastAsia"/>
+              <w:rFonts w:hint="eastAsia" w:ascii="宋体" w:hAnsi="宋体" w:eastAsia="宋体" w:cs="宋体"/>
               <w:szCs w:val="24"/>
             </w:rPr>
             <w:fldChar w:fldCharType="end"/>
@@ -3819,7 +3897,7 @@
             <w:snapToGrid w:val="0"/>
             <w:textAlignment w:val="baseline"/>
             <w:rPr>
-              <w:rFonts w:ascii="宋体" w:eastAsia="宋体" w:hAnsi="宋体" w:cs="宋体" w:hint="eastAsia"/>
+              <w:rFonts w:hint="eastAsia" w:ascii="宋体" w:hAnsi="宋体" w:eastAsia="宋体" w:cs="宋体"/>
               <w:snapToGrid w:val="0"/>
               <w:color w:val="000000"/>
               <w:kern w:val="0"/>
@@ -3830,7 +3908,7 @@
           </w:pPr>
           <w:r>
             <w:rPr>
-              <w:rFonts w:ascii="宋体" w:eastAsia="宋体" w:hAnsi="宋体" w:cs="宋体" w:hint="eastAsia"/>
+              <w:rFonts w:hint="eastAsia" w:ascii="宋体" w:hAnsi="宋体" w:eastAsia="宋体" w:cs="宋体"/>
               <w:szCs w:val="24"/>
             </w:rPr>
             <w:fldChar w:fldCharType="end"/>
@@ -3855,7 +3933,7 @@
         <w:snapToGrid w:val="0"/>
         <w:textAlignment w:val="baseline"/>
         <w:rPr>
-          <w:rFonts w:ascii="Arial" w:eastAsia="Arial" w:hAnsi="Arial" w:cs="Arial"/>
+          <w:rFonts w:ascii="Arial" w:hAnsi="Arial" w:eastAsia="Arial" w:cs="Arial"/>
           <w:snapToGrid w:val="0"/>
           <w:color w:val="000000"/>
           <w:kern w:val="0"/>
@@ -3866,7 +3944,7 @@
       </w:pPr>
       <w:r>
         <w:rPr>
-          <w:rFonts w:ascii="Arial" w:eastAsia="Arial" w:hAnsi="Arial" w:cs="Arial"/>
+          <w:rFonts w:ascii="Arial" w:hAnsi="Arial" w:eastAsia="Arial" w:cs="Arial"/>
           <w:snapToGrid w:val="0"/>
           <w:color w:val="000000"/>
           <w:kern w:val="0"/>
@@ -3879,7 +3957,7 @@
     </w:p>
     <w:p>
       <w:pPr>
-        <w:pStyle w:val="1"/>
+        <w:pStyle w:val="28"/>
         <w:keepNext w:val="0"/>
         <w:keepLines w:val="0"/>
         <w:pageBreakBefore w:val="0"/>
@@ -3899,7 +3977,7 @@
           <w:lang w:val="en-US" w:eastAsia="zh-CN"/>
         </w:rPr>
       </w:pPr>
-      <w:bookmarkStart w:id="2" w:name="_Toc11815"/>
+      <w:bookmarkStart w:id="1" w:name="_Toc11815"/>
       <w:r>
         <w:rPr>
           <w:rFonts w:hint="default"/>
@@ -3907,11 +3985,11 @@
         </w:rPr>
         <w:t>项目概述</w:t>
       </w:r>
-      <w:bookmarkEnd w:id="2"/>
-    </w:p>
-    <w:p>
-      <w:pPr>
-        <w:pStyle w:val="a1"/>
+      <w:bookmarkEnd w:id="1"/>
+    </w:p>
+    <w:p>
+      <w:pPr>
+        <w:pStyle w:val="29"/>
         <w:keepNext w:val="0"/>
         <w:keepLines w:val="0"/>
         <w:pageBreakBefore w:val="0"/>
@@ -3955,7 +4033,7 @@
     </w:p>
     <w:p>
       <w:pPr>
-        <w:pStyle w:val="1"/>
+        <w:pStyle w:val="28"/>
         <w:keepNext w:val="0"/>
         <w:keepLines w:val="0"/>
         <w:pageBreakBefore w:val="0"/>
@@ -3975,7 +4053,7 @@
           <w:lang w:val="en-US" w:eastAsia="zh-CN"/>
         </w:rPr>
       </w:pPr>
-      <w:bookmarkStart w:id="3" w:name="_Toc31446"/>
+      <w:bookmarkStart w:id="2" w:name="_Toc31446"/>
       <w:r>
         <w:rPr>
           <w:rFonts w:hint="default"/>
@@ -3983,11 +4061,11 @@
         </w:rPr>
         <w:t>项目实施总体规划</w:t>
       </w:r>
-      <w:bookmarkEnd w:id="3"/>
-    </w:p>
-    <w:p>
-      <w:pPr>
-        <w:pStyle w:val="a1"/>
+      <w:bookmarkEnd w:id="2"/>
+    </w:p>
+    <w:p>
+      <w:pPr>
+        <w:pStyle w:val="29"/>
         <w:keepNext w:val="0"/>
         <w:keepLines w:val="0"/>
         <w:pageBreakBefore w:val="0"/>
@@ -4031,7 +4109,7 @@
     </w:p>
     <w:p>
       <w:pPr>
-        <w:pStyle w:val="a1"/>
+        <w:pStyle w:val="29"/>
         <w:keepNext w:val="0"/>
         <w:keepLines w:val="0"/>
         <w:pageBreakBefore w:val="0"/>
@@ -4049,7 +4127,7 @@
         <w:bidi w:val="0"/>
         <w:adjustRightInd w:val="0"/>
         <w:snapToGrid w:val="0"/>
-        <w:ind w:left="425" w:hanging="425" w:leftChars="0" w:firstLineChars="0"/>
+        <w:ind w:left="425" w:leftChars="0" w:hanging="425" w:firstLineChars="0"/>
         <w:textAlignment w:val="baseline"/>
         <w:rPr>
           <w:rFonts w:hint="default"/>
@@ -4066,7 +4144,7 @@
     </w:p>
     <w:p>
       <w:pPr>
-        <w:pStyle w:val="a1"/>
+        <w:pStyle w:val="29"/>
         <w:keepNext w:val="0"/>
         <w:keepLines w:val="0"/>
         <w:pageBreakBefore w:val="0"/>
@@ -4084,7 +4162,7 @@
         <w:bidi w:val="0"/>
         <w:adjustRightInd w:val="0"/>
         <w:snapToGrid w:val="0"/>
-        <w:ind w:left="425" w:hanging="425" w:leftChars="0" w:firstLineChars="0"/>
+        <w:ind w:left="425" w:leftChars="0" w:hanging="425" w:firstLineChars="0"/>
         <w:textAlignment w:val="baseline"/>
         <w:rPr>
           <w:rFonts w:hint="default"/>
@@ -4101,7 +4179,7 @@
     </w:p>
     <w:p>
       <w:pPr>
-        <w:pStyle w:val="a1"/>
+        <w:pStyle w:val="29"/>
         <w:keepNext w:val="0"/>
         <w:keepLines w:val="0"/>
         <w:pageBreakBefore w:val="0"/>
@@ -4119,7 +4197,7 @@
         <w:bidi w:val="0"/>
         <w:adjustRightInd w:val="0"/>
         <w:snapToGrid w:val="0"/>
-        <w:ind w:left="425" w:hanging="425" w:leftChars="0" w:firstLineChars="0"/>
+        <w:ind w:left="425" w:leftChars="0" w:hanging="425" w:firstLineChars="0"/>
         <w:textAlignment w:val="baseline"/>
         <w:rPr>
           <w:rFonts w:hint="default"/>
@@ -4136,7 +4214,7 @@
     </w:p>
     <w:p>
       <w:pPr>
-        <w:pStyle w:val="a1"/>
+        <w:pStyle w:val="29"/>
         <w:keepNext w:val="0"/>
         <w:keepLines w:val="0"/>
         <w:pageBreakBefore w:val="0"/>
@@ -4154,7 +4232,7 @@
         <w:bidi w:val="0"/>
         <w:adjustRightInd w:val="0"/>
         <w:snapToGrid w:val="0"/>
-        <w:ind w:left="425" w:hanging="425" w:leftChars="0" w:firstLineChars="0"/>
+        <w:ind w:left="425" w:leftChars="0" w:hanging="425" w:firstLineChars="0"/>
         <w:textAlignment w:val="baseline"/>
         <w:rPr>
           <w:rFonts w:hint="default"/>
@@ -4171,7 +4249,7 @@
     </w:p>
     <w:p>
       <w:pPr>
-        <w:pStyle w:val="a1"/>
+        <w:pStyle w:val="29"/>
         <w:keepNext w:val="0"/>
         <w:keepLines w:val="0"/>
         <w:pageBreakBefore w:val="0"/>
@@ -4189,7 +4267,7 @@
         <w:bidi w:val="0"/>
         <w:adjustRightInd w:val="0"/>
         <w:snapToGrid w:val="0"/>
-        <w:ind w:left="425" w:hanging="425" w:leftChars="0" w:firstLineChars="0"/>
+        <w:ind w:left="425" w:leftChars="0" w:hanging="425" w:firstLineChars="0"/>
         <w:textAlignment w:val="baseline"/>
         <w:rPr>
           <w:rFonts w:hint="default"/>
@@ -4206,7 +4284,7 @@
     </w:p>
     <w:p>
       <w:pPr>
-        <w:pStyle w:val="1"/>
+        <w:pStyle w:val="28"/>
         <w:keepNext w:val="0"/>
         <w:keepLines w:val="0"/>
         <w:pageBreakBefore w:val="0"/>
@@ -4226,7 +4304,7 @@
           <w:lang w:val="en-US" w:eastAsia="zh-CN"/>
         </w:rPr>
       </w:pPr>
-      <w:bookmarkStart w:id="4" w:name="_Toc29392"/>
+      <w:bookmarkStart w:id="3" w:name="_Toc29392"/>
       <w:r>
         <w:rPr>
           <w:rFonts w:hint="default"/>
@@ -4234,11 +4312,11 @@
         </w:rPr>
         <w:t>分阶段实施内容</w:t>
       </w:r>
-      <w:bookmarkEnd w:id="4"/>
-    </w:p>
-    <w:p>
-      <w:pPr>
-        <w:pStyle w:val="2"/>
+      <w:bookmarkEnd w:id="3"/>
+    </w:p>
+    <w:p>
+      <w:pPr>
+        <w:pStyle w:val="30"/>
         <w:keepNext w:val="0"/>
         <w:keepLines w:val="0"/>
         <w:pageBreakBefore w:val="0"/>
@@ -4258,7 +4336,7 @@
           <w:lang w:val="en-US" w:eastAsia="zh-CN"/>
         </w:rPr>
       </w:pPr>
-      <w:bookmarkStart w:id="5" w:name="_Toc19004"/>
+      <w:bookmarkStart w:id="4" w:name="_Toc19004"/>
       <w:r>
         <w:rPr>
           <w:rFonts w:hint="default"/>
@@ -4266,11 +4344,11 @@
         </w:rPr>
         <w:t>项目启动与规划</w:t>
       </w:r>
-      <w:bookmarkEnd w:id="5"/>
-    </w:p>
-    <w:p>
-      <w:pPr>
-        <w:pStyle w:val="3"/>
+      <w:bookmarkEnd w:id="4"/>
+    </w:p>
+    <w:p>
+      <w:pPr>
+        <w:pStyle w:val="31"/>
         <w:keepNext w:val="0"/>
         <w:keepLines w:val="0"/>
         <w:pageBreakBefore w:val="0"/>
@@ -4300,7 +4378,7 @@
     </w:p>
     <w:p>
       <w:pPr>
-        <w:pStyle w:val="a1"/>
+        <w:pStyle w:val="29"/>
         <w:keepNext w:val="0"/>
         <w:keepLines w:val="0"/>
         <w:pageBreakBefore w:val="0"/>
@@ -4330,7 +4408,7 @@
     </w:p>
     <w:p>
       <w:pPr>
-        <w:pStyle w:val="3"/>
+        <w:pStyle w:val="31"/>
         <w:keepNext w:val="0"/>
         <w:keepLines w:val="0"/>
         <w:pageBreakBefore w:val="0"/>
@@ -4360,7 +4438,7 @@
     </w:p>
     <w:p>
       <w:pPr>
-        <w:pStyle w:val="a1"/>
+        <w:pStyle w:val="29"/>
         <w:keepNext w:val="0"/>
         <w:keepLines w:val="0"/>
         <w:pageBreakBefore w:val="0"/>
@@ -4390,7 +4468,7 @@
     </w:p>
     <w:p>
       <w:pPr>
-        <w:pStyle w:val="3"/>
+        <w:pStyle w:val="31"/>
         <w:keepNext w:val="0"/>
         <w:keepLines w:val="0"/>
         <w:pageBreakBefore w:val="0"/>
@@ -4420,7 +4498,7 @@
     </w:p>
     <w:p>
       <w:pPr>
-        <w:pStyle w:val="a1"/>
+        <w:pStyle w:val="29"/>
         <w:keepNext w:val="0"/>
         <w:keepLines w:val="0"/>
         <w:pageBreakBefore w:val="0"/>
@@ -4450,7 +4528,7 @@
     </w:p>
     <w:p>
       <w:pPr>
-        <w:pStyle w:val="2"/>
+        <w:pStyle w:val="30"/>
         <w:keepNext w:val="0"/>
         <w:keepLines w:val="0"/>
         <w:pageBreakBefore w:val="0"/>
@@ -4470,7 +4548,7 @@
           <w:lang w:val="en-US" w:eastAsia="zh-CN"/>
         </w:rPr>
       </w:pPr>
-      <w:bookmarkStart w:id="6" w:name="_Toc14749"/>
+      <w:bookmarkStart w:id="5" w:name="_Toc14749"/>
       <w:r>
         <w:rPr>
           <w:rFonts w:hint="default"/>
@@ -4478,11 +4556,11 @@
         </w:rPr>
         <w:t>服务交接与基线建立</w:t>
       </w:r>
-      <w:bookmarkEnd w:id="6"/>
-    </w:p>
-    <w:p>
-      <w:pPr>
-        <w:pStyle w:val="3"/>
+      <w:bookmarkEnd w:id="5"/>
+    </w:p>
+    <w:p>
+      <w:pPr>
+        <w:pStyle w:val="31"/>
         <w:keepNext w:val="0"/>
         <w:keepLines w:val="0"/>
         <w:pageBreakBefore w:val="0"/>
@@ -4502,7 +4580,7 @@
           <w:lang w:val="en-US" w:eastAsia="zh-CN"/>
         </w:rPr>
       </w:pPr>
-      <w:bookmarkStart w:id="7" w:name="_Toc12156"/>
+      <w:bookmarkStart w:id="6" w:name="_Toc12156"/>
       <w:r>
         <w:rPr>
           <w:rFonts w:hint="default"/>
@@ -4510,11 +4588,11 @@
         </w:rPr>
         <w:t>环境与权限交接</w:t>
       </w:r>
-      <w:bookmarkEnd w:id="7"/>
-    </w:p>
-    <w:p>
-      <w:pPr>
-        <w:pStyle w:val="a1"/>
+      <w:bookmarkEnd w:id="6"/>
+    </w:p>
+    <w:p>
+      <w:pPr>
+        <w:pStyle w:val="29"/>
         <w:keepNext w:val="0"/>
         <w:keepLines w:val="0"/>
         <w:pageBreakBefore w:val="0"/>
@@ -4544,7 +4622,7 @@
     </w:p>
     <w:p>
       <w:pPr>
-        <w:pStyle w:val="3"/>
+        <w:pStyle w:val="31"/>
         <w:keepNext w:val="0"/>
         <w:keepLines w:val="0"/>
         <w:pageBreakBefore w:val="0"/>
@@ -4564,7 +4642,7 @@
           <w:lang w:val="en-US" w:eastAsia="zh-CN"/>
         </w:rPr>
       </w:pPr>
-      <w:bookmarkStart w:id="8" w:name="_Toc21255"/>
+      <w:bookmarkStart w:id="7" w:name="_Toc21255"/>
       <w:r>
         <w:rPr>
           <w:rFonts w:hint="default"/>
@@ -4572,11 +4650,11 @@
         </w:rPr>
         <w:t>服务基线建立</w:t>
       </w:r>
-      <w:bookmarkEnd w:id="8"/>
-    </w:p>
-    <w:p>
-      <w:pPr>
-        <w:pStyle w:val="a1"/>
+      <w:bookmarkEnd w:id="7"/>
+    </w:p>
+    <w:p>
+      <w:pPr>
+        <w:pStyle w:val="29"/>
         <w:keepNext w:val="0"/>
         <w:keepLines w:val="0"/>
         <w:pageBreakBefore w:val="0"/>
@@ -4606,7 +4684,7 @@
     </w:p>
     <w:p>
       <w:pPr>
-        <w:pStyle w:val="3"/>
+        <w:pStyle w:val="31"/>
         <w:keepNext w:val="0"/>
         <w:keepLines w:val="0"/>
         <w:pageBreakBefore w:val="0"/>
@@ -4626,7 +4704,7 @@
           <w:lang w:val="en-US" w:eastAsia="zh-CN"/>
         </w:rPr>
       </w:pPr>
-      <w:bookmarkStart w:id="9" w:name="_Toc9565"/>
+      <w:bookmarkStart w:id="8" w:name="_Toc9565"/>
       <w:r>
         <w:rPr>
           <w:rFonts w:hint="default"/>
@@ -4634,11 +4712,11 @@
         </w:rPr>
         <w:t>运维系统初始化</w:t>
       </w:r>
-      <w:bookmarkEnd w:id="9"/>
-    </w:p>
-    <w:p>
-      <w:pPr>
-        <w:pStyle w:val="a1"/>
+      <w:bookmarkEnd w:id="8"/>
+    </w:p>
+    <w:p>
+      <w:pPr>
+        <w:pStyle w:val="29"/>
         <w:keepNext w:val="0"/>
         <w:keepLines w:val="0"/>
         <w:pageBreakBefore w:val="0"/>
@@ -4682,7 +4760,7 @@
     </w:p>
     <w:p>
       <w:pPr>
-        <w:pStyle w:val="2"/>
+        <w:pStyle w:val="30"/>
         <w:keepNext w:val="0"/>
         <w:keepLines w:val="0"/>
         <w:pageBreakBefore w:val="0"/>
@@ -4702,7 +4780,7 @@
           <w:lang w:val="en-US" w:eastAsia="zh-CN"/>
         </w:rPr>
       </w:pPr>
-      <w:bookmarkStart w:id="10" w:name="_Toc21031"/>
+      <w:bookmarkStart w:id="9" w:name="_Toc21031"/>
       <w:r>
         <w:rPr>
           <w:rFonts w:hint="default"/>
@@ -4710,11 +4788,11 @@
         </w:rPr>
         <w:t>标准化运维服务执行</w:t>
       </w:r>
-      <w:bookmarkEnd w:id="10"/>
-    </w:p>
-    <w:p>
-      <w:pPr>
-        <w:pStyle w:val="3"/>
+      <w:bookmarkEnd w:id="9"/>
+    </w:p>
+    <w:p>
+      <w:pPr>
+        <w:pStyle w:val="31"/>
         <w:keepNext w:val="0"/>
         <w:keepLines w:val="0"/>
         <w:pageBreakBefore w:val="0"/>
@@ -4734,7 +4812,7 @@
           <w:lang w:val="en-US" w:eastAsia="zh-CN"/>
         </w:rPr>
       </w:pPr>
-      <w:bookmarkStart w:id="11" w:name="_Toc4183"/>
+      <w:bookmarkStart w:id="10" w:name="_Toc4183"/>
       <w:r>
         <w:rPr>
           <w:rFonts w:hint="default"/>
@@ -4749,11 +4827,11 @@
         </w:rPr>
         <w:t>专员</w:t>
       </w:r>
-      <w:bookmarkEnd w:id="11"/>
-    </w:p>
-    <w:p>
-      <w:pPr>
-        <w:pStyle w:val="a1"/>
+      <w:bookmarkEnd w:id="10"/>
+    </w:p>
+    <w:p>
+      <w:pPr>
+        <w:pStyle w:val="29"/>
         <w:keepNext w:val="0"/>
         <w:keepLines w:val="0"/>
         <w:pageBreakBefore w:val="0"/>
@@ -4783,7 +4861,7 @@
     </w:p>
     <w:p>
       <w:pPr>
-        <w:pStyle w:val="3"/>
+        <w:pStyle w:val="31"/>
         <w:keepNext w:val="0"/>
         <w:keepLines w:val="0"/>
         <w:pageBreakBefore w:val="0"/>
@@ -4803,7 +4881,7 @@
           <w:lang w:val="en-US" w:eastAsia="zh-CN"/>
         </w:rPr>
       </w:pPr>
-      <w:bookmarkStart w:id="12" w:name="_Toc14414"/>
+      <w:bookmarkStart w:id="11" w:name="_Toc14414"/>
       <w:r>
         <w:rPr>
           <w:rFonts w:hint="default"/>
@@ -4811,11 +4889,11 @@
         </w:rPr>
         <w:t>事件与问题管理</w:t>
       </w:r>
-      <w:bookmarkEnd w:id="12"/>
-    </w:p>
-    <w:p>
-      <w:pPr>
-        <w:pStyle w:val="a1"/>
+      <w:bookmarkEnd w:id="11"/>
+    </w:p>
+    <w:p>
+      <w:pPr>
+        <w:pStyle w:val="29"/>
         <w:keepNext w:val="0"/>
         <w:keepLines w:val="0"/>
         <w:pageBreakBefore w:val="0"/>
@@ -4845,7 +4923,7 @@
     </w:p>
     <w:p>
       <w:pPr>
-        <w:pStyle w:val="3"/>
+        <w:pStyle w:val="31"/>
         <w:keepNext w:val="0"/>
         <w:keepLines w:val="0"/>
         <w:pageBreakBefore w:val="0"/>
@@ -4865,7 +4943,7 @@
           <w:lang w:val="en-US" w:eastAsia="zh-CN"/>
         </w:rPr>
       </w:pPr>
-      <w:bookmarkStart w:id="13" w:name="_Toc18505"/>
+      <w:bookmarkStart w:id="12" w:name="_Toc18505"/>
       <w:r>
         <w:rPr>
           <w:rFonts w:hint="default"/>
@@ -4873,11 +4951,11 @@
         </w:rPr>
         <w:t>变更与配置管理</w:t>
       </w:r>
-      <w:bookmarkEnd w:id="13"/>
-    </w:p>
-    <w:p>
-      <w:pPr>
-        <w:pStyle w:val="a1"/>
+      <w:bookmarkEnd w:id="12"/>
+    </w:p>
+    <w:p>
+      <w:pPr>
+        <w:pStyle w:val="29"/>
         <w:keepNext w:val="0"/>
         <w:keepLines w:val="0"/>
         <w:pageBreakBefore w:val="0"/>
@@ -4907,7 +4985,7 @@
     </w:p>
     <w:p>
       <w:pPr>
-        <w:pStyle w:val="3"/>
+        <w:pStyle w:val="31"/>
         <w:keepNext w:val="0"/>
         <w:keepLines w:val="0"/>
         <w:pageBreakBefore w:val="0"/>
@@ -4927,7 +5005,7 @@
           <w:lang w:val="en-US" w:eastAsia="zh-CN"/>
         </w:rPr>
       </w:pPr>
-      <w:bookmarkStart w:id="14" w:name="_Toc12902"/>
+      <w:bookmarkStart w:id="13" w:name="_Toc12902"/>
       <w:r>
         <w:rPr>
           <w:rFonts w:hint="default"/>
@@ -4935,11 +5013,11 @@
         </w:rPr>
         <w:t>日常运维作业</w:t>
       </w:r>
-      <w:bookmarkEnd w:id="14"/>
-    </w:p>
-    <w:p>
-      <w:pPr>
-        <w:pStyle w:val="a1"/>
+      <w:bookmarkEnd w:id="13"/>
+    </w:p>
+    <w:p>
+      <w:pPr>
+        <w:pStyle w:val="29"/>
         <w:keepNext w:val="0"/>
         <w:keepLines w:val="0"/>
         <w:pageBreakBefore w:val="0"/>
@@ -4957,7 +5035,7 @@
         <w:bidi w:val="0"/>
         <w:adjustRightInd w:val="0"/>
         <w:snapToGrid w:val="0"/>
-        <w:ind w:left="425" w:hanging="425" w:leftChars="0" w:firstLineChars="0"/>
+        <w:ind w:left="425" w:leftChars="0" w:hanging="425" w:firstLineChars="0"/>
         <w:textAlignment w:val="baseline"/>
         <w:rPr>
           <w:rFonts w:hint="default"/>
@@ -4974,7 +5052,7 @@
     </w:p>
     <w:p>
       <w:pPr>
-        <w:pStyle w:val="a1"/>
+        <w:pStyle w:val="29"/>
         <w:keepNext w:val="0"/>
         <w:keepLines w:val="0"/>
         <w:pageBreakBefore w:val="0"/>
@@ -4992,7 +5070,7 @@
         <w:bidi w:val="0"/>
         <w:adjustRightInd w:val="0"/>
         <w:snapToGrid w:val="0"/>
-        <w:ind w:left="425" w:hanging="425" w:leftChars="0" w:firstLineChars="0"/>
+        <w:ind w:left="425" w:leftChars="0" w:hanging="425" w:firstLineChars="0"/>
         <w:textAlignment w:val="baseline"/>
         <w:rPr>
           <w:rFonts w:hint="default"/>
@@ -5009,7 +5087,7 @@
     </w:p>
     <w:p>
       <w:pPr>
-        <w:pStyle w:val="a1"/>
+        <w:pStyle w:val="29"/>
         <w:keepNext w:val="0"/>
         <w:keepLines w:val="0"/>
         <w:pageBreakBefore w:val="0"/>
@@ -5027,7 +5105,7 @@
         <w:bidi w:val="0"/>
         <w:adjustRightInd w:val="0"/>
         <w:snapToGrid w:val="0"/>
-        <w:ind w:left="425" w:hanging="425" w:leftChars="0" w:firstLineChars="0"/>
+        <w:ind w:left="425" w:leftChars="0" w:hanging="425" w:firstLineChars="0"/>
         <w:textAlignment w:val="baseline"/>
         <w:rPr>
           <w:rFonts w:hint="default"/>
@@ -5044,7 +5122,7 @@
     </w:p>
     <w:p>
       <w:pPr>
-        <w:pStyle w:val="2"/>
+        <w:pStyle w:val="30"/>
         <w:keepNext w:val="0"/>
         <w:keepLines w:val="0"/>
         <w:pageBreakBefore w:val="0"/>
@@ -5064,7 +5142,7 @@
           <w:lang w:val="en-US" w:eastAsia="zh-CN"/>
         </w:rPr>
       </w:pPr>
-      <w:bookmarkStart w:id="15" w:name="_Toc20692"/>
+      <w:bookmarkStart w:id="14" w:name="_Toc20692"/>
       <w:r>
         <w:rPr>
           <w:rFonts w:hint="default"/>
@@ -5072,11 +5150,11 @@
         </w:rPr>
         <w:t>服务持续监控与优化</w:t>
       </w:r>
-      <w:bookmarkEnd w:id="15"/>
-    </w:p>
-    <w:p>
-      <w:pPr>
-        <w:pStyle w:val="a1"/>
+      <w:bookmarkEnd w:id="14"/>
+    </w:p>
+    <w:p>
+      <w:pPr>
+        <w:pStyle w:val="29"/>
         <w:keepNext w:val="0"/>
         <w:keepLines w:val="0"/>
         <w:pageBreakBefore w:val="0"/>
@@ -5106,7 +5184,7 @@
     </w:p>
     <w:p>
       <w:pPr>
-        <w:pStyle w:val="a1"/>
+        <w:pStyle w:val="29"/>
         <w:keepNext w:val="0"/>
         <w:keepLines w:val="0"/>
         <w:pageBreakBefore w:val="0"/>
@@ -5136,7 +5214,7 @@
     </w:p>
     <w:p>
       <w:pPr>
-        <w:pStyle w:val="2"/>
+        <w:pStyle w:val="30"/>
         <w:keepNext w:val="0"/>
         <w:keepLines w:val="0"/>
         <w:pageBreakBefore w:val="0"/>
@@ -5156,7 +5234,7 @@
           <w:lang w:val="en-US" w:eastAsia="zh-CN"/>
         </w:rPr>
       </w:pPr>
-      <w:bookmarkStart w:id="16" w:name="_Toc7785"/>
+      <w:bookmarkStart w:id="15" w:name="_Toc7785"/>
       <w:r>
         <w:rPr>
           <w:rFonts w:hint="default"/>
@@ -5164,11 +5242,11 @@
         </w:rPr>
         <w:t>服务回顾与周期续约准备</w:t>
       </w:r>
-      <w:bookmarkEnd w:id="16"/>
-    </w:p>
-    <w:p>
-      <w:pPr>
-        <w:pStyle w:val="3"/>
+      <w:bookmarkEnd w:id="15"/>
+    </w:p>
+    <w:p>
+      <w:pPr>
+        <w:pStyle w:val="31"/>
         <w:keepNext w:val="0"/>
         <w:keepLines w:val="0"/>
         <w:pageBreakBefore w:val="0"/>
@@ -5188,7 +5266,7 @@
           <w:lang w:val="en-US" w:eastAsia="zh-CN"/>
         </w:rPr>
       </w:pPr>
-      <w:bookmarkStart w:id="17" w:name="_Toc15744"/>
+      <w:bookmarkStart w:id="16" w:name="_Toc15744"/>
       <w:r>
         <w:rPr>
           <w:rFonts w:hint="default"/>
@@ -5196,11 +5274,11 @@
         </w:rPr>
         <w:t>服务总结报告</w:t>
       </w:r>
-      <w:bookmarkEnd w:id="17"/>
-    </w:p>
-    <w:p>
-      <w:pPr>
-        <w:pStyle w:val="a1"/>
+      <w:bookmarkEnd w:id="16"/>
+    </w:p>
+    <w:p>
+      <w:pPr>
+        <w:pStyle w:val="29"/>
         <w:keepNext w:val="0"/>
         <w:keepLines w:val="0"/>
         <w:pageBreakBefore w:val="0"/>
@@ -5230,7 +5308,7 @@
     </w:p>
     <w:p>
       <w:pPr>
-        <w:pStyle w:val="3"/>
+        <w:pStyle w:val="31"/>
         <w:keepNext w:val="0"/>
         <w:keepLines w:val="0"/>
         <w:pageBreakBefore w:val="0"/>
@@ -5250,7 +5328,7 @@
           <w:lang w:val="en-US" w:eastAsia="zh-CN"/>
         </w:rPr>
       </w:pPr>
-      <w:bookmarkStart w:id="18" w:name="_Toc361"/>
+      <w:bookmarkStart w:id="17" w:name="_Toc361"/>
       <w:r>
         <w:rPr>
           <w:rFonts w:hint="default"/>
@@ -5258,11 +5336,11 @@
         </w:rPr>
         <w:t>知识移交</w:t>
       </w:r>
-      <w:bookmarkEnd w:id="18"/>
-    </w:p>
-    <w:p>
-      <w:pPr>
-        <w:pStyle w:val="a1"/>
+      <w:bookmarkEnd w:id="17"/>
+    </w:p>
+    <w:p>
+      <w:pPr>
+        <w:pStyle w:val="29"/>
         <w:keepNext w:val="0"/>
         <w:keepLines w:val="0"/>
         <w:pageBreakBefore w:val="0"/>
@@ -5292,7 +5370,7 @@
     </w:p>
     <w:p>
       <w:pPr>
-        <w:pStyle w:val="a1"/>
+        <w:pStyle w:val="29"/>
         <w:keepNext w:val="0"/>
         <w:keepLines w:val="0"/>
         <w:pageBreakBefore w:val="0"/>
@@ -5322,7 +5400,7 @@
     </w:p>
     <w:p>
       <w:pPr>
-        <w:pStyle w:val="1"/>
+        <w:pStyle w:val="28"/>
         <w:keepNext w:val="0"/>
         <w:keepLines w:val="0"/>
         <w:pageBreakBefore w:val="0"/>
@@ -5342,7 +5420,7 @@
           <w:lang w:val="en-US" w:eastAsia="zh-CN"/>
         </w:rPr>
       </w:pPr>
-      <w:bookmarkStart w:id="19" w:name="_Toc26647"/>
+      <w:bookmarkStart w:id="18" w:name="_Toc26647"/>
       <w:r>
         <w:rPr>
           <w:rFonts w:hint="default"/>
@@ -5350,11 +5428,11 @@
         </w:rPr>
         <w:t>资源与保障措施</w:t>
       </w:r>
-      <w:bookmarkEnd w:id="19"/>
-    </w:p>
-    <w:p>
-      <w:pPr>
-        <w:pStyle w:val="2"/>
+      <w:bookmarkEnd w:id="18"/>
+    </w:p>
+    <w:p>
+      <w:pPr>
+        <w:pStyle w:val="30"/>
         <w:keepNext w:val="0"/>
         <w:keepLines w:val="0"/>
         <w:pageBreakBefore w:val="0"/>
@@ -5374,7 +5452,7 @@
           <w:lang w:val="en-US" w:eastAsia="zh-CN"/>
         </w:rPr>
       </w:pPr>
-      <w:bookmarkStart w:id="20" w:name="_Toc6910"/>
+      <w:bookmarkStart w:id="19" w:name="_Toc6910"/>
       <w:r>
         <w:rPr>
           <w:rFonts w:hint="default"/>
@@ -5382,11 +5460,11 @@
         </w:rPr>
         <w:t>团队保障</w:t>
       </w:r>
-      <w:bookmarkEnd w:id="20"/>
-    </w:p>
-    <w:p>
-      <w:pPr>
-        <w:pStyle w:val="a1"/>
+      <w:bookmarkEnd w:id="19"/>
+    </w:p>
+    <w:p>
+      <w:pPr>
+        <w:pStyle w:val="29"/>
         <w:keepNext w:val="0"/>
         <w:keepLines w:val="0"/>
         <w:pageBreakBefore w:val="0"/>
@@ -5416,7 +5494,7 @@
     </w:p>
     <w:p>
       <w:pPr>
-        <w:pStyle w:val="2"/>
+        <w:pStyle w:val="30"/>
         <w:keepNext w:val="0"/>
         <w:keepLines w:val="0"/>
         <w:pageBreakBefore w:val="0"/>
@@ -5436,7 +5514,7 @@
           <w:lang w:val="en-US" w:eastAsia="zh-CN"/>
         </w:rPr>
       </w:pPr>
-      <w:bookmarkStart w:id="21" w:name="_Toc4833"/>
+      <w:bookmarkStart w:id="20" w:name="_Toc4833"/>
       <w:r>
         <w:rPr>
           <w:rFonts w:hint="default"/>
@@ -5444,11 +5522,11 @@
         </w:rPr>
         <w:t>运维保障</w:t>
       </w:r>
-      <w:bookmarkEnd w:id="21"/>
-    </w:p>
-    <w:p>
-      <w:pPr>
-        <w:pStyle w:val="a1"/>
+      <w:bookmarkEnd w:id="20"/>
+    </w:p>
+    <w:p>
+      <w:pPr>
+        <w:pStyle w:val="29"/>
         <w:keepNext w:val="0"/>
         <w:keepLines w:val="0"/>
         <w:pageBreakBefore w:val="0"/>
@@ -5478,7 +5556,7 @@
     </w:p>
     <w:p>
       <w:pPr>
-        <w:pStyle w:val="2"/>
+        <w:pStyle w:val="30"/>
         <w:keepNext w:val="0"/>
         <w:keepLines w:val="0"/>
         <w:pageBreakBefore w:val="0"/>
@@ -5498,7 +5576,7 @@
           <w:lang w:val="en-US" w:eastAsia="zh-CN"/>
         </w:rPr>
       </w:pPr>
-      <w:bookmarkStart w:id="22" w:name="_Toc26912"/>
+      <w:bookmarkStart w:id="21" w:name="_Toc26912"/>
       <w:r>
         <w:rPr>
           <w:rFonts w:hint="default"/>
@@ -5506,11 +5584,11 @@
         </w:rPr>
         <w:t>过程与质量保障</w:t>
       </w:r>
-      <w:bookmarkEnd w:id="22"/>
-    </w:p>
-    <w:p>
-      <w:pPr>
-        <w:pStyle w:val="a1"/>
+      <w:bookmarkEnd w:id="21"/>
+    </w:p>
+    <w:p>
+      <w:pPr>
+        <w:pStyle w:val="29"/>
         <w:bidi w:val="0"/>
         <w:rPr>
           <w:rFonts w:hint="default"/>
@@ -5527,7 +5605,7 @@
     </w:p>
     <w:p>
       <w:pPr>
-        <w:pStyle w:val="1"/>
+        <w:pStyle w:val="28"/>
         <w:keepNext w:val="0"/>
         <w:keepLines w:val="0"/>
         <w:pageBreakBefore w:val="0"/>
@@ -5547,7 +5625,7 @@
           <w:lang w:val="en-US" w:eastAsia="zh-CN"/>
         </w:rPr>
       </w:pPr>
-      <w:bookmarkStart w:id="23" w:name="_Toc7582"/>
+      <w:bookmarkStart w:id="22" w:name="_Toc7582"/>
       <w:r>
         <w:rPr>
           <w:rFonts w:hint="default"/>
@@ -5555,11 +5633,11 @@
         </w:rPr>
         <w:t>风险与应对策略</w:t>
       </w:r>
-      <w:bookmarkEnd w:id="23"/>
-    </w:p>
-    <w:p>
-      <w:pPr>
-        <w:pStyle w:val="2"/>
+      <w:bookmarkEnd w:id="22"/>
+    </w:p>
+    <w:p>
+      <w:pPr>
+        <w:pStyle w:val="30"/>
         <w:keepNext w:val="0"/>
         <w:keepLines w:val="0"/>
         <w:pageBreakBefore w:val="0"/>
@@ -5579,7 +5657,7 @@
           <w:lang w:val="en-US" w:eastAsia="zh-CN"/>
         </w:rPr>
       </w:pPr>
-      <w:bookmarkStart w:id="24" w:name="_Toc18343"/>
+      <w:bookmarkStart w:id="23" w:name="_Toc18343"/>
       <w:r>
         <w:rPr>
           <w:rFonts w:hint="default"/>
@@ -5587,11 +5665,11 @@
         </w:rPr>
         <w:t>付款条件风险</w:t>
       </w:r>
-      <w:bookmarkEnd w:id="24"/>
-    </w:p>
-    <w:p>
-      <w:pPr>
-        <w:pStyle w:val="a1"/>
+      <w:bookmarkEnd w:id="23"/>
+    </w:p>
+    <w:p>
+      <w:pPr>
+        <w:pStyle w:val="29"/>
         <w:bidi w:val="0"/>
         <w:rPr>
           <w:rFonts w:hint="default"/>
@@ -5608,7 +5686,7 @@
     </w:p>
     <w:p>
       <w:pPr>
-        <w:pStyle w:val="a1"/>
+        <w:pStyle w:val="29"/>
         <w:bidi w:val="0"/>
         <w:rPr>
           <w:rFonts w:hint="default"/>
@@ -5625,7 +5703,7 @@
     </w:p>
     <w:p>
       <w:pPr>
-        <w:pStyle w:val="2"/>
+        <w:pStyle w:val="30"/>
         <w:keepNext w:val="0"/>
         <w:keepLines w:val="0"/>
         <w:pageBreakBefore w:val="0"/>
@@ -5645,7 +5723,7 @@
           <w:lang w:val="en-US" w:eastAsia="zh-CN"/>
         </w:rPr>
       </w:pPr>
-      <w:bookmarkStart w:id="25" w:name="_Toc27505"/>
+      <w:bookmarkStart w:id="24" w:name="_Toc27505"/>
       <w:r>
         <w:rPr>
           <w:rFonts w:hint="default"/>
@@ -5653,11 +5731,11 @@
         </w:rPr>
         <w:t>SLA违约风险</w:t>
       </w:r>
-      <w:bookmarkEnd w:id="25"/>
-    </w:p>
-    <w:p>
-      <w:pPr>
-        <w:pStyle w:val="a1"/>
+      <w:bookmarkEnd w:id="24"/>
+    </w:p>
+    <w:p>
+      <w:pPr>
+        <w:pStyle w:val="29"/>
         <w:bidi w:val="0"/>
         <w:rPr>
           <w:rFonts w:hint="default"/>
@@ -5674,7 +5752,7 @@
     </w:p>
     <w:p>
       <w:pPr>
-        <w:pStyle w:val="a1"/>
+        <w:pStyle w:val="29"/>
         <w:bidi w:val="0"/>
         <w:rPr>
           <w:rFonts w:hint="default"/>
@@ -5691,7 +5769,7 @@
     </w:p>
     <w:p>
       <w:pPr>
-        <w:pStyle w:val="2"/>
+        <w:pStyle w:val="30"/>
         <w:keepNext w:val="0"/>
         <w:keepLines w:val="0"/>
         <w:pageBreakBefore w:val="0"/>
@@ -5711,7 +5789,7 @@
           <w:lang w:val="en-US" w:eastAsia="zh-CN"/>
         </w:rPr>
       </w:pPr>
-      <w:bookmarkStart w:id="26" w:name="_Toc28947"/>
+      <w:bookmarkStart w:id="25" w:name="_Toc28947"/>
       <w:r>
         <w:rPr>
           <w:rFonts w:hint="default"/>
@@ -5719,11 +5797,11 @@
         </w:rPr>
         <w:t>人员流动风险</w:t>
       </w:r>
-      <w:bookmarkEnd w:id="26"/>
-    </w:p>
-    <w:p>
-      <w:pPr>
-        <w:pStyle w:val="a1"/>
+      <w:bookmarkEnd w:id="25"/>
+    </w:p>
+    <w:p>
+      <w:pPr>
+        <w:pStyle w:val="29"/>
         <w:bidi w:val="0"/>
         <w:rPr>
           <w:rFonts w:hint="default"/>
@@ -5740,7 +5818,7 @@
     </w:p>
     <w:p>
       <w:pPr>
-        <w:pStyle w:val="a1"/>
+        <w:pStyle w:val="29"/>
         <w:bidi w:val="0"/>
         <w:rPr>
           <w:rFonts w:hint="default"/>
@@ -5757,7 +5835,7 @@
     </w:p>
     <w:p>
       <w:pPr>
-        <w:pStyle w:val="2"/>
+        <w:pStyle w:val="30"/>
         <w:keepNext w:val="0"/>
         <w:keepLines w:val="0"/>
         <w:pageBreakBefore w:val="0"/>
@@ -5777,7 +5855,7 @@
           <w:lang w:val="en-US" w:eastAsia="zh-CN"/>
         </w:rPr>
       </w:pPr>
-      <w:bookmarkStart w:id="27" w:name="_Toc18721"/>
+      <w:bookmarkStart w:id="26" w:name="_Toc18721"/>
       <w:r>
         <w:rPr>
           <w:rFonts w:hint="default"/>
@@ -5785,11 +5863,11 @@
         </w:rPr>
         <w:t>安全事件风险</w:t>
       </w:r>
-      <w:bookmarkEnd w:id="27"/>
-    </w:p>
-    <w:p>
-      <w:pPr>
-        <w:pStyle w:val="a1"/>
+      <w:bookmarkEnd w:id="26"/>
+    </w:p>
+    <w:p>
+      <w:pPr>
+        <w:pStyle w:val="29"/>
         <w:bidi w:val="0"/>
         <w:rPr>
           <w:rFonts w:hint="default"/>
@@ -5806,7 +5884,7 @@
     </w:p>
     <w:p>
       <w:pPr>
-        <w:pStyle w:val="a1"/>
+        <w:pStyle w:val="29"/>
         <w:bidi w:val="0"/>
         <w:rPr>
           <w:rFonts w:hint="default"/>
@@ -5822,23 +5900,73 @@
       </w:r>
     </w:p>
     <w:sectPr>
-      <w:headerReference w:type="default" r:id="rId6"/>
+      <w:headerReference r:id="rId5" w:type="default"/>
       <w:pgSz w:w="11906" w:h="16838"/>
       <w:pgMar w:top="1417" w:right="1800" w:bottom="1440" w:left="1800" w:header="1140" w:footer="992" w:gutter="0"/>
-      <w:cols w:num="1" w:space="425"/>
+      <w:cols w:space="425" w:num="1"/>
       <w:docGrid w:type="lines" w:linePitch="312" w:charSpace="0"/>
     </w:sectPr>
   </w:body>
 </w:document>
 </file>
 
+<file path=word/endnotes.xml><?xml version="1.0" encoding="utf-8"?>
+<w:endnotes xmlns:wpc="http://schemas.microsoft.com/office/word/2010/wordprocessingCanvas" xmlns:mc="http://schemas.openxmlformats.org/markup-compatibility/2006" xmlns:o="urn:schemas-microsoft-com:office:office" xmlns:r="http://schemas.openxmlformats.org/officeDocument/2006/relationships" xmlns:m="http://schemas.openxmlformats.org/officeDocument/2006/math" xmlns:v="urn:schemas-microsoft-com:vml" xmlns:wp14="http://schemas.microsoft.com/office/word/2010/wordprocessingDrawing" xmlns:wp="http://schemas.openxmlformats.org/drawingml/2006/wordprocessingDrawing" xmlns:w="http://schemas.openxmlformats.org/wordprocessingml/2006/main" xmlns:w14="http://schemas.microsoft.com/office/word/2010/wordml" xmlns:w15="http://schemas.microsoft.com/office/word/2012/wordml" xmlns:w10="urn:schemas-microsoft-com:office:word" xmlns:wpg="http://schemas.microsoft.com/office/word/2010/wordprocessingGroup" xmlns:wpi="http://schemas.microsoft.com/office/word/2010/wordprocessingInk" xmlns:wne="http://schemas.microsoft.com/office/word/2006/wordml" xmlns:wps="http://schemas.microsoft.com/office/word/2010/wordprocessingShape" xmlns:wpsCustomData="http://www.wps.cn/officeDocument/2013/wpsCustomData" mc:Ignorable="w14 w15 wp14">
+  <w:endnote w:type="separator" w:id="0">
+    <w:p>
+      <w:pPr>
+        <w:spacing w:line="240" w:lineRule="auto"/>
+      </w:pPr>
+      <w:r>
+        <w:separator/>
+      </w:r>
+    </w:p>
+  </w:endnote>
+  <w:endnote w:type="continuationSeparator" w:id="1">
+    <w:p>
+      <w:pPr>
+        <w:spacing w:line="240" w:lineRule="auto"/>
+      </w:pPr>
+      <w:r>
+        <w:continuationSeparator/>
+      </w:r>
+    </w:p>
+  </w:endnote>
+</w:endnotes>
+</file>
+
+<file path=word/footnotes.xml><?xml version="1.0" encoding="utf-8"?>
+<w:footnotes xmlns:wpc="http://schemas.microsoft.com/office/word/2010/wordprocessingCanvas" xmlns:mc="http://schemas.openxmlformats.org/markup-compatibility/2006" xmlns:o="urn:schemas-microsoft-com:office:office" xmlns:r="http://schemas.openxmlformats.org/officeDocument/2006/relationships" xmlns:m="http://schemas.openxmlformats.org/officeDocument/2006/math" xmlns:v="urn:schemas-microsoft-com:vml" xmlns:wp14="http://schemas.microsoft.com/office/word/2010/wordprocessingDrawing" xmlns:wp="http://schemas.openxmlformats.org/drawingml/2006/wordprocessingDrawing" xmlns:w="http://schemas.openxmlformats.org/wordprocessingml/2006/main" xmlns:w14="http://schemas.microsoft.com/office/word/2010/wordml" xmlns:w15="http://schemas.microsoft.com/office/word/2012/wordml" xmlns:w10="urn:schemas-microsoft-com:office:word" xmlns:wpg="http://schemas.microsoft.com/office/word/2010/wordprocessingGroup" xmlns:wpi="http://schemas.microsoft.com/office/word/2010/wordprocessingInk" xmlns:wne="http://schemas.microsoft.com/office/word/2006/wordml" xmlns:wps="http://schemas.microsoft.com/office/word/2010/wordprocessingShape" xmlns:wpsCustomData="http://www.wps.cn/officeDocument/2013/wpsCustomData" mc:Ignorable="w14 w15 wp14">
+  <w:footnote w:type="separator" w:id="0">
+    <w:p>
+      <w:pPr>
+        <w:spacing w:line="360" w:lineRule="auto"/>
+      </w:pPr>
+      <w:r>
+        <w:separator/>
+      </w:r>
+    </w:p>
+  </w:footnote>
+  <w:footnote w:type="continuationSeparator" w:id="1">
+    <w:p>
+      <w:pPr>
+        <w:spacing w:line="360" w:lineRule="auto"/>
+      </w:pPr>
+      <w:r>
+        <w:continuationSeparator/>
+      </w:r>
+    </w:p>
+  </w:footnote>
+</w:footnotes>
+</file>
+
 <file path=word/header1.xml><?xml version="1.0" encoding="utf-8"?>
-<w:hdr xmlns:wpc="http://schemas.microsoft.com/office/word/2010/wordprocessingCanvas" xmlns:mc="http://schemas.openxmlformats.org/markup-compatibility/2006" xmlns:o="urn:schemas-microsoft-com:office:office" xmlns:r="http://schemas.openxmlformats.org/officeDocument/2006/relationships" xmlns:m="http://schemas.openxmlformats.org/officeDocument/2006/math" xmlns:v="urn:schemas-microsoft-com:vml" xmlns:wp14="http://schemas.microsoft.com/office/word/2010/wordprocessingDrawing" xmlns:wp="http://schemas.openxmlformats.org/drawingml/2006/wordprocessingDrawing" xmlns:w10="urn:schemas-microsoft-com:office:word" xmlns:w="http://schemas.openxmlformats.org/wordprocessingml/2006/main" xmlns:w14="http://schemas.microsoft.com/office/word/2010/wordml" xmlns:w15="http://schemas.microsoft.com/office/word/2012/wordml" xmlns:wne="http://schemas.microsoft.com/office/word/2006/wordml" xmlns:wpg="http://schemas.microsoft.com/office/word/2010/wordprocessingGroup" xmlns:wpi="http://schemas.microsoft.com/office/word/2010/wordprocessingInk" xmlns:wps="http://schemas.microsoft.com/office/word/2010/wordprocessingShape" mc:Ignorable="w14 w15 wp14">
+<w:hdr xmlns:wpc="http://schemas.microsoft.com/office/word/2010/wordprocessingCanvas" xmlns:mc="http://schemas.openxmlformats.org/markup-compatibility/2006" xmlns:o="urn:schemas-microsoft-com:office:office" xmlns:r="http://schemas.openxmlformats.org/officeDocument/2006/relationships" xmlns:m="http://schemas.openxmlformats.org/officeDocument/2006/math" xmlns:v="urn:schemas-microsoft-com:vml" xmlns:wp14="http://schemas.microsoft.com/office/word/2010/wordprocessingDrawing" xmlns:wp="http://schemas.openxmlformats.org/drawingml/2006/wordprocessingDrawing" xmlns:w10="urn:schemas-microsoft-com:office:word" xmlns:w="http://schemas.openxmlformats.org/wordprocessingml/2006/main" xmlns:w14="http://schemas.microsoft.com/office/word/2010/wordml" xmlns:w15="http://schemas.microsoft.com/office/word/2012/wordml" xmlns:wpg="http://schemas.microsoft.com/office/word/2010/wordprocessingGroup" xmlns:wpi="http://schemas.microsoft.com/office/word/2010/wordprocessingInk" xmlns:wne="http://schemas.microsoft.com/office/word/2006/wordml" xmlns:wps="http://schemas.microsoft.com/office/word/2010/wordprocessingShape" xmlns:wpsCustomData="http://www.wps.cn/officeDocument/2013/wpsCustomData" mc:Ignorable="w14 w15 wp14">
   <w:p>
     <w:pPr>
-      <w:pStyle w:val="Header"/>
+      <w:pStyle w:val="15"/>
       <w:pBdr>
-        <w:bottom w:val="single" w:sz="4" w:space="1" w:color="auto"/>
+        <w:bottom w:val="single" w:color="auto" w:sz="4" w:space="1"/>
       </w:pBdr>
       <w:tabs>
         <w:tab w:val="left" w:pos="335"/>
@@ -5846,27 +5974,27 @@
       </w:tabs>
       <w:jc w:val="right"/>
       <w:rPr>
-        <w:rFonts w:eastAsiaTheme="minorEastAsia" w:hint="eastAsia"/>
+        <w:rFonts w:hint="eastAsia" w:eastAsiaTheme="minorEastAsia"/>
         <w:lang w:eastAsia="zh-CN"/>
       </w:rPr>
     </w:pPr>
     <w:r>
       <w:rPr>
-        <w:rFonts w:eastAsiaTheme="minorEastAsia" w:hint="eastAsia"/>
+        <w:rFonts w:hint="eastAsia" w:eastAsiaTheme="minorEastAsia"/>
         <w:lang w:val="en-US" w:eastAsia="zh-CN"/>
       </w:rPr>
       <w:tab/>
     </w:r>
     <w:r>
       <w:rPr>
-        <w:rFonts w:eastAsiaTheme="minorEastAsia" w:hint="eastAsia"/>
+        <w:rFonts w:hint="eastAsia" w:eastAsiaTheme="minorEastAsia"/>
         <w:lang w:val="en-US" w:eastAsia="zh-CN"/>
       </w:rPr>
       <w:tab/>
     </w:r>
     <w:r>
       <w:rPr>
-        <w:rFonts w:eastAsiaTheme="minorEastAsia" w:hint="eastAsia"/>
+        <w:rFonts w:hint="eastAsia" w:eastAsiaTheme="minorEastAsia"/>
         <w:lang w:val="en-US" w:eastAsia="zh-CN"/>
       </w:rPr>
       <w:t>江西通信产业服务有限公司</w:t>
@@ -5876,15 +6004,15 @@
 </file>
 
 <file path=word/numbering.xml><?xml version="1.0" encoding="utf-8"?>
-<w:numbering xmlns:wpc="http://schemas.microsoft.com/office/word/2010/wordprocessingCanvas" xmlns:mc="http://schemas.openxmlformats.org/markup-compatibility/2006" xmlns:o="urn:schemas-microsoft-com:office:office" xmlns:r="http://schemas.openxmlformats.org/officeDocument/2006/relationships" xmlns:m="http://schemas.openxmlformats.org/officeDocument/2006/math" xmlns:v="urn:schemas-microsoft-com:vml" xmlns:wp14="http://schemas.microsoft.com/office/word/2010/wordprocessingDrawing" xmlns:wp="http://schemas.openxmlformats.org/drawingml/2006/wordprocessingDrawing" xmlns:w10="urn:schemas-microsoft-com:office:word" xmlns:w="http://schemas.openxmlformats.org/wordprocessingml/2006/main" xmlns:w14="http://schemas.microsoft.com/office/word/2010/wordml" xmlns:w15="http://schemas.microsoft.com/office/word/2012/wordml" xmlns:wne="http://schemas.microsoft.com/office/word/2006/wordml" xmlns:wpg="http://schemas.microsoft.com/office/word/2010/wordprocessingGroup" xmlns:wpi="http://schemas.microsoft.com/office/word/2010/wordprocessingInk" xmlns:wps="http://schemas.microsoft.com/office/word/2010/wordprocessingShape" mc:Ignorable="w14 w15 wp14">
+<w:numbering xmlns:wpc="http://schemas.microsoft.com/office/word/2010/wordprocessingCanvas" xmlns:mc="http://schemas.openxmlformats.org/markup-compatibility/2006" xmlns:o="urn:schemas-microsoft-com:office:office" xmlns:r="http://schemas.openxmlformats.org/officeDocument/2006/relationships" xmlns:m="http://schemas.openxmlformats.org/officeDocument/2006/math" xmlns:v="urn:schemas-microsoft-com:vml" xmlns:wp14="http://schemas.microsoft.com/office/word/2010/wordprocessingDrawing" xmlns:wp="http://schemas.openxmlformats.org/drawingml/2006/wordprocessingDrawing" xmlns:w10="urn:schemas-microsoft-com:office:word" xmlns:w="http://schemas.openxmlformats.org/wordprocessingml/2006/main" xmlns:w14="http://schemas.microsoft.com/office/word/2010/wordml" xmlns:wpg="http://schemas.microsoft.com/office/word/2010/wordprocessingGroup" xmlns:wpi="http://schemas.microsoft.com/office/word/2010/wordprocessingInk" xmlns:wne="http://schemas.microsoft.com/office/word/2006/wordml" xmlns:wps="http://schemas.microsoft.com/office/word/2010/wordprocessingShape" xmlns:wpsCustomData="http://www.wps.cn/officeDocument/2013/wpsCustomData" mc:Ignorable="w14 wp14">
   <w:abstractNum w:abstractNumId="0">
     <w:nsid w:val="8E964DCE"/>
     <w:multiLevelType w:val="multilevel"/>
     <w:tmpl w:val="8E964DCE"/>
-    <w:lvl w:ilvl="0">
+    <w:lvl w:ilvl="0" w:tentative="0">
       <w:start w:val="1"/>
       <w:numFmt w:val="decimal"/>
-      <w:pStyle w:val="Heading1"/>
+      <w:pStyle w:val="2"/>
       <w:lvlText w:val="%1."/>
       <w:lvlJc w:val="left"/>
       <w:pPr>
@@ -5894,10 +6022,10 @@
         <w:rFonts w:hint="default"/>
       </w:rPr>
     </w:lvl>
-    <w:lvl w:ilvl="1">
+    <w:lvl w:ilvl="1" w:tentative="0">
       <w:start w:val="1"/>
       <w:numFmt w:val="decimal"/>
-      <w:pStyle w:val="Heading2"/>
+      <w:pStyle w:val="3"/>
       <w:lvlText w:val="%1.%2."/>
       <w:lvlJc w:val="left"/>
       <w:pPr>
@@ -5907,10 +6035,10 @@
         <w:rFonts w:hint="default"/>
       </w:rPr>
     </w:lvl>
-    <w:lvl w:ilvl="2">
+    <w:lvl w:ilvl="2" w:tentative="0">
       <w:start w:val="1"/>
       <w:numFmt w:val="decimal"/>
-      <w:pStyle w:val="Heading3"/>
+      <w:pStyle w:val="4"/>
       <w:lvlText w:val="%1.%2.%3."/>
       <w:lvlJc w:val="left"/>
       <w:pPr>
@@ -5920,10 +6048,10 @@
         <w:rFonts w:hint="default"/>
       </w:rPr>
     </w:lvl>
-    <w:lvl w:ilvl="3">
+    <w:lvl w:ilvl="3" w:tentative="0">
       <w:start w:val="1"/>
       <w:numFmt w:val="decimal"/>
-      <w:pStyle w:val="Heading4"/>
+      <w:pStyle w:val="5"/>
       <w:lvlText w:val="%1.%2.%3.%4."/>
       <w:lvlJc w:val="left"/>
       <w:pPr>
@@ -5933,10 +6061,10 @@
         <w:rFonts w:hint="default"/>
       </w:rPr>
     </w:lvl>
-    <w:lvl w:ilvl="4">
+    <w:lvl w:ilvl="4" w:tentative="0">
       <w:start w:val="1"/>
       <w:numFmt w:val="decimal"/>
-      <w:pStyle w:val="Heading5"/>
+      <w:pStyle w:val="6"/>
       <w:lvlText w:val="%1.%2.%3.%4.%5."/>
       <w:lvlJc w:val="left"/>
       <w:pPr>
@@ -5946,10 +6074,10 @@
         <w:rFonts w:hint="default"/>
       </w:rPr>
     </w:lvl>
-    <w:lvl w:ilvl="5">
+    <w:lvl w:ilvl="5" w:tentative="0">
       <w:start w:val="1"/>
       <w:numFmt w:val="decimal"/>
-      <w:pStyle w:val="Heading6"/>
+      <w:pStyle w:val="7"/>
       <w:lvlText w:val="%1.%2.%3.%4.%5.%6."/>
       <w:lvlJc w:val="left"/>
       <w:pPr>
@@ -5959,10 +6087,10 @@
         <w:rFonts w:hint="default"/>
       </w:rPr>
     </w:lvl>
-    <w:lvl w:ilvl="6">
+    <w:lvl w:ilvl="6" w:tentative="0">
       <w:start w:val="1"/>
       <w:numFmt w:val="decimal"/>
-      <w:pStyle w:val="Heading7"/>
+      <w:pStyle w:val="8"/>
       <w:lvlText w:val="%1.%2.%3.%4.%5.%6.%7."/>
       <w:lvlJc w:val="left"/>
       <w:pPr>
@@ -5972,10 +6100,10 @@
         <w:rFonts w:hint="default"/>
       </w:rPr>
     </w:lvl>
-    <w:lvl w:ilvl="7">
+    <w:lvl w:ilvl="7" w:tentative="0">
       <w:start w:val="1"/>
       <w:numFmt w:val="decimal"/>
-      <w:pStyle w:val="Heading8"/>
+      <w:pStyle w:val="9"/>
       <w:lvlText w:val="%1.%2.%3.%4.%5.%6.%7.%8."/>
       <w:lvlJc w:val="left"/>
       <w:pPr>
@@ -5985,10 +6113,10 @@
         <w:rFonts w:hint="default"/>
       </w:rPr>
     </w:lvl>
-    <w:lvl w:ilvl="8">
+    <w:lvl w:ilvl="8" w:tentative="0">
       <w:start w:val="1"/>
       <w:numFmt w:val="decimal"/>
-      <w:pStyle w:val="Heading9"/>
+      <w:pStyle w:val="10"/>
       <w:lvlText w:val="%1.%2.%3.%4.%5.%6.%7.%8.%9."/>
       <w:lvlJc w:val="left"/>
       <w:pPr>
@@ -6003,7 +6131,7 @@
     <w:nsid w:val="ABFDBAD9"/>
     <w:multiLevelType w:val="singleLevel"/>
     <w:tmpl w:val="ABFDBAD9"/>
-    <w:lvl w:ilvl="0">
+    <w:lvl w:ilvl="0" w:tentative="0">
       <w:start w:val="1"/>
       <w:numFmt w:val="decimal"/>
       <w:lvlText w:val="%1."/>
@@ -6020,7 +6148,7 @@
     <w:nsid w:val="79839B05"/>
     <w:multiLevelType w:val="singleLevel"/>
     <w:tmpl w:val="79839B05"/>
-    <w:lvl w:ilvl="0">
+    <w:lvl w:ilvl="0" w:tentative="0">
       <w:start w:val="1"/>
       <w:numFmt w:val="decimal"/>
       <w:lvlText w:val="%1."/>
@@ -6046,267 +6174,269 @@
 </file>
 
 <file path=word/styles.xml><?xml version="1.0" encoding="utf-8"?>
-<w:styles xmlns:mc="http://schemas.openxmlformats.org/markup-compatibility/2006" xmlns:r="http://schemas.openxmlformats.org/officeDocument/2006/relationships" xmlns:w="http://schemas.openxmlformats.org/wordprocessingml/2006/main" xmlns:w14="http://schemas.microsoft.com/office/word/2010/wordml" xmlns:w15="http://schemas.microsoft.com/office/word/2012/wordml" mc:Ignorable="w14 w15">
+<w:styles xmlns:mc="http://schemas.openxmlformats.org/markup-compatibility/2006" xmlns:o="urn:schemas-microsoft-com:office:office" xmlns:r="http://schemas.openxmlformats.org/officeDocument/2006/relationships" xmlns:m="http://schemas.openxmlformats.org/officeDocument/2006/math" xmlns:v="urn:schemas-microsoft-com:vml" xmlns:w="http://schemas.openxmlformats.org/wordprocessingml/2006/main" xmlns:w14="http://schemas.microsoft.com/office/word/2010/wordml" xmlns:w10="urn:schemas-microsoft-com:office:word" xmlns:sl="http://schemas.openxmlformats.org/schemaLibrary/2006/main" xmlns:wpsCustomData="http://www.wps.cn/officeDocument/2013/wpsCustomData" mc:Ignorable="w14">
   <w:docDefaults>
     <w:rPrDefault>
       <w:rPr>
-        <w:rFonts w:ascii="Times New Roman" w:eastAsia="宋体" w:hAnsi="Times New Roman" w:cs="Times New Roman"/>
+        <w:rFonts w:ascii="Times New Roman" w:hAnsi="Times New Roman" w:eastAsia="宋体" w:cs="Times New Roman"/>
       </w:rPr>
     </w:rPrDefault>
     <w:pPrDefault/>
   </w:docDefaults>
-  <w:latentStyles w:defLockedState="0" w:defUIPriority="99" w:defSemiHidden="1" w:defUnhideWhenUsed="1" w:defQFormat="0" w:count="260">
-    <w:lsdException w:name="Normal" w:semiHidden="0" w:uiPriority="0" w:unhideWhenUsed="0" w:qFormat="1"/>
-    <w:lsdException w:name="heading 1" w:semiHidden="0" w:uiPriority="0" w:unhideWhenUsed="0" w:qFormat="1"/>
-    <w:lsdException w:name="heading 2" w:semiHidden="0" w:uiPriority="0" w:qFormat="1"/>
-    <w:lsdException w:name="heading 3" w:uiPriority="0" w:qFormat="1"/>
-    <w:lsdException w:name="heading 4" w:semiHidden="0" w:uiPriority="0" w:qFormat="1"/>
-    <w:lsdException w:name="heading 5" w:uiPriority="0" w:qFormat="1"/>
-    <w:lsdException w:name="heading 6" w:uiPriority="0" w:qFormat="1"/>
-    <w:lsdException w:name="heading 7" w:uiPriority="0" w:qFormat="1"/>
-    <w:lsdException w:name="heading 8" w:uiPriority="0" w:qFormat="1"/>
-    <w:lsdException w:name="heading 9" w:uiPriority="0" w:qFormat="1"/>
-    <w:lsdException w:name="index 1" w:semiHidden="0" w:uiPriority="0" w:unhideWhenUsed="0"/>
-    <w:lsdException w:name="index 2" w:semiHidden="0" w:uiPriority="0" w:unhideWhenUsed="0"/>
-    <w:lsdException w:name="index 3" w:semiHidden="0" w:uiPriority="0" w:unhideWhenUsed="0"/>
-    <w:lsdException w:name="index 4" w:semiHidden="0" w:uiPriority="0" w:unhideWhenUsed="0"/>
-    <w:lsdException w:name="index 5" w:semiHidden="0" w:uiPriority="0" w:unhideWhenUsed="0"/>
-    <w:lsdException w:name="index 6" w:semiHidden="0" w:uiPriority="0" w:unhideWhenUsed="0"/>
-    <w:lsdException w:name="index 7" w:semiHidden="0" w:uiPriority="0" w:unhideWhenUsed="0"/>
-    <w:lsdException w:name="index 8" w:semiHidden="0" w:uiPriority="0" w:unhideWhenUsed="0"/>
-    <w:lsdException w:name="index 9" w:semiHidden="0" w:uiPriority="0" w:unhideWhenUsed="0"/>
-    <w:lsdException w:name="toc 1" w:semiHidden="0" w:uiPriority="0" w:unhideWhenUsed="0" w:qFormat="1"/>
-    <w:lsdException w:name="toc 2" w:semiHidden="0" w:uiPriority="0" w:unhideWhenUsed="0" w:qFormat="1"/>
-    <w:lsdException w:name="toc 3" w:semiHidden="0" w:uiPriority="0" w:unhideWhenUsed="0" w:qFormat="1"/>
-    <w:lsdException w:name="toc 4" w:semiHidden="0" w:uiPriority="0" w:unhideWhenUsed="0"/>
-    <w:lsdException w:name="toc 5" w:semiHidden="0" w:uiPriority="0" w:unhideWhenUsed="0"/>
-    <w:lsdException w:name="toc 6" w:semiHidden="0" w:uiPriority="0" w:unhideWhenUsed="0"/>
-    <w:lsdException w:name="toc 7" w:semiHidden="0" w:uiPriority="0" w:unhideWhenUsed="0"/>
-    <w:lsdException w:name="toc 8" w:semiHidden="0" w:uiPriority="0" w:unhideWhenUsed="0"/>
-    <w:lsdException w:name="toc 9" w:semiHidden="0" w:uiPriority="0" w:unhideWhenUsed="0"/>
-    <w:lsdException w:name="Normal Indent" w:semiHidden="0" w:uiPriority="0" w:unhideWhenUsed="0"/>
-    <w:lsdException w:name="footnote text" w:semiHidden="0" w:uiPriority="0" w:unhideWhenUsed="0"/>
-    <w:lsdException w:name="annotation text" w:semiHidden="0" w:uiPriority="0" w:unhideWhenUsed="0" w:qFormat="1"/>
-    <w:lsdException w:name="header" w:semiHidden="0" w:uiPriority="0" w:unhideWhenUsed="0" w:qFormat="1"/>
-    <w:lsdException w:name="footer" w:semiHidden="0" w:uiPriority="0" w:unhideWhenUsed="0" w:qFormat="1"/>
-    <w:lsdException w:name="index heading" w:semiHidden="0" w:uiPriority="0" w:unhideWhenUsed="0"/>
-    <w:lsdException w:name="caption" w:uiPriority="0" w:qFormat="1"/>
-    <w:lsdException w:name="table of figures" w:semiHidden="0" w:uiPriority="0" w:unhideWhenUsed="0"/>
-    <w:lsdException w:name="envelope address" w:semiHidden="0" w:uiPriority="0" w:unhideWhenUsed="0"/>
-    <w:lsdException w:name="envelope return" w:semiHidden="0" w:uiPriority="0" w:unhideWhenUsed="0"/>
-    <w:lsdException w:name="footnote reference" w:semiHidden="0" w:uiPriority="0" w:unhideWhenUsed="0"/>
-    <w:lsdException w:name="annotation reference" w:semiHidden="0" w:uiPriority="0" w:unhideWhenUsed="0"/>
-    <w:lsdException w:name="line number" w:semiHidden="0" w:uiPriority="0" w:unhideWhenUsed="0"/>
-    <w:lsdException w:name="page number" w:semiHidden="0" w:uiPriority="0" w:unhideWhenUsed="0"/>
-    <w:lsdException w:name="endnote reference" w:semiHidden="0" w:uiPriority="0" w:unhideWhenUsed="0"/>
-    <w:lsdException w:name="endnote text" w:semiHidden="0" w:uiPriority="0" w:unhideWhenUsed="0"/>
-    <w:lsdException w:name="table of authorities" w:semiHidden="0" w:uiPriority="0" w:unhideWhenUsed="0"/>
-    <w:lsdException w:name="macro" w:semiHidden="0" w:uiPriority="0" w:unhideWhenUsed="0"/>
-    <w:lsdException w:name="toa heading" w:semiHidden="0" w:uiPriority="0" w:unhideWhenUsed="0"/>
-    <w:lsdException w:name="List" w:semiHidden="0" w:uiPriority="0" w:unhideWhenUsed="0"/>
-    <w:lsdException w:name="List Bullet" w:semiHidden="0" w:uiPriority="0" w:unhideWhenUsed="0"/>
-    <w:lsdException w:name="List Number" w:semiHidden="0" w:uiPriority="0" w:unhideWhenUsed="0"/>
-    <w:lsdException w:name="List 2" w:semiHidden="0" w:uiPriority="0" w:unhideWhenUsed="0"/>
-    <w:lsdException w:name="List 3" w:semiHidden="0" w:uiPriority="0" w:unhideWhenUsed="0"/>
-    <w:lsdException w:name="List 4" w:semiHidden="0" w:uiPriority="0" w:unhideWhenUsed="0"/>
-    <w:lsdException w:name="List 5" w:semiHidden="0" w:uiPriority="0" w:unhideWhenUsed="0"/>
-    <w:lsdException w:name="List Bullet 2" w:semiHidden="0" w:uiPriority="0" w:unhideWhenUsed="0"/>
-    <w:lsdException w:name="List Bullet 3" w:semiHidden="0" w:uiPriority="0" w:unhideWhenUsed="0"/>
-    <w:lsdException w:name="List Bullet 4" w:semiHidden="0" w:uiPriority="0" w:unhideWhenUsed="0"/>
-    <w:lsdException w:name="List Bullet 5" w:semiHidden="0" w:uiPriority="0" w:unhideWhenUsed="0"/>
-    <w:lsdException w:name="List Number 2" w:semiHidden="0" w:uiPriority="0" w:unhideWhenUsed="0"/>
-    <w:lsdException w:name="List Number 3" w:semiHidden="0" w:uiPriority="0" w:unhideWhenUsed="0"/>
-    <w:lsdException w:name="List Number 4" w:semiHidden="0" w:uiPriority="0" w:unhideWhenUsed="0"/>
-    <w:lsdException w:name="List Number 5" w:semiHidden="0" w:uiPriority="0" w:unhideWhenUsed="0"/>
-    <w:lsdException w:name="Title" w:semiHidden="0" w:uiPriority="0" w:unhideWhenUsed="0" w:qFormat="1"/>
-    <w:lsdException w:name="Closing" w:semiHidden="0" w:uiPriority="0" w:unhideWhenUsed="0"/>
-    <w:lsdException w:name="Signature" w:semiHidden="0" w:uiPriority="0" w:unhideWhenUsed="0"/>
-    <w:lsdException w:name="Default Paragraph Font" w:uiPriority="0" w:unhideWhenUsed="0" w:qFormat="1"/>
-    <w:lsdException w:name="Body Text" w:uiPriority="0" w:unhideWhenUsed="0" w:qFormat="1"/>
-    <w:lsdException w:name="Body Text Indent" w:semiHidden="0" w:uiPriority="0" w:unhideWhenUsed="0"/>
-    <w:lsdException w:name="List Continue" w:semiHidden="0" w:uiPriority="0" w:unhideWhenUsed="0"/>
-    <w:lsdException w:name="List Continue 2" w:semiHidden="0" w:uiPriority="0" w:unhideWhenUsed="0"/>
-    <w:lsdException w:name="List Continue 3" w:semiHidden="0" w:uiPriority="0" w:unhideWhenUsed="0"/>
-    <w:lsdException w:name="List Continue 4" w:semiHidden="0" w:uiPriority="0" w:unhideWhenUsed="0"/>
-    <w:lsdException w:name="List Continue 5" w:semiHidden="0" w:uiPriority="0" w:unhideWhenUsed="0"/>
-    <w:lsdException w:name="Message Header" w:semiHidden="0" w:uiPriority="0" w:unhideWhenUsed="0"/>
-    <w:lsdException w:name="Subtitle" w:semiHidden="0" w:uiPriority="0" w:unhideWhenUsed="0" w:qFormat="1"/>
-    <w:lsdException w:name="Salutation" w:semiHidden="0" w:uiPriority="0" w:unhideWhenUsed="0"/>
-    <w:lsdException w:name="Date" w:semiHidden="0" w:uiPriority="0" w:unhideWhenUsed="0"/>
-    <w:lsdException w:name="Body Text First Indent" w:semiHidden="0" w:uiPriority="0" w:unhideWhenUsed="0"/>
-    <w:lsdException w:name="Body Text First Indent 2" w:semiHidden="0" w:uiPriority="0" w:unhideWhenUsed="0"/>
-    <w:lsdException w:name="Body Text 2" w:semiHidden="0" w:uiPriority="0" w:unhideWhenUsed="0"/>
-    <w:lsdException w:name="Body Text 3" w:semiHidden="0" w:uiPriority="0" w:unhideWhenUsed="0"/>
-    <w:lsdException w:name="Body Text Indent 2" w:semiHidden="0" w:uiPriority="0" w:unhideWhenUsed="0"/>
-    <w:lsdException w:name="Body Text Indent 3" w:semiHidden="0" w:uiPriority="0" w:unhideWhenUsed="0"/>
-    <w:lsdException w:name="Block Text" w:semiHidden="0" w:uiPriority="0" w:unhideWhenUsed="0"/>
-    <w:lsdException w:name="Hyperlink" w:semiHidden="0" w:uiPriority="0" w:unhideWhenUsed="0"/>
-    <w:lsdException w:name="FollowedHyperlink" w:semiHidden="0" w:uiPriority="0" w:unhideWhenUsed="0"/>
-    <w:lsdException w:name="Strong" w:semiHidden="0" w:uiPriority="0" w:unhideWhenUsed="0" w:qFormat="1"/>
-    <w:lsdException w:name="Emphasis" w:semiHidden="0" w:uiPriority="0" w:unhideWhenUsed="0" w:qFormat="1"/>
-    <w:lsdException w:name="Document Map" w:semiHidden="0" w:uiPriority="0" w:unhideWhenUsed="0"/>
-    <w:lsdException w:name="Plain Text" w:semiHidden="0" w:uiPriority="0" w:unhideWhenUsed="0"/>
-    <w:lsdException w:name="E-mail Signature" w:semiHidden="0" w:uiPriority="0" w:unhideWhenUsed="0"/>
-    <w:lsdException w:name="Normal (Web)" w:semiHidden="0" w:uiPriority="0" w:unhideWhenUsed="0" w:qFormat="1"/>
-    <w:lsdException w:name="HTML Acronym" w:semiHidden="0" w:uiPriority="0" w:unhideWhenUsed="0"/>
-    <w:lsdException w:name="HTML Address" w:semiHidden="0" w:uiPriority="0" w:unhideWhenUsed="0"/>
-    <w:lsdException w:name="HTML Cite" w:semiHidden="0" w:uiPriority="0" w:unhideWhenUsed="0"/>
-    <w:lsdException w:name="HTML Code" w:semiHidden="0" w:uiPriority="0" w:unhideWhenUsed="0"/>
-    <w:lsdException w:name="HTML Definition" w:semiHidden="0" w:uiPriority="0" w:unhideWhenUsed="0"/>
-    <w:lsdException w:name="HTML Keyboard" w:semiHidden="0" w:uiPriority="0" w:unhideWhenUsed="0"/>
-    <w:lsdException w:name="HTML Preformatted" w:semiHidden="0" w:uiPriority="0" w:unhideWhenUsed="0"/>
-    <w:lsdException w:name="HTML Sample" w:semiHidden="0" w:uiPriority="0" w:unhideWhenUsed="0"/>
-    <w:lsdException w:name="HTML Typewriter" w:semiHidden="0" w:uiPriority="0" w:unhideWhenUsed="0"/>
-    <w:lsdException w:name="HTML Variable" w:semiHidden="0" w:uiPriority="0" w:unhideWhenUsed="0"/>
-    <w:lsdException w:name="Normal Table" w:uiPriority="0" w:unhideWhenUsed="0" w:qFormat="1"/>
-    <w:lsdException w:name="annotation subject" w:semiHidden="0" w:uiPriority="0" w:unhideWhenUsed="0"/>
-    <w:lsdException w:name="Table Simple 1" w:semiHidden="0" w:uiPriority="0" w:unhideWhenUsed="0"/>
-    <w:lsdException w:name="Table Simple 2" w:semiHidden="0" w:uiPriority="0" w:unhideWhenUsed="0"/>
-    <w:lsdException w:name="Table Simple 3" w:semiHidden="0" w:uiPriority="0" w:unhideWhenUsed="0"/>
-    <w:lsdException w:name="Table Classic 1" w:semiHidden="0" w:uiPriority="0" w:unhideWhenUsed="0"/>
-    <w:lsdException w:name="Table Classic 2" w:semiHidden="0" w:uiPriority="0" w:unhideWhenUsed="0"/>
-    <w:lsdException w:name="Table Classic 3" w:semiHidden="0" w:uiPriority="0" w:unhideWhenUsed="0"/>
-    <w:lsdException w:name="Table Classic 4" w:semiHidden="0" w:uiPriority="0" w:unhideWhenUsed="0"/>
-    <w:lsdException w:name="Table Colorful 1" w:semiHidden="0" w:uiPriority="0" w:unhideWhenUsed="0"/>
-    <w:lsdException w:name="Table Colorful 2" w:semiHidden="0" w:uiPriority="0" w:unhideWhenUsed="0"/>
-    <w:lsdException w:name="Table Colorful 3" w:semiHidden="0" w:uiPriority="0" w:unhideWhenUsed="0"/>
-    <w:lsdException w:name="Table Columns 1" w:semiHidden="0" w:uiPriority="0" w:unhideWhenUsed="0"/>
-    <w:lsdException w:name="Table Columns 2" w:semiHidden="0" w:uiPriority="0" w:unhideWhenUsed="0"/>
-    <w:lsdException w:name="Table Columns 3" w:semiHidden="0" w:uiPriority="0" w:unhideWhenUsed="0"/>
-    <w:lsdException w:name="Table Columns 4" w:semiHidden="0" w:uiPriority="0" w:unhideWhenUsed="0"/>
-    <w:lsdException w:name="Table Columns 5" w:semiHidden="0" w:uiPriority="0" w:unhideWhenUsed="0"/>
-    <w:lsdException w:name="Table Grid 1" w:semiHidden="0" w:uiPriority="0" w:unhideWhenUsed="0"/>
-    <w:lsdException w:name="Table Grid 2" w:semiHidden="0" w:uiPriority="0" w:unhideWhenUsed="0"/>
-    <w:lsdException w:name="Table Grid 3" w:semiHidden="0" w:uiPriority="0" w:unhideWhenUsed="0"/>
-    <w:lsdException w:name="Table Grid 4" w:semiHidden="0" w:uiPriority="0" w:unhideWhenUsed="0"/>
-    <w:lsdException w:name="Table Grid 5" w:semiHidden="0" w:uiPriority="0" w:unhideWhenUsed="0"/>
-    <w:lsdException w:name="Table Grid 6" w:semiHidden="0" w:uiPriority="0" w:unhideWhenUsed="0"/>
-    <w:lsdException w:name="Table Grid 7" w:semiHidden="0" w:uiPriority="0" w:unhideWhenUsed="0"/>
-    <w:lsdException w:name="Table Grid 8" w:semiHidden="0" w:uiPriority="0" w:unhideWhenUsed="0"/>
-    <w:lsdException w:name="Table List 1" w:semiHidden="0" w:uiPriority="0" w:unhideWhenUsed="0"/>
-    <w:lsdException w:name="Table List 2" w:semiHidden="0" w:uiPriority="0" w:unhideWhenUsed="0"/>
-    <w:lsdException w:name="Table List 3" w:semiHidden="0" w:uiPriority="0" w:unhideWhenUsed="0"/>
-    <w:lsdException w:name="Table List 4" w:semiHidden="0" w:uiPriority="0" w:unhideWhenUsed="0"/>
-    <w:lsdException w:name="Table List 5" w:semiHidden="0" w:uiPriority="0" w:unhideWhenUsed="0"/>
-    <w:lsdException w:name="Table List 6" w:semiHidden="0" w:uiPriority="0" w:unhideWhenUsed="0"/>
-    <w:lsdException w:name="Table List 7" w:semiHidden="0" w:uiPriority="0" w:unhideWhenUsed="0"/>
-    <w:lsdException w:name="Table List 8" w:semiHidden="0" w:uiPriority="0" w:unhideWhenUsed="0"/>
-    <w:lsdException w:name="Table 3D effects 1" w:semiHidden="0" w:uiPriority="0" w:unhideWhenUsed="0"/>
-    <w:lsdException w:name="Table 3D effects 2" w:semiHidden="0" w:uiPriority="0" w:unhideWhenUsed="0"/>
-    <w:lsdException w:name="Table 3D effects 3" w:semiHidden="0" w:uiPriority="0" w:unhideWhenUsed="0"/>
-    <w:lsdException w:name="Table Contemporary" w:semiHidden="0" w:uiPriority="0" w:unhideWhenUsed="0"/>
-    <w:lsdException w:name="Table Elegant" w:semiHidden="0" w:uiPriority="0" w:unhideWhenUsed="0"/>
-    <w:lsdException w:name="Table Professional" w:semiHidden="0" w:uiPriority="0" w:unhideWhenUsed="0"/>
-    <w:lsdException w:name="Table Subtle 1" w:semiHidden="0" w:uiPriority="0" w:unhideWhenUsed="0"/>
-    <w:lsdException w:name="Table Subtle 2" w:semiHidden="0" w:uiPriority="0" w:unhideWhenUsed="0"/>
-    <w:lsdException w:name="Table Web 1" w:semiHidden="0" w:uiPriority="0" w:unhideWhenUsed="0"/>
-    <w:lsdException w:name="Table Web 2" w:semiHidden="0" w:uiPriority="0" w:unhideWhenUsed="0"/>
-    <w:lsdException w:name="Table Web 3" w:semiHidden="0" w:uiPriority="0" w:unhideWhenUsed="0"/>
-    <w:lsdException w:name="Balloon Text" w:semiHidden="0" w:uiPriority="0" w:unhideWhenUsed="0"/>
-    <w:lsdException w:name="Table Grid" w:semiHidden="0" w:uiPriority="0" w:unhideWhenUsed="0" w:qFormat="1"/>
-    <w:lsdException w:name="Table Theme" w:semiHidden="0" w:uiPriority="0" w:unhideWhenUsed="0"/>
-    <w:lsdException w:name="Light Shading" w:semiHidden="0" w:uiPriority="60" w:unhideWhenUsed="0"/>
-    <w:lsdException w:name="Light List" w:semiHidden="0" w:uiPriority="61" w:unhideWhenUsed="0"/>
-    <w:lsdException w:name="Light Grid" w:semiHidden="0" w:uiPriority="62" w:unhideWhenUsed="0"/>
-    <w:lsdException w:name="Medium Shading 1" w:semiHidden="0" w:uiPriority="63" w:unhideWhenUsed="0"/>
-    <w:lsdException w:name="Medium Shading 2" w:semiHidden="0" w:uiPriority="64" w:unhideWhenUsed="0"/>
-    <w:lsdException w:name="Medium List 1" w:semiHidden="0" w:uiPriority="65" w:unhideWhenUsed="0"/>
-    <w:lsdException w:name="Medium List 2" w:semiHidden="0" w:uiPriority="66" w:unhideWhenUsed="0"/>
-    <w:lsdException w:name="Medium Grid 1" w:semiHidden="0" w:uiPriority="67" w:unhideWhenUsed="0"/>
-    <w:lsdException w:name="Medium Grid 2" w:semiHidden="0" w:uiPriority="68" w:unhideWhenUsed="0"/>
-    <w:lsdException w:name="Medium Grid 3" w:semiHidden="0" w:uiPriority="69" w:unhideWhenUsed="0"/>
-    <w:lsdException w:name="Dark List" w:semiHidden="0" w:uiPriority="70" w:unhideWhenUsed="0"/>
-    <w:lsdException w:name="Colorful Shading" w:semiHidden="0" w:uiPriority="71" w:unhideWhenUsed="0"/>
-    <w:lsdException w:name="Colorful List" w:semiHidden="0" w:uiPriority="72" w:unhideWhenUsed="0"/>
-    <w:lsdException w:name="Colorful Grid" w:semiHidden="0" w:uiPriority="73" w:unhideWhenUsed="0"/>
-    <w:lsdException w:name="Light Shading Accent 1" w:semiHidden="0" w:uiPriority="60" w:unhideWhenUsed="0"/>
-    <w:lsdException w:name="Light List Accent 1" w:semiHidden="0" w:uiPriority="61" w:unhideWhenUsed="0"/>
-    <w:lsdException w:name="Light Grid Accent 1" w:semiHidden="0" w:uiPriority="62" w:unhideWhenUsed="0"/>
-    <w:lsdException w:name="Medium Shading 1 Accent 1" w:semiHidden="0" w:uiPriority="63" w:unhideWhenUsed="0"/>
-    <w:lsdException w:name="Medium Shading 2 Accent 1" w:semiHidden="0" w:uiPriority="64" w:unhideWhenUsed="0"/>
-    <w:lsdException w:name="Medium List 1 Accent 1" w:semiHidden="0" w:uiPriority="65" w:unhideWhenUsed="0"/>
-    <w:lsdException w:name="Medium List 2 Accent 1" w:semiHidden="0" w:uiPriority="66" w:unhideWhenUsed="0"/>
-    <w:lsdException w:name="Medium Grid 1 Accent 1" w:semiHidden="0" w:uiPriority="67" w:unhideWhenUsed="0"/>
-    <w:lsdException w:name="Medium Grid 2 Accent 1" w:semiHidden="0" w:uiPriority="68" w:unhideWhenUsed="0"/>
-    <w:lsdException w:name="Medium Grid 3 Accent 1" w:semiHidden="0" w:uiPriority="69" w:unhideWhenUsed="0"/>
-    <w:lsdException w:name="Dark List Accent 1" w:semiHidden="0" w:uiPriority="70" w:unhideWhenUsed="0"/>
-    <w:lsdException w:name="Colorful Shading Accent 1" w:semiHidden="0" w:uiPriority="71" w:unhideWhenUsed="0"/>
-    <w:lsdException w:name="Colorful List Accent 1" w:semiHidden="0" w:uiPriority="72" w:unhideWhenUsed="0"/>
-    <w:lsdException w:name="Colorful Grid Accent 1" w:semiHidden="0" w:uiPriority="73" w:unhideWhenUsed="0"/>
-    <w:lsdException w:name="Light Shading Accent 2" w:semiHidden="0" w:uiPriority="60" w:unhideWhenUsed="0"/>
-    <w:lsdException w:name="Light List Accent 2" w:semiHidden="0" w:uiPriority="61" w:unhideWhenUsed="0"/>
-    <w:lsdException w:name="Light Grid Accent 2" w:semiHidden="0" w:uiPriority="62" w:unhideWhenUsed="0"/>
-    <w:lsdException w:name="Medium Shading 1 Accent 2" w:semiHidden="0" w:uiPriority="63" w:unhideWhenUsed="0"/>
-    <w:lsdException w:name="Medium Shading 2 Accent 2" w:semiHidden="0" w:uiPriority="64" w:unhideWhenUsed="0"/>
-    <w:lsdException w:name="Medium List 1 Accent 2" w:semiHidden="0" w:uiPriority="65" w:unhideWhenUsed="0"/>
-    <w:lsdException w:name="Medium List 2 Accent 2" w:semiHidden="0" w:uiPriority="66" w:unhideWhenUsed="0"/>
-    <w:lsdException w:name="Medium Grid 1 Accent 2" w:semiHidden="0" w:uiPriority="67" w:unhideWhenUsed="0"/>
-    <w:lsdException w:name="Medium Grid 2 Accent 2" w:semiHidden="0" w:uiPriority="68" w:unhideWhenUsed="0"/>
-    <w:lsdException w:name="Medium Grid 3 Accent 2" w:semiHidden="0" w:uiPriority="69" w:unhideWhenUsed="0"/>
-    <w:lsdException w:name="Dark List Accent 2" w:semiHidden="0" w:uiPriority="70" w:unhideWhenUsed="0"/>
-    <w:lsdException w:name="Colorful Shading Accent 2" w:semiHidden="0" w:uiPriority="71" w:unhideWhenUsed="0"/>
-    <w:lsdException w:name="Colorful List Accent 2" w:semiHidden="0" w:uiPriority="72" w:unhideWhenUsed="0"/>
-    <w:lsdException w:name="Colorful Grid Accent 2" w:semiHidden="0" w:uiPriority="73" w:unhideWhenUsed="0"/>
-    <w:lsdException w:name="Light Shading Accent 3" w:semiHidden="0" w:uiPriority="60" w:unhideWhenUsed="0"/>
-    <w:lsdException w:name="Light List Accent 3" w:semiHidden="0" w:uiPriority="61" w:unhideWhenUsed="0"/>
-    <w:lsdException w:name="Light Grid Accent 3" w:semiHidden="0" w:uiPriority="62" w:unhideWhenUsed="0"/>
-    <w:lsdException w:name="Medium Shading 1 Accent 3" w:semiHidden="0" w:uiPriority="63" w:unhideWhenUsed="0"/>
-    <w:lsdException w:name="Medium Shading 2 Accent 3" w:semiHidden="0" w:uiPriority="64" w:unhideWhenUsed="0"/>
-    <w:lsdException w:name="Medium List 1 Accent 3" w:semiHidden="0" w:uiPriority="65" w:unhideWhenUsed="0"/>
-    <w:lsdException w:name="Medium List 2 Accent 3" w:semiHidden="0" w:uiPriority="66" w:unhideWhenUsed="0"/>
-    <w:lsdException w:name="Medium Grid 1 Accent 3" w:semiHidden="0" w:uiPriority="67" w:unhideWhenUsed="0"/>
-    <w:lsdException w:name="Medium Grid 2 Accent 3" w:semiHidden="0" w:uiPriority="68" w:unhideWhenUsed="0"/>
-    <w:lsdException w:name="Medium Grid 3 Accent 3" w:semiHidden="0" w:uiPriority="69" w:unhideWhenUsed="0"/>
-    <w:lsdException w:name="Dark List Accent 3" w:semiHidden="0" w:uiPriority="70" w:unhideWhenUsed="0"/>
-    <w:lsdException w:name="Colorful Shading Accent 3" w:semiHidden="0" w:uiPriority="71" w:unhideWhenUsed="0"/>
-    <w:lsdException w:name="Colorful List Accent 3" w:semiHidden="0" w:uiPriority="72" w:unhideWhenUsed="0"/>
-    <w:lsdException w:name="Colorful Grid Accent 3" w:semiHidden="0" w:uiPriority="73" w:unhideWhenUsed="0"/>
-    <w:lsdException w:name="Light Shading Accent 4" w:semiHidden="0" w:uiPriority="60" w:unhideWhenUsed="0"/>
-    <w:lsdException w:name="Light List Accent 4" w:semiHidden="0" w:uiPriority="61" w:unhideWhenUsed="0"/>
-    <w:lsdException w:name="Light Grid Accent 4" w:semiHidden="0" w:uiPriority="62" w:unhideWhenUsed="0"/>
-    <w:lsdException w:name="Medium Shading 1 Accent 4" w:semiHidden="0" w:uiPriority="63" w:unhideWhenUsed="0"/>
-    <w:lsdException w:name="Medium Shading 2 Accent 4" w:semiHidden="0" w:uiPriority="64" w:unhideWhenUsed="0"/>
-    <w:lsdException w:name="Medium List 1 Accent 4" w:semiHidden="0" w:uiPriority="65" w:unhideWhenUsed="0"/>
-    <w:lsdException w:name="Medium List 2 Accent 4" w:semiHidden="0" w:uiPriority="66" w:unhideWhenUsed="0"/>
-    <w:lsdException w:name="Medium Grid 1 Accent 4" w:semiHidden="0" w:uiPriority="67" w:unhideWhenUsed="0"/>
-    <w:lsdException w:name="Medium Grid 2 Accent 4" w:semiHidden="0" w:uiPriority="68" w:unhideWhenUsed="0"/>
-    <w:lsdException w:name="Medium Grid 3 Accent 4" w:semiHidden="0" w:uiPriority="69" w:unhideWhenUsed="0"/>
-    <w:lsdException w:name="Dark List Accent 4" w:semiHidden="0" w:uiPriority="70" w:unhideWhenUsed="0"/>
-    <w:lsdException w:name="Colorful Shading Accent 4" w:semiHidden="0" w:uiPriority="71" w:unhideWhenUsed="0"/>
-    <w:lsdException w:name="Colorful List Accent 4" w:semiHidden="0" w:uiPriority="72" w:unhideWhenUsed="0"/>
-    <w:lsdException w:name="Colorful Grid Accent 4" w:semiHidden="0" w:uiPriority="73" w:unhideWhenUsed="0"/>
-    <w:lsdException w:name="Light Shading Accent 5" w:semiHidden="0" w:uiPriority="60" w:unhideWhenUsed="0"/>
-    <w:lsdException w:name="Light List Accent 5" w:semiHidden="0" w:uiPriority="61" w:unhideWhenUsed="0"/>
-    <w:lsdException w:name="Light Grid Accent 5" w:semiHidden="0" w:uiPriority="62" w:unhideWhenUsed="0"/>
-    <w:lsdException w:name="Medium Shading 1 Accent 5" w:semiHidden="0" w:uiPriority="63" w:unhideWhenUsed="0"/>
-    <w:lsdException w:name="Medium Shading 2 Accent 5" w:semiHidden="0" w:uiPriority="64" w:unhideWhenUsed="0"/>
-    <w:lsdException w:name="Medium List 1 Accent 5" w:semiHidden="0" w:uiPriority="65" w:unhideWhenUsed="0"/>
-    <w:lsdException w:name="Medium List 2 Accent 5" w:semiHidden="0" w:uiPriority="66" w:unhideWhenUsed="0"/>
-    <w:lsdException w:name="Medium Grid 1 Accent 5" w:semiHidden="0" w:uiPriority="67" w:unhideWhenUsed="0"/>
-    <w:lsdException w:name="Medium Grid 2 Accent 5" w:semiHidden="0" w:uiPriority="68" w:unhideWhenUsed="0"/>
-    <w:lsdException w:name="Medium Grid 3 Accent 5" w:semiHidden="0" w:uiPriority="69" w:unhideWhenUsed="0"/>
-    <w:lsdException w:name="Dark List Accent 5" w:semiHidden="0" w:uiPriority="70" w:unhideWhenUsed="0"/>
-    <w:lsdException w:name="Colorful Shading Accent 5" w:semiHidden="0" w:uiPriority="71" w:unhideWhenUsed="0"/>
-    <w:lsdException w:name="Colorful List Accent 5" w:semiHidden="0" w:uiPriority="72" w:unhideWhenUsed="0"/>
-    <w:lsdException w:name="Colorful Grid Accent 5" w:semiHidden="0" w:uiPriority="73" w:unhideWhenUsed="0"/>
-    <w:lsdException w:name="Light Shading Accent 6" w:semiHidden="0" w:uiPriority="60" w:unhideWhenUsed="0"/>
-    <w:lsdException w:name="Light List Accent 6" w:semiHidden="0" w:uiPriority="61" w:unhideWhenUsed="0"/>
-    <w:lsdException w:name="Light Grid Accent 6" w:semiHidden="0" w:uiPriority="62" w:unhideWhenUsed="0"/>
-    <w:lsdException w:name="Medium Shading 1 Accent 6" w:semiHidden="0" w:uiPriority="63" w:unhideWhenUsed="0"/>
-    <w:lsdException w:name="Medium Shading 2 Accent 6" w:semiHidden="0" w:uiPriority="64" w:unhideWhenUsed="0"/>
-    <w:lsdException w:name="Medium List 1 Accent 6" w:semiHidden="0" w:uiPriority="65" w:unhideWhenUsed="0"/>
-    <w:lsdException w:name="Medium List 2 Accent 6" w:semiHidden="0" w:uiPriority="66" w:unhideWhenUsed="0"/>
-    <w:lsdException w:name="Medium Grid 1 Accent 6" w:semiHidden="0" w:uiPriority="67" w:unhideWhenUsed="0"/>
-    <w:lsdException w:name="Medium Grid 2 Accent 6" w:semiHidden="0" w:uiPriority="68" w:unhideWhenUsed="0"/>
-    <w:lsdException w:name="Medium Grid 3 Accent 6" w:semiHidden="0" w:uiPriority="69" w:unhideWhenUsed="0"/>
-    <w:lsdException w:name="Dark List Accent 6" w:semiHidden="0" w:uiPriority="70" w:unhideWhenUsed="0"/>
-    <w:lsdException w:name="Colorful Shading Accent 6" w:semiHidden="0" w:uiPriority="71" w:unhideWhenUsed="0"/>
-    <w:lsdException w:name="Colorful List Accent 6" w:semiHidden="0" w:uiPriority="72" w:unhideWhenUsed="0"/>
-    <w:lsdException w:name="Colorful Grid Accent 6" w:semiHidden="0" w:uiPriority="73" w:unhideWhenUsed="0"/>
+  <w:latentStyles w:count="260" w:defQFormat="0" w:defUnhideWhenUsed="1" w:defSemiHidden="1" w:defUIPriority="99" w:defLockedState="0">
+    <w:lsdException w:qFormat="1" w:unhideWhenUsed="0" w:uiPriority="0" w:semiHidden="0" w:name="Normal"/>
+    <w:lsdException w:qFormat="1" w:unhideWhenUsed="0" w:uiPriority="0" w:semiHidden="0" w:name="heading 1"/>
+    <w:lsdException w:qFormat="1" w:uiPriority="0" w:semiHidden="0" w:name="heading 2"/>
+    <w:lsdException w:qFormat="1" w:uiPriority="0" w:name="heading 3"/>
+    <w:lsdException w:qFormat="1" w:uiPriority="0" w:semiHidden="0" w:name="heading 4"/>
+    <w:lsdException w:qFormat="1" w:uiPriority="0" w:name="heading 5"/>
+    <w:lsdException w:qFormat="1" w:uiPriority="0" w:name="heading 6"/>
+    <w:lsdException w:qFormat="1" w:uiPriority="0" w:name="heading 7"/>
+    <w:lsdException w:qFormat="1" w:uiPriority="0" w:name="heading 8"/>
+    <w:lsdException w:qFormat="1" w:uiPriority="0" w:name="heading 9"/>
+    <w:lsdException w:unhideWhenUsed="0" w:uiPriority="0" w:semiHidden="0" w:name="index 1"/>
+    <w:lsdException w:unhideWhenUsed="0" w:uiPriority="0" w:semiHidden="0" w:name="index 2"/>
+    <w:lsdException w:unhideWhenUsed="0" w:uiPriority="0" w:semiHidden="0" w:name="index 3"/>
+    <w:lsdException w:unhideWhenUsed="0" w:uiPriority="0" w:semiHidden="0" w:name="index 4"/>
+    <w:lsdException w:unhideWhenUsed="0" w:uiPriority="0" w:semiHidden="0" w:name="index 5"/>
+    <w:lsdException w:unhideWhenUsed="0" w:uiPriority="0" w:semiHidden="0" w:name="index 6"/>
+    <w:lsdException w:unhideWhenUsed="0" w:uiPriority="0" w:semiHidden="0" w:name="index 7"/>
+    <w:lsdException w:unhideWhenUsed="0" w:uiPriority="0" w:semiHidden="0" w:name="index 8"/>
+    <w:lsdException w:unhideWhenUsed="0" w:uiPriority="0" w:semiHidden="0" w:name="index 9"/>
+    <w:lsdException w:qFormat="1" w:unhideWhenUsed="0" w:uiPriority="0" w:semiHidden="0" w:name="toc 1"/>
+    <w:lsdException w:qFormat="1" w:unhideWhenUsed="0" w:uiPriority="0" w:semiHidden="0" w:name="toc 2"/>
+    <w:lsdException w:qFormat="1" w:unhideWhenUsed="0" w:uiPriority="0" w:semiHidden="0" w:name="toc 3"/>
+    <w:lsdException w:unhideWhenUsed="0" w:uiPriority="0" w:semiHidden="0" w:name="toc 4"/>
+    <w:lsdException w:unhideWhenUsed="0" w:uiPriority="0" w:semiHidden="0" w:name="toc 5"/>
+    <w:lsdException w:unhideWhenUsed="0" w:uiPriority="0" w:semiHidden="0" w:name="toc 6"/>
+    <w:lsdException w:unhideWhenUsed="0" w:uiPriority="0" w:semiHidden="0" w:name="toc 7"/>
+    <w:lsdException w:unhideWhenUsed="0" w:uiPriority="0" w:semiHidden="0" w:name="toc 8"/>
+    <w:lsdException w:unhideWhenUsed="0" w:uiPriority="0" w:semiHidden="0" w:name="toc 9"/>
+    <w:lsdException w:unhideWhenUsed="0" w:uiPriority="0" w:semiHidden="0" w:name="Normal Indent"/>
+    <w:lsdException w:unhideWhenUsed="0" w:uiPriority="0" w:semiHidden="0" w:name="footnote text"/>
+    <w:lsdException w:qFormat="1" w:unhideWhenUsed="0" w:uiPriority="0" w:semiHidden="0" w:name="annotation text"/>
+    <w:lsdException w:qFormat="1" w:unhideWhenUsed="0" w:uiPriority="0" w:semiHidden="0" w:name="header"/>
+    <w:lsdException w:qFormat="1" w:unhideWhenUsed="0" w:uiPriority="0" w:semiHidden="0" w:name="footer"/>
+    <w:lsdException w:unhideWhenUsed="0" w:uiPriority="0" w:semiHidden="0" w:name="index heading"/>
+    <w:lsdException w:qFormat="1" w:uiPriority="0" w:name="caption"/>
+    <w:lsdException w:unhideWhenUsed="0" w:uiPriority="0" w:semiHidden="0" w:name="table of figures"/>
+    <w:lsdException w:unhideWhenUsed="0" w:uiPriority="0" w:semiHidden="0" w:name="envelope address"/>
+    <w:lsdException w:unhideWhenUsed="0" w:uiPriority="0" w:semiHidden="0" w:name="envelope return"/>
+    <w:lsdException w:unhideWhenUsed="0" w:uiPriority="0" w:semiHidden="0" w:name="footnote reference"/>
+    <w:lsdException w:unhideWhenUsed="0" w:uiPriority="0" w:semiHidden="0" w:name="annotation reference"/>
+    <w:lsdException w:unhideWhenUsed="0" w:uiPriority="0" w:semiHidden="0" w:name="line number"/>
+    <w:lsdException w:unhideWhenUsed="0" w:uiPriority="0" w:semiHidden="0" w:name="page number"/>
+    <w:lsdException w:unhideWhenUsed="0" w:uiPriority="0" w:semiHidden="0" w:name="endnote reference"/>
+    <w:lsdException w:unhideWhenUsed="0" w:uiPriority="0" w:semiHidden="0" w:name="endnote text"/>
+    <w:lsdException w:unhideWhenUsed="0" w:uiPriority="0" w:semiHidden="0" w:name="table of authorities"/>
+    <w:lsdException w:unhideWhenUsed="0" w:uiPriority="0" w:semiHidden="0" w:name="macro"/>
+    <w:lsdException w:unhideWhenUsed="0" w:uiPriority="0" w:semiHidden="0" w:name="toa heading"/>
+    <w:lsdException w:unhideWhenUsed="0" w:uiPriority="0" w:semiHidden="0" w:name="List"/>
+    <w:lsdException w:unhideWhenUsed="0" w:uiPriority="0" w:semiHidden="0" w:name="List Bullet"/>
+    <w:lsdException w:unhideWhenUsed="0" w:uiPriority="0" w:semiHidden="0" w:name="List Number"/>
+    <w:lsdException w:unhideWhenUsed="0" w:uiPriority="0" w:semiHidden="0" w:name="List 2"/>
+    <w:lsdException w:unhideWhenUsed="0" w:uiPriority="0" w:semiHidden="0" w:name="List 3"/>
+    <w:lsdException w:unhideWhenUsed="0" w:uiPriority="0" w:semiHidden="0" w:name="List 4"/>
+    <w:lsdException w:unhideWhenUsed="0" w:uiPriority="0" w:semiHidden="0" w:name="List 5"/>
+    <w:lsdException w:unhideWhenUsed="0" w:uiPriority="0" w:semiHidden="0" w:name="List Bullet 2"/>
+    <w:lsdException w:unhideWhenUsed="0" w:uiPriority="0" w:semiHidden="0" w:name="List Bullet 3"/>
+    <w:lsdException w:unhideWhenUsed="0" w:uiPriority="0" w:semiHidden="0" w:name="List Bullet 4"/>
+    <w:lsdException w:unhideWhenUsed="0" w:uiPriority="0" w:semiHidden="0" w:name="List Bullet 5"/>
+    <w:lsdException w:unhideWhenUsed="0" w:uiPriority="0" w:semiHidden="0" w:name="List Number 2"/>
+    <w:lsdException w:unhideWhenUsed="0" w:uiPriority="0" w:semiHidden="0" w:name="List Number 3"/>
+    <w:lsdException w:unhideWhenUsed="0" w:uiPriority="0" w:semiHidden="0" w:name="List Number 4"/>
+    <w:lsdException w:unhideWhenUsed="0" w:uiPriority="0" w:semiHidden="0" w:name="List Number 5"/>
+    <w:lsdException w:qFormat="1" w:unhideWhenUsed="0" w:uiPriority="0" w:semiHidden="0" w:name="Title"/>
+    <w:lsdException w:unhideWhenUsed="0" w:uiPriority="0" w:semiHidden="0" w:name="Closing"/>
+    <w:lsdException w:unhideWhenUsed="0" w:uiPriority="0" w:semiHidden="0" w:name="Signature"/>
+    <w:lsdException w:qFormat="1" w:unhideWhenUsed="0" w:uiPriority="0" w:name="Default Paragraph Font"/>
+    <w:lsdException w:qFormat="1" w:unhideWhenUsed="0" w:uiPriority="0" w:name="Body Text"/>
+    <w:lsdException w:unhideWhenUsed="0" w:uiPriority="0" w:semiHidden="0" w:name="Body Text Indent"/>
+    <w:lsdException w:unhideWhenUsed="0" w:uiPriority="0" w:semiHidden="0" w:name="List Continue"/>
+    <w:lsdException w:unhideWhenUsed="0" w:uiPriority="0" w:semiHidden="0" w:name="List Continue 2"/>
+    <w:lsdException w:unhideWhenUsed="0" w:uiPriority="0" w:semiHidden="0" w:name="List Continue 3"/>
+    <w:lsdException w:unhideWhenUsed="0" w:uiPriority="0" w:semiHidden="0" w:name="List Continue 4"/>
+    <w:lsdException w:unhideWhenUsed="0" w:uiPriority="0" w:semiHidden="0" w:name="List Continue 5"/>
+    <w:lsdException w:unhideWhenUsed="0" w:uiPriority="0" w:semiHidden="0" w:name="Message Header"/>
+    <w:lsdException w:qFormat="1" w:unhideWhenUsed="0" w:uiPriority="0" w:semiHidden="0" w:name="Subtitle"/>
+    <w:lsdException w:unhideWhenUsed="0" w:uiPriority="0" w:semiHidden="0" w:name="Salutation"/>
+    <w:lsdException w:unhideWhenUsed="0" w:uiPriority="0" w:semiHidden="0" w:name="Date"/>
+    <w:lsdException w:unhideWhenUsed="0" w:uiPriority="0" w:semiHidden="0" w:name="Body Text First Indent"/>
+    <w:lsdException w:unhideWhenUsed="0" w:uiPriority="0" w:semiHidden="0" w:name="Body Text First Indent 2"/>
+    <w:lsdException w:uiPriority="99" w:name="Note Heading"/>
+    <w:lsdException w:unhideWhenUsed="0" w:uiPriority="0" w:semiHidden="0" w:name="Body Text 2"/>
+    <w:lsdException w:unhideWhenUsed="0" w:uiPriority="0" w:semiHidden="0" w:name="Body Text 3"/>
+    <w:lsdException w:unhideWhenUsed="0" w:uiPriority="0" w:semiHidden="0" w:name="Body Text Indent 2"/>
+    <w:lsdException w:unhideWhenUsed="0" w:uiPriority="0" w:semiHidden="0" w:name="Body Text Indent 3"/>
+    <w:lsdException w:unhideWhenUsed="0" w:uiPriority="0" w:semiHidden="0" w:name="Block Text"/>
+    <w:lsdException w:unhideWhenUsed="0" w:uiPriority="0" w:semiHidden="0" w:name="Hyperlink"/>
+    <w:lsdException w:unhideWhenUsed="0" w:uiPriority="0" w:semiHidden="0" w:name="FollowedHyperlink"/>
+    <w:lsdException w:qFormat="1" w:unhideWhenUsed="0" w:uiPriority="0" w:semiHidden="0" w:name="Strong"/>
+    <w:lsdException w:qFormat="1" w:unhideWhenUsed="0" w:uiPriority="0" w:semiHidden="0" w:name="Emphasis"/>
+    <w:lsdException w:unhideWhenUsed="0" w:uiPriority="0" w:semiHidden="0" w:name="Document Map"/>
+    <w:lsdException w:unhideWhenUsed="0" w:uiPriority="0" w:semiHidden="0" w:name="Plain Text"/>
+    <w:lsdException w:unhideWhenUsed="0" w:uiPriority="0" w:semiHidden="0" w:name="E-mail Signature"/>
+    <w:lsdException w:qFormat="1" w:unhideWhenUsed="0" w:uiPriority="0" w:semiHidden="0" w:name="Normal (Web)"/>
+    <w:lsdException w:unhideWhenUsed="0" w:uiPriority="0" w:semiHidden="0" w:name="HTML Acronym"/>
+    <w:lsdException w:unhideWhenUsed="0" w:uiPriority="0" w:semiHidden="0" w:name="HTML Address"/>
+    <w:lsdException w:unhideWhenUsed="0" w:uiPriority="0" w:semiHidden="0" w:name="HTML Cite"/>
+    <w:lsdException w:unhideWhenUsed="0" w:uiPriority="0" w:semiHidden="0" w:name="HTML Code"/>
+    <w:lsdException w:unhideWhenUsed="0" w:uiPriority="0" w:semiHidden="0" w:name="HTML Definition"/>
+    <w:lsdException w:unhideWhenUsed="0" w:uiPriority="0" w:semiHidden="0" w:name="HTML Keyboard"/>
+    <w:lsdException w:unhideWhenUsed="0" w:uiPriority="0" w:semiHidden="0" w:name="HTML Preformatted"/>
+    <w:lsdException w:unhideWhenUsed="0" w:uiPriority="0" w:semiHidden="0" w:name="HTML Sample"/>
+    <w:lsdException w:unhideWhenUsed="0" w:uiPriority="0" w:semiHidden="0" w:name="HTML Typewriter"/>
+    <w:lsdException w:unhideWhenUsed="0" w:uiPriority="0" w:semiHidden="0" w:name="HTML Variable"/>
+    <w:lsdException w:qFormat="1" w:unhideWhenUsed="0" w:uiPriority="0" w:name="Normal Table"/>
+    <w:lsdException w:unhideWhenUsed="0" w:uiPriority="0" w:semiHidden="0" w:name="annotation subject"/>
+    <w:lsdException w:unhideWhenUsed="0" w:uiPriority="0" w:semiHidden="0" w:name="Table Simple 1"/>
+    <w:lsdException w:unhideWhenUsed="0" w:uiPriority="0" w:semiHidden="0" w:name="Table Simple 2"/>
+    <w:lsdException w:unhideWhenUsed="0" w:uiPriority="0" w:semiHidden="0" w:name="Table Simple 3"/>
+    <w:lsdException w:unhideWhenUsed="0" w:uiPriority="0" w:semiHidden="0" w:name="Table Classic 1"/>
+    <w:lsdException w:unhideWhenUsed="0" w:uiPriority="0" w:semiHidden="0" w:name="Table Classic 2"/>
+    <w:lsdException w:unhideWhenUsed="0" w:uiPriority="0" w:semiHidden="0" w:name="Table Classic 3"/>
+    <w:lsdException w:unhideWhenUsed="0" w:uiPriority="0" w:semiHidden="0" w:name="Table Classic 4"/>
+    <w:lsdException w:unhideWhenUsed="0" w:uiPriority="0" w:semiHidden="0" w:name="Table Colorful 1"/>
+    <w:lsdException w:unhideWhenUsed="0" w:uiPriority="0" w:semiHidden="0" w:name="Table Colorful 2"/>
+    <w:lsdException w:unhideWhenUsed="0" w:uiPriority="0" w:semiHidden="0" w:name="Table Colorful 3"/>
+    <w:lsdException w:unhideWhenUsed="0" w:uiPriority="0" w:semiHidden="0" w:name="Table Columns 1"/>
+    <w:lsdException w:unhideWhenUsed="0" w:uiPriority="0" w:semiHidden="0" w:name="Table Columns 2"/>
+    <w:lsdException w:unhideWhenUsed="0" w:uiPriority="0" w:semiHidden="0" w:name="Table Columns 3"/>
+    <w:lsdException w:unhideWhenUsed="0" w:uiPriority="0" w:semiHidden="0" w:name="Table Columns 4"/>
+    <w:lsdException w:unhideWhenUsed="0" w:uiPriority="0" w:semiHidden="0" w:name="Table Columns 5"/>
+    <w:lsdException w:unhideWhenUsed="0" w:uiPriority="0" w:semiHidden="0" w:name="Table Grid 1"/>
+    <w:lsdException w:unhideWhenUsed="0" w:uiPriority="0" w:semiHidden="0" w:name="Table Grid 2"/>
+    <w:lsdException w:unhideWhenUsed="0" w:uiPriority="0" w:semiHidden="0" w:name="Table Grid 3"/>
+    <w:lsdException w:unhideWhenUsed="0" w:uiPriority="0" w:semiHidden="0" w:name="Table Grid 4"/>
+    <w:lsdException w:unhideWhenUsed="0" w:uiPriority="0" w:semiHidden="0" w:name="Table Grid 5"/>
+    <w:lsdException w:unhideWhenUsed="0" w:uiPriority="0" w:semiHidden="0" w:name="Table Grid 6"/>
+    <w:lsdException w:unhideWhenUsed="0" w:uiPriority="0" w:semiHidden="0" w:name="Table Grid 7"/>
+    <w:lsdException w:unhideWhenUsed="0" w:uiPriority="0" w:semiHidden="0" w:name="Table Grid 8"/>
+    <w:lsdException w:unhideWhenUsed="0" w:uiPriority="0" w:semiHidden="0" w:name="Table List 1"/>
+    <w:lsdException w:unhideWhenUsed="0" w:uiPriority="0" w:semiHidden="0" w:name="Table List 2"/>
+    <w:lsdException w:unhideWhenUsed="0" w:uiPriority="0" w:semiHidden="0" w:name="Table List 3"/>
+    <w:lsdException w:unhideWhenUsed="0" w:uiPriority="0" w:semiHidden="0" w:name="Table List 4"/>
+    <w:lsdException w:unhideWhenUsed="0" w:uiPriority="0" w:semiHidden="0" w:name="Table List 5"/>
+    <w:lsdException w:unhideWhenUsed="0" w:uiPriority="0" w:semiHidden="0" w:name="Table List 6"/>
+    <w:lsdException w:unhideWhenUsed="0" w:uiPriority="0" w:semiHidden="0" w:name="Table List 7"/>
+    <w:lsdException w:unhideWhenUsed="0" w:uiPriority="0" w:semiHidden="0" w:name="Table List 8"/>
+    <w:lsdException w:unhideWhenUsed="0" w:uiPriority="0" w:semiHidden="0" w:name="Table 3D effects 1"/>
+    <w:lsdException w:unhideWhenUsed="0" w:uiPriority="0" w:semiHidden="0" w:name="Table 3D effects 2"/>
+    <w:lsdException w:unhideWhenUsed="0" w:uiPriority="0" w:semiHidden="0" w:name="Table 3D effects 3"/>
+    <w:lsdException w:unhideWhenUsed="0" w:uiPriority="0" w:semiHidden="0" w:name="Table Contemporary"/>
+    <w:lsdException w:unhideWhenUsed="0" w:uiPriority="0" w:semiHidden="0" w:name="Table Elegant"/>
+    <w:lsdException w:unhideWhenUsed="0" w:uiPriority="0" w:semiHidden="0" w:name="Table Professional"/>
+    <w:lsdException w:unhideWhenUsed="0" w:uiPriority="0" w:semiHidden="0" w:name="Table Subtle 1"/>
+    <w:lsdException w:unhideWhenUsed="0" w:uiPriority="0" w:semiHidden="0" w:name="Table Subtle 2"/>
+    <w:lsdException w:unhideWhenUsed="0" w:uiPriority="0" w:semiHidden="0" w:name="Table Web 1"/>
+    <w:lsdException w:unhideWhenUsed="0" w:uiPriority="0" w:semiHidden="0" w:name="Table Web 2"/>
+    <w:lsdException w:unhideWhenUsed="0" w:uiPriority="0" w:semiHidden="0" w:name="Table Web 3"/>
+    <w:lsdException w:unhideWhenUsed="0" w:uiPriority="0" w:semiHidden="0" w:name="Balloon Text"/>
+    <w:lsdException w:qFormat="1" w:unhideWhenUsed="0" w:uiPriority="0" w:semiHidden="0" w:name="Table Grid"/>
+    <w:lsdException w:unhideWhenUsed="0" w:uiPriority="0" w:semiHidden="0" w:name="Table Theme"/>
+    <w:lsdException w:unhideWhenUsed="0" w:uiPriority="60" w:semiHidden="0" w:name="Light Shading"/>
+    <w:lsdException w:unhideWhenUsed="0" w:uiPriority="61" w:semiHidden="0" w:name="Light List"/>
+    <w:lsdException w:unhideWhenUsed="0" w:uiPriority="62" w:semiHidden="0" w:name="Light Grid"/>
+    <w:lsdException w:unhideWhenUsed="0" w:uiPriority="63" w:semiHidden="0" w:name="Medium Shading 1"/>
+    <w:lsdException w:unhideWhenUsed="0" w:uiPriority="64" w:semiHidden="0" w:name="Medium Shading 2"/>
+    <w:lsdException w:unhideWhenUsed="0" w:uiPriority="65" w:semiHidden="0" w:name="Medium List 1"/>
+    <w:lsdException w:unhideWhenUsed="0" w:uiPriority="66" w:semiHidden="0" w:name="Medium List 2"/>
+    <w:lsdException w:unhideWhenUsed="0" w:uiPriority="67" w:semiHidden="0" w:name="Medium Grid 1"/>
+    <w:lsdException w:unhideWhenUsed="0" w:uiPriority="68" w:semiHidden="0" w:name="Medium Grid 2"/>
+    <w:lsdException w:unhideWhenUsed="0" w:uiPriority="69" w:semiHidden="0" w:name="Medium Grid 3"/>
+    <w:lsdException w:unhideWhenUsed="0" w:uiPriority="70" w:semiHidden="0" w:name="Dark List"/>
+    <w:lsdException w:unhideWhenUsed="0" w:uiPriority="71" w:semiHidden="0" w:name="Colorful Shading"/>
+    <w:lsdException w:unhideWhenUsed="0" w:uiPriority="72" w:semiHidden="0" w:name="Colorful List"/>
+    <w:lsdException w:unhideWhenUsed="0" w:uiPriority="73" w:semiHidden="0" w:name="Colorful Grid"/>
+    <w:lsdException w:unhideWhenUsed="0" w:uiPriority="60" w:semiHidden="0" w:name="Light Shading Accent 1"/>
+    <w:lsdException w:unhideWhenUsed="0" w:uiPriority="61" w:semiHidden="0" w:name="Light List Accent 1"/>
+    <w:lsdException w:unhideWhenUsed="0" w:uiPriority="62" w:semiHidden="0" w:name="Light Grid Accent 1"/>
+    <w:lsdException w:unhideWhenUsed="0" w:uiPriority="63" w:semiHidden="0" w:name="Medium Shading 1 Accent 1"/>
+    <w:lsdException w:unhideWhenUsed="0" w:uiPriority="64" w:semiHidden="0" w:name="Medium Shading 2 Accent 1"/>
+    <w:lsdException w:unhideWhenUsed="0" w:uiPriority="65" w:semiHidden="0" w:name="Medium List 1 Accent 1"/>
+    <w:lsdException w:unhideWhenUsed="0" w:uiPriority="66" w:semiHidden="0" w:name="Medium List 2 Accent 1"/>
+    <w:lsdException w:unhideWhenUsed="0" w:uiPriority="67" w:semiHidden="0" w:name="Medium Grid 1 Accent 1"/>
+    <w:lsdException w:unhideWhenUsed="0" w:uiPriority="68" w:semiHidden="0" w:name="Medium Grid 2 Accent 1"/>
+    <w:lsdException w:unhideWhenUsed="0" w:uiPriority="69" w:semiHidden="0" w:name="Medium Grid 3 Accent 1"/>
+    <w:lsdException w:unhideWhenUsed="0" w:uiPriority="70" w:semiHidden="0" w:name="Dark List Accent 1"/>
+    <w:lsdException w:unhideWhenUsed="0" w:uiPriority="71" w:semiHidden="0" w:name="Colorful Shading Accent 1"/>
+    <w:lsdException w:unhideWhenUsed="0" w:uiPriority="72" w:semiHidden="0" w:name="Colorful List Accent 1"/>
+    <w:lsdException w:unhideWhenUsed="0" w:uiPriority="73" w:semiHidden="0" w:name="Colorful Grid Accent 1"/>
+    <w:lsdException w:unhideWhenUsed="0" w:uiPriority="60" w:semiHidden="0" w:name="Light Shading Accent 2"/>
+    <w:lsdException w:unhideWhenUsed="0" w:uiPriority="61" w:semiHidden="0" w:name="Light List Accent 2"/>
+    <w:lsdException w:unhideWhenUsed="0" w:uiPriority="62" w:semiHidden="0" w:name="Light Grid Accent 2"/>
+    <w:lsdException w:unhideWhenUsed="0" w:uiPriority="63" w:semiHidden="0" w:name="Medium Shading 1 Accent 2"/>
+    <w:lsdException w:unhideWhenUsed="0" w:uiPriority="64" w:semiHidden="0" w:name="Medium Shading 2 Accent 2"/>
+    <w:lsdException w:unhideWhenUsed="0" w:uiPriority="65" w:semiHidden="0" w:name="Medium List 1 Accent 2"/>
+    <w:lsdException w:unhideWhenUsed="0" w:uiPriority="66" w:semiHidden="0" w:name="Medium List 2 Accent 2"/>
+    <w:lsdException w:unhideWhenUsed="0" w:uiPriority="67" w:semiHidden="0" w:name="Medium Grid 1 Accent 2"/>
+    <w:lsdException w:unhideWhenUsed="0" w:uiPriority="68" w:semiHidden="0" w:name="Medium Grid 2 Accent 2"/>
+    <w:lsdException w:unhideWhenUsed="0" w:uiPriority="69" w:semiHidden="0" w:name="Medium Grid 3 Accent 2"/>
+    <w:lsdException w:unhideWhenUsed="0" w:uiPriority="70" w:semiHidden="0" w:name="Dark List Accent 2"/>
+    <w:lsdException w:unhideWhenUsed="0" w:uiPriority="71" w:semiHidden="0" w:name="Colorful Shading Accent 2"/>
+    <w:lsdException w:unhideWhenUsed="0" w:uiPriority="72" w:semiHidden="0" w:name="Colorful List Accent 2"/>
+    <w:lsdException w:unhideWhenUsed="0" w:uiPriority="73" w:semiHidden="0" w:name="Colorful Grid Accent 2"/>
+    <w:lsdException w:unhideWhenUsed="0" w:uiPriority="60" w:semiHidden="0" w:name="Light Shading Accent 3"/>
+    <w:lsdException w:unhideWhenUsed="0" w:uiPriority="61" w:semiHidden="0" w:name="Light List Accent 3"/>
+    <w:lsdException w:unhideWhenUsed="0" w:uiPriority="62" w:semiHidden="0" w:name="Light Grid Accent 3"/>
+    <w:lsdException w:unhideWhenUsed="0" w:uiPriority="63" w:semiHidden="0" w:name="Medium Shading 1 Accent 3"/>
+    <w:lsdException w:unhideWhenUsed="0" w:uiPriority="64" w:semiHidden="0" w:name="Medium Shading 2 Accent 3"/>
+    <w:lsdException w:unhideWhenUsed="0" w:uiPriority="65" w:semiHidden="0" w:name="Medium List 1 Accent 3"/>
+    <w:lsdException w:unhideWhenUsed="0" w:uiPriority="66" w:semiHidden="0" w:name="Medium List 2 Accent 3"/>
+    <w:lsdException w:unhideWhenUsed="0" w:uiPriority="67" w:semiHidden="0" w:name="Medium Grid 1 Accent 3"/>
+    <w:lsdException w:unhideWhenUsed="0" w:uiPriority="68" w:semiHidden="0" w:name="Medium Grid 2 Accent 3"/>
+    <w:lsdException w:unhideWhenUsed="0" w:uiPriority="69" w:semiHidden="0" w:name="Medium Grid 3 Accent 3"/>
+    <w:lsdException w:unhideWhenUsed="0" w:uiPriority="70" w:semiHidden="0" w:name="Dark List Accent 3"/>
+    <w:lsdException w:unhideWhenUsed="0" w:uiPriority="71" w:semiHidden="0" w:name="Colorful Shading Accent 3"/>
+    <w:lsdException w:unhideWhenUsed="0" w:uiPriority="72" w:semiHidden="0" w:name="Colorful List Accent 3"/>
+    <w:lsdException w:unhideWhenUsed="0" w:uiPriority="73" w:semiHidden="0" w:name="Colorful Grid Accent 3"/>
+    <w:lsdException w:unhideWhenUsed="0" w:uiPriority="60" w:semiHidden="0" w:name="Light Shading Accent 4"/>
+    <w:lsdException w:unhideWhenUsed="0" w:uiPriority="61" w:semiHidden="0" w:name="Light List Accent 4"/>
+    <w:lsdException w:unhideWhenUsed="0" w:uiPriority="62" w:semiHidden="0" w:name="Light Grid Accent 4"/>
+    <w:lsdException w:unhideWhenUsed="0" w:uiPriority="63" w:semiHidden="0" w:name="Medium Shading 1 Accent 4"/>
+    <w:lsdException w:unhideWhenUsed="0" w:uiPriority="64" w:semiHidden="0" w:name="Medium Shading 2 Accent 4"/>
+    <w:lsdException w:unhideWhenUsed="0" w:uiPriority="65" w:semiHidden="0" w:name="Medium List 1 Accent 4"/>
+    <w:lsdException w:unhideWhenUsed="0" w:uiPriority="66" w:semiHidden="0" w:name="Medium List 2 Accent 4"/>
+    <w:lsdException w:unhideWhenUsed="0" w:uiPriority="67" w:semiHidden="0" w:name="Medium Grid 1 Accent 4"/>
+    <w:lsdException w:unhideWhenUsed="0" w:uiPriority="68" w:semiHidden="0" w:name="Medium Grid 2 Accent 4"/>
+    <w:lsdException w:unhideWhenUsed="0" w:uiPriority="69" w:semiHidden="0" w:name="Medium Grid 3 Accent 4"/>
+    <w:lsdException w:unhideWhenUsed="0" w:uiPriority="70" w:semiHidden="0" w:name="Dark List Accent 4"/>
+    <w:lsdException w:unhideWhenUsed="0" w:uiPriority="71" w:semiHidden="0" w:name="Colorful Shading Accent 4"/>
+    <w:lsdException w:unhideWhenUsed="0" w:uiPriority="72" w:semiHidden="0" w:name="Colorful List Accent 4"/>
+    <w:lsdException w:unhideWhenUsed="0" w:uiPriority="73" w:semiHidden="0" w:name="Colorful Grid Accent 4"/>
+    <w:lsdException w:unhideWhenUsed="0" w:uiPriority="60" w:semiHidden="0" w:name="Light Shading Accent 5"/>
+    <w:lsdException w:unhideWhenUsed="0" w:uiPriority="61" w:semiHidden="0" w:name="Light List Accent 5"/>
+    <w:lsdException w:unhideWhenUsed="0" w:uiPriority="62" w:semiHidden="0" w:name="Light Grid Accent 5"/>
+    <w:lsdException w:unhideWhenUsed="0" w:uiPriority="63" w:semiHidden="0" w:name="Medium Shading 1 Accent 5"/>
+    <w:lsdException w:unhideWhenUsed="0" w:uiPriority="64" w:semiHidden="0" w:name="Medium Shading 2 Accent 5"/>
+    <w:lsdException w:unhideWhenUsed="0" w:uiPriority="65" w:semiHidden="0" w:name="Medium List 1 Accent 5"/>
+    <w:lsdException w:unhideWhenUsed="0" w:uiPriority="66" w:semiHidden="0" w:name="Medium List 2 Accent 5"/>
+    <w:lsdException w:unhideWhenUsed="0" w:uiPriority="67" w:semiHidden="0" w:name="Medium Grid 1 Accent 5"/>
+    <w:lsdException w:unhideWhenUsed="0" w:uiPriority="68" w:semiHidden="0" w:name="Medium Grid 2 Accent 5"/>
+    <w:lsdException w:unhideWhenUsed="0" w:uiPriority="69" w:semiHidden="0" w:name="Medium Grid 3 Accent 5"/>
+    <w:lsdException w:unhideWhenUsed="0" w:uiPriority="70" w:semiHidden="0" w:name="Dark List Accent 5"/>
+    <w:lsdException w:unhideWhenUsed="0" w:uiPriority="71" w:semiHidden="0" w:name="Colorful Shading Accent 5"/>
+    <w:lsdException w:unhideWhenUsed="0" w:uiPriority="72" w:semiHidden="0" w:name="Colorful List Accent 5"/>
+    <w:lsdException w:unhideWhenUsed="0" w:uiPriority="73" w:semiHidden="0" w:name="Colorful Grid Accent 5"/>
+    <w:lsdException w:unhideWhenUsed="0" w:uiPriority="60" w:semiHidden="0" w:name="Light Shading Accent 6"/>
+    <w:lsdException w:unhideWhenUsed="0" w:uiPriority="61" w:semiHidden="0" w:name="Light List Accent 6"/>
+    <w:lsdException w:unhideWhenUsed="0" w:uiPriority="62" w:semiHidden="0" w:name="Light Grid Accent 6"/>
+    <w:lsdException w:unhideWhenUsed="0" w:uiPriority="63" w:semiHidden="0" w:name="Medium Shading 1 Accent 6"/>
+    <w:lsdException w:unhideWhenUsed="0" w:uiPriority="64" w:semiHidden="0" w:name="Medium Shading 2 Accent 6"/>
+    <w:lsdException w:unhideWhenUsed="0" w:uiPriority="65" w:semiHidden="0" w:name="Medium List 1 Accent 6"/>
+    <w:lsdException w:unhideWhenUsed="0" w:uiPriority="66" w:semiHidden="0" w:name="Medium List 2 Accent 6"/>
+    <w:lsdException w:unhideWhenUsed="0" w:uiPriority="67" w:semiHidden="0" w:name="Medium Grid 1 Accent 6"/>
+    <w:lsdException w:unhideWhenUsed="0" w:uiPriority="68" w:semiHidden="0" w:name="Medium Grid 2 Accent 6"/>
+    <w:lsdException w:unhideWhenUsed="0" w:uiPriority="69" w:semiHidden="0" w:name="Medium Grid 3 Accent 6"/>
+    <w:lsdException w:unhideWhenUsed="0" w:uiPriority="70" w:semiHidden="0" w:name="Dark List Accent 6"/>
+    <w:lsdException w:unhideWhenUsed="0" w:uiPriority="71" w:semiHidden="0" w:name="Colorful Shading Accent 6"/>
+    <w:lsdException w:unhideWhenUsed="0" w:uiPriority="72" w:semiHidden="0" w:name="Colorful List Accent 6"/>
+    <w:lsdException w:unhideWhenUsed="0" w:uiPriority="73" w:semiHidden="0" w:name="Colorful Grid Accent 6"/>
   </w:latentStyles>
-  <w:style w:type="paragraph" w:default="1" w:styleId="Normal">
+  <w:style w:type="paragraph" w:default="1" w:styleId="1">
     <w:name w:val="Normal"/>
     <w:qFormat/>
+    <w:uiPriority w:val="0"/>
     <w:pPr>
       <w:kinsoku w:val="0"/>
       <w:autoSpaceDE w:val="0"/>
@@ -6318,7 +6448,7 @@
       <w:textAlignment w:val="baseline"/>
     </w:pPr>
     <w:rPr>
-      <w:rFonts w:ascii="Arial" w:eastAsia="宋体" w:hAnsi="Arial" w:cs="Arial"/>
+      <w:rFonts w:ascii="Arial" w:hAnsi="Arial" w:eastAsia="宋体" w:cs="Arial"/>
       <w:snapToGrid w:val="0"/>
       <w:color w:val="000000"/>
       <w:kern w:val="0"/>
@@ -6327,11 +6457,12 @@
       <w:lang w:val="en-US" w:eastAsia="en-US" w:bidi="ar-SA"/>
     </w:rPr>
   </w:style>
-  <w:style w:type="paragraph" w:styleId="Heading1">
+  <w:style w:type="paragraph" w:styleId="2">
     <w:name w:val="heading 1"/>
-    <w:basedOn w:val="Normal"/>
-    <w:next w:val="Normal"/>
+    <w:basedOn w:val="1"/>
+    <w:next w:val="1"/>
     <w:qFormat/>
+    <w:uiPriority w:val="0"/>
     <w:pPr>
       <w:keepNext/>
       <w:keepLines/>
@@ -6349,12 +6480,13 @@
       <w:sz w:val="44"/>
     </w:rPr>
   </w:style>
-  <w:style w:type="paragraph" w:styleId="Heading2">
+  <w:style w:type="paragraph" w:styleId="3">
     <w:name w:val="heading 2"/>
-    <w:basedOn w:val="Normal"/>
-    <w:next w:val="Normal"/>
+    <w:basedOn w:val="1"/>
+    <w:next w:val="1"/>
     <w:unhideWhenUsed/>
     <w:qFormat/>
+    <w:uiPriority w:val="0"/>
     <w:pPr>
       <w:keepNext/>
       <w:keepLines/>
@@ -6367,18 +6499,19 @@
       <w:outlineLvl w:val="1"/>
     </w:pPr>
     <w:rPr>
-      <w:rFonts w:ascii="Arial" w:eastAsia="黑体" w:hAnsi="Arial"/>
+      <w:rFonts w:ascii="Arial" w:hAnsi="Arial" w:eastAsia="黑体"/>
       <w:b/>
       <w:sz w:val="32"/>
     </w:rPr>
   </w:style>
-  <w:style w:type="paragraph" w:styleId="Heading3">
+  <w:style w:type="paragraph" w:styleId="4">
     <w:name w:val="heading 3"/>
-    <w:basedOn w:val="Normal"/>
-    <w:next w:val="Normal"/>
+    <w:basedOn w:val="1"/>
+    <w:next w:val="1"/>
     <w:semiHidden/>
     <w:unhideWhenUsed/>
     <w:qFormat/>
+    <w:uiPriority w:val="0"/>
     <w:pPr>
       <w:keepNext/>
       <w:keepLines/>
@@ -6395,12 +6528,13 @@
       <w:sz w:val="32"/>
     </w:rPr>
   </w:style>
-  <w:style w:type="paragraph" w:styleId="Heading4">
+  <w:style w:type="paragraph" w:styleId="5">
     <w:name w:val="heading 4"/>
-    <w:basedOn w:val="Normal"/>
-    <w:next w:val="Normal"/>
+    <w:basedOn w:val="1"/>
+    <w:next w:val="1"/>
     <w:unhideWhenUsed/>
     <w:qFormat/>
+    <w:uiPriority w:val="0"/>
     <w:pPr>
       <w:keepNext/>
       <w:keepLines/>
@@ -6413,18 +6547,19 @@
       <w:outlineLvl w:val="3"/>
     </w:pPr>
     <w:rPr>
-      <w:rFonts w:ascii="Arial" w:eastAsia="黑体" w:hAnsi="Arial"/>
+      <w:rFonts w:ascii="Arial" w:hAnsi="Arial" w:eastAsia="黑体"/>
       <w:b/>
       <w:sz w:val="28"/>
     </w:rPr>
   </w:style>
-  <w:style w:type="paragraph" w:styleId="Heading5">
+  <w:style w:type="paragraph" w:styleId="6">
     <w:name w:val="heading 5"/>
-    <w:basedOn w:val="Normal"/>
-    <w:next w:val="Normal"/>
+    <w:basedOn w:val="1"/>
+    <w:next w:val="1"/>
     <w:semiHidden/>
     <w:unhideWhenUsed/>
     <w:qFormat/>
+    <w:uiPriority w:val="0"/>
     <w:pPr>
       <w:keepNext/>
       <w:keepLines/>
@@ -6441,13 +6576,14 @@
       <w:sz w:val="28"/>
     </w:rPr>
   </w:style>
-  <w:style w:type="paragraph" w:styleId="Heading6">
+  <w:style w:type="paragraph" w:styleId="7">
     <w:name w:val="heading 6"/>
-    <w:basedOn w:val="Normal"/>
-    <w:next w:val="Normal"/>
+    <w:basedOn w:val="1"/>
+    <w:next w:val="1"/>
     <w:semiHidden/>
     <w:unhideWhenUsed/>
     <w:qFormat/>
+    <w:uiPriority w:val="0"/>
     <w:pPr>
       <w:keepNext/>
       <w:keepLines/>
@@ -6460,18 +6596,19 @@
       <w:outlineLvl w:val="5"/>
     </w:pPr>
     <w:rPr>
-      <w:rFonts w:ascii="Arial" w:eastAsia="黑体" w:hAnsi="Arial"/>
+      <w:rFonts w:ascii="Arial" w:hAnsi="Arial" w:eastAsia="黑体"/>
       <w:b/>
       <w:sz w:val="24"/>
     </w:rPr>
   </w:style>
-  <w:style w:type="paragraph" w:styleId="Heading7">
+  <w:style w:type="paragraph" w:styleId="8">
     <w:name w:val="heading 7"/>
-    <w:basedOn w:val="Normal"/>
-    <w:next w:val="Normal"/>
+    <w:basedOn w:val="1"/>
+    <w:next w:val="1"/>
     <w:semiHidden/>
     <w:unhideWhenUsed/>
     <w:qFormat/>
+    <w:uiPriority w:val="0"/>
     <w:pPr>
       <w:keepNext/>
       <w:keepLines/>
@@ -6488,13 +6625,14 @@
       <w:sz w:val="24"/>
     </w:rPr>
   </w:style>
-  <w:style w:type="paragraph" w:styleId="Heading8">
+  <w:style w:type="paragraph" w:styleId="9">
     <w:name w:val="heading 8"/>
-    <w:basedOn w:val="Normal"/>
-    <w:next w:val="Normal"/>
+    <w:basedOn w:val="1"/>
+    <w:next w:val="1"/>
     <w:semiHidden/>
     <w:unhideWhenUsed/>
     <w:qFormat/>
+    <w:uiPriority w:val="0"/>
     <w:pPr>
       <w:keepNext/>
       <w:keepLines/>
@@ -6507,17 +6645,18 @@
       <w:outlineLvl w:val="7"/>
     </w:pPr>
     <w:rPr>
-      <w:rFonts w:ascii="Arial" w:eastAsia="黑体" w:hAnsi="Arial"/>
+      <w:rFonts w:ascii="Arial" w:hAnsi="Arial" w:eastAsia="黑体"/>
       <w:sz w:val="24"/>
     </w:rPr>
   </w:style>
-  <w:style w:type="paragraph" w:styleId="Heading9">
+  <w:style w:type="paragraph" w:styleId="10">
     <w:name w:val="heading 9"/>
-    <w:basedOn w:val="Normal"/>
-    <w:next w:val="Normal"/>
+    <w:basedOn w:val="1"/>
+    <w:next w:val="1"/>
     <w:semiHidden/>
     <w:unhideWhenUsed/>
     <w:qFormat/>
+    <w:uiPriority w:val="0"/>
     <w:pPr>
       <w:keepNext/>
       <w:keepLines/>
@@ -6530,19 +6669,21 @@
       <w:outlineLvl w:val="8"/>
     </w:pPr>
     <w:rPr>
-      <w:rFonts w:ascii="Arial" w:eastAsia="黑体" w:hAnsi="Arial"/>
+      <w:rFonts w:ascii="Arial" w:hAnsi="Arial" w:eastAsia="黑体"/>
       <w:sz w:val="21"/>
     </w:rPr>
   </w:style>
-  <w:style w:type="character" w:default="1" w:styleId="DefaultParagraphFont">
+  <w:style w:type="character" w:default="1" w:styleId="22">
     <w:name w:val="Default Paragraph Font"/>
     <w:semiHidden/>
     <w:qFormat/>
+    <w:uiPriority w:val="0"/>
   </w:style>
-  <w:style w:type="table" w:default="1" w:styleId="TableNormal">
+  <w:style w:type="table" w:default="1" w:styleId="20">
     <w:name w:val="Normal Table"/>
     <w:semiHidden/>
     <w:qFormat/>
+    <w:uiPriority w:val="0"/>
     <w:tblPr>
       <w:tblCellMar>
         <w:top w:w="0" w:type="dxa"/>
@@ -6552,39 +6693,43 @@
       </w:tblCellMar>
     </w:tblPr>
   </w:style>
-  <w:style w:type="paragraph" w:styleId="CommentText">
+  <w:style w:type="paragraph" w:styleId="11">
     <w:name w:val="annotation text"/>
-    <w:basedOn w:val="Normal"/>
+    <w:basedOn w:val="1"/>
     <w:qFormat/>
+    <w:uiPriority w:val="0"/>
     <w:pPr>
       <w:jc w:val="left"/>
     </w:pPr>
   </w:style>
-  <w:style w:type="paragraph" w:styleId="BodyText">
+  <w:style w:type="paragraph" w:styleId="12">
     <w:name w:val="Body Text"/>
-    <w:basedOn w:val="Normal"/>
+    <w:basedOn w:val="1"/>
     <w:semiHidden/>
     <w:qFormat/>
+    <w:uiPriority w:val="0"/>
     <w:rPr>
-      <w:rFonts w:ascii="Arial" w:eastAsia="Arial" w:hAnsi="Arial" w:cs="Arial"/>
+      <w:rFonts w:ascii="Arial" w:hAnsi="Arial" w:eastAsia="Arial" w:cs="Arial"/>
       <w:sz w:val="21"/>
       <w:szCs w:val="21"/>
       <w:lang w:val="en-US" w:eastAsia="en-US" w:bidi="ar-SA"/>
     </w:rPr>
   </w:style>
-  <w:style w:type="paragraph" w:styleId="TOC3">
+  <w:style w:type="paragraph" w:styleId="13">
     <w:name w:val="toc 3"/>
-    <w:basedOn w:val="Normal"/>
-    <w:next w:val="Normal"/>
+    <w:basedOn w:val="1"/>
+    <w:next w:val="1"/>
     <w:qFormat/>
+    <w:uiPriority w:val="0"/>
     <w:pPr>
       <w:ind w:left="840" w:leftChars="400"/>
     </w:pPr>
   </w:style>
-  <w:style w:type="paragraph" w:styleId="Footer">
+  <w:style w:type="paragraph" w:styleId="14">
     <w:name w:val="footer"/>
-    <w:basedOn w:val="Normal"/>
+    <w:basedOn w:val="1"/>
     <w:qFormat/>
+    <w:uiPriority w:val="0"/>
     <w:pPr>
       <w:tabs>
         <w:tab w:val="center" w:pos="4153"/>
@@ -6597,16 +6742,17 @@
       <w:sz w:val="18"/>
     </w:rPr>
   </w:style>
-  <w:style w:type="paragraph" w:styleId="Header">
+  <w:style w:type="paragraph" w:styleId="15">
     <w:name w:val="header"/>
-    <w:basedOn w:val="Normal"/>
+    <w:basedOn w:val="1"/>
     <w:qFormat/>
+    <w:uiPriority w:val="0"/>
     <w:pPr>
       <w:pBdr>
-        <w:top w:val="nil"/>
-        <w:left w:val="nil"/>
-        <w:bottom w:val="nil"/>
-        <w:right w:val="nil"/>
+        <w:top w:val="none" w:color="auto" w:sz="0" w:space="0"/>
+        <w:left w:val="none" w:color="auto" w:sz="0" w:space="0"/>
+        <w:bottom w:val="none" w:color="auto" w:sz="0" w:space="0"/>
+        <w:right w:val="none" w:color="auto" w:sz="0" w:space="0"/>
       </w:pBdr>
       <w:tabs>
         <w:tab w:val="center" w:pos="4153"/>
@@ -6621,37 +6767,41 @@
       <w:sz w:val="18"/>
     </w:rPr>
   </w:style>
-  <w:style w:type="paragraph" w:styleId="TOC1">
+  <w:style w:type="paragraph" w:styleId="16">
     <w:name w:val="toc 1"/>
-    <w:basedOn w:val="Normal"/>
-    <w:next w:val="Normal"/>
+    <w:basedOn w:val="1"/>
+    <w:next w:val="1"/>
     <w:qFormat/>
+    <w:uiPriority w:val="0"/>
     <w:rPr>
-      <w:rFonts w:ascii="Arial" w:eastAsia="Microsoft JhengHei" w:hAnsi="Arial"/>
+      <w:rFonts w:ascii="Arial" w:hAnsi="Arial" w:eastAsia="Microsoft JhengHei"/>
       <w:sz w:val="24"/>
     </w:rPr>
   </w:style>
-  <w:style w:type="paragraph" w:styleId="TOC2">
+  <w:style w:type="paragraph" w:styleId="17">
     <w:name w:val="toc 2"/>
-    <w:basedOn w:val="Normal"/>
-    <w:next w:val="Normal"/>
+    <w:basedOn w:val="1"/>
+    <w:next w:val="1"/>
     <w:qFormat/>
+    <w:uiPriority w:val="0"/>
     <w:pPr>
       <w:ind w:left="420" w:leftChars="200"/>
     </w:pPr>
   </w:style>
-  <w:style w:type="paragraph" w:styleId="NormalWeb">
+  <w:style w:type="paragraph" w:styleId="18">
     <w:name w:val="Normal (Web)"/>
-    <w:basedOn w:val="Normal"/>
+    <w:basedOn w:val="1"/>
     <w:qFormat/>
+    <w:uiPriority w:val="0"/>
     <w:rPr>
       <w:sz w:val="24"/>
     </w:rPr>
   </w:style>
-  <w:style w:type="paragraph" w:styleId="Title">
+  <w:style w:type="paragraph" w:styleId="19">
     <w:name w:val="Title"/>
-    <w:basedOn w:val="Normal"/>
+    <w:basedOn w:val="1"/>
     <w:qFormat/>
+    <w:uiPriority w:val="0"/>
     <w:pPr>
       <w:spacing w:before="240" w:beforeLines="0" w:beforeAutospacing="0" w:after="60" w:afterLines="0" w:afterAutospacing="0"/>
       <w:jc w:val="center"/>
@@ -6663,68 +6813,73 @@
       <w:sz w:val="32"/>
     </w:rPr>
   </w:style>
-  <w:style w:type="table" w:styleId="TableGrid">
+  <w:style w:type="table" w:styleId="21">
     <w:name w:val="Table Grid"/>
-    <w:basedOn w:val="TableNormal"/>
+    <w:basedOn w:val="20"/>
     <w:qFormat/>
+    <w:uiPriority w:val="0"/>
     <w:pPr>
       <w:widowControl w:val="0"/>
       <w:jc w:val="both"/>
     </w:pPr>
     <w:tblPr>
       <w:tblBorders>
-        <w:top w:val="single" w:sz="4" w:space="0" w:color="auto"/>
-        <w:left w:val="single" w:sz="4" w:space="0" w:color="auto"/>
-        <w:bottom w:val="single" w:sz="4" w:space="0" w:color="auto"/>
-        <w:right w:val="single" w:sz="4" w:space="0" w:color="auto"/>
-        <w:insideH w:val="single" w:sz="4" w:space="0" w:color="auto"/>
-        <w:insideV w:val="single" w:sz="4" w:space="0" w:color="auto"/>
+        <w:top w:val="single" w:color="auto" w:sz="4" w:space="0"/>
+        <w:left w:val="single" w:color="auto" w:sz="4" w:space="0"/>
+        <w:bottom w:val="single" w:color="auto" w:sz="4" w:space="0"/>
+        <w:right w:val="single" w:color="auto" w:sz="4" w:space="0"/>
+        <w:insideH w:val="single" w:color="auto" w:sz="4" w:space="0"/>
+        <w:insideV w:val="single" w:color="auto" w:sz="4" w:space="0"/>
       </w:tblBorders>
     </w:tblPr>
   </w:style>
-  <w:style w:type="character" w:styleId="Strong">
+  <w:style w:type="character" w:styleId="23">
     <w:name w:val="Strong"/>
-    <w:basedOn w:val="DefaultParagraphFont"/>
+    <w:basedOn w:val="22"/>
     <w:qFormat/>
+    <w:uiPriority w:val="0"/>
     <w:rPr>
       <w:b/>
     </w:rPr>
   </w:style>
-  <w:style w:type="paragraph" w:customStyle="1" w:styleId="a">
+  <w:style w:type="paragraph" w:customStyle="1" w:styleId="24">
     <w:name w:val="柴_公司名"/>
-    <w:basedOn w:val="Title"/>
+    <w:basedOn w:val="19"/>
     <w:qFormat/>
+    <w:uiPriority w:val="0"/>
     <w:pPr>
       <w:spacing w:after="600" w:afterLines="600"/>
     </w:pPr>
     <w:rPr>
-      <w:rFonts w:ascii="宋体" w:eastAsia="宋体" w:hAnsi="宋体" w:cs="宋体" w:hint="eastAsia"/>
+      <w:rFonts w:hint="eastAsia" w:ascii="宋体" w:hAnsi="宋体" w:eastAsia="宋体" w:cs="宋体"/>
       <w:bCs/>
       <w:spacing w:val="-6"/>
       <w:sz w:val="52"/>
       <w:szCs w:val="52"/>
     </w:rPr>
   </w:style>
-  <w:style w:type="paragraph" w:customStyle="1" w:styleId="a0">
+  <w:style w:type="paragraph" w:customStyle="1" w:styleId="25">
     <w:name w:val="柴_文档名"/>
-    <w:basedOn w:val="Title"/>
+    <w:basedOn w:val="19"/>
     <w:qFormat/>
+    <w:uiPriority w:val="0"/>
     <w:pPr>
       <w:spacing w:after="900" w:afterLines="900"/>
     </w:pPr>
     <w:rPr>
-      <w:rFonts w:ascii="黑体" w:eastAsia="黑体" w:hAnsi="黑体" w:cs="黑体"/>
+      <w:rFonts w:ascii="黑体" w:hAnsi="黑体" w:eastAsia="黑体" w:cs="黑体"/>
       <w:bCs/>
       <w:spacing w:val="-7"/>
       <w:sz w:val="52"/>
       <w:szCs w:val="52"/>
     </w:rPr>
   </w:style>
-  <w:style w:type="table" w:customStyle="1" w:styleId="TableNormal0">
+  <w:style w:type="table" w:customStyle="1" w:styleId="26">
     <w:name w:val="Table Normal_0"/>
     <w:semiHidden/>
     <w:unhideWhenUsed/>
     <w:qFormat/>
+    <w:uiPriority w:val="0"/>
     <w:tblPr>
       <w:tblCellMar>
         <w:top w:w="0" w:type="dxa"/>
@@ -6734,82 +6889,88 @@
       </w:tblCellMar>
     </w:tblPr>
   </w:style>
-  <w:style w:type="paragraph" w:customStyle="1" w:styleId="TableText">
+  <w:style w:type="paragraph" w:customStyle="1" w:styleId="27">
     <w:name w:val="Table Text"/>
-    <w:basedOn w:val="Normal"/>
+    <w:basedOn w:val="1"/>
     <w:semiHidden/>
     <w:qFormat/>
+    <w:uiPriority w:val="0"/>
     <w:rPr>
-      <w:rFonts w:ascii="宋体" w:eastAsia="宋体" w:hAnsi="宋体" w:cs="宋体"/>
+      <w:rFonts w:ascii="宋体" w:hAnsi="宋体" w:eastAsia="宋体" w:cs="宋体"/>
       <w:sz w:val="21"/>
       <w:szCs w:val="21"/>
       <w:lang w:val="en-US" w:eastAsia="en-US" w:bidi="ar-SA"/>
     </w:rPr>
   </w:style>
-  <w:style w:type="paragraph" w:customStyle="1" w:styleId="1">
+  <w:style w:type="paragraph" w:customStyle="1" w:styleId="28">
     <w:name w:val="柴_标题1"/>
-    <w:basedOn w:val="Heading1"/>
-    <w:next w:val="a1"/>
-    <w:link w:val="1Char"/>
+    <w:basedOn w:val="2"/>
+    <w:next w:val="29"/>
+    <w:link w:val="38"/>
     <w:qFormat/>
+    <w:uiPriority w:val="0"/>
     <w:pPr>
       <w:spacing w:before="100" w:after="90" w:line="360" w:lineRule="auto"/>
     </w:pPr>
     <w:rPr>
-      <w:rFonts w:ascii="Arial" w:eastAsia="宋体" w:hAnsi="Arial"/>
+      <w:rFonts w:ascii="Arial" w:hAnsi="Arial" w:eastAsia="宋体"/>
       <w:sz w:val="32"/>
     </w:rPr>
   </w:style>
-  <w:style w:type="paragraph" w:customStyle="1" w:styleId="a1">
+  <w:style w:type="paragraph" w:customStyle="1" w:styleId="29">
     <w:name w:val="柴_正文"/>
-    <w:basedOn w:val="BodyText"/>
-    <w:link w:val="Char"/>
+    <w:basedOn w:val="12"/>
+    <w:link w:val="42"/>
     <w:qFormat/>
+    <w:uiPriority w:val="0"/>
     <w:pPr>
       <w:spacing w:line="360" w:lineRule="auto"/>
       <w:ind w:firstLine="470" w:firstLineChars="200"/>
     </w:pPr>
     <w:rPr>
-      <w:rFonts w:ascii="Arial" w:eastAsia="宋体" w:hAnsi="Arial"/>
+      <w:rFonts w:ascii="Arial" w:hAnsi="Arial" w:eastAsia="宋体"/>
       <w:sz w:val="24"/>
       <w:lang w:eastAsia="zh-CN"/>
     </w:rPr>
   </w:style>
-  <w:style w:type="paragraph" w:customStyle="1" w:styleId="2">
+  <w:style w:type="paragraph" w:customStyle="1" w:styleId="30">
     <w:name w:val="柴_标题2"/>
-    <w:basedOn w:val="Heading2"/>
-    <w:next w:val="a1"/>
+    <w:basedOn w:val="3"/>
+    <w:next w:val="29"/>
     <w:qFormat/>
+    <w:uiPriority w:val="0"/>
     <w:pPr>
       <w:spacing w:line="360" w:lineRule="auto"/>
     </w:pPr>
     <w:rPr>
-      <w:rFonts w:ascii="Arial" w:eastAsia="宋体" w:hAnsi="Arial"/>
+      <w:rFonts w:ascii="Arial" w:hAnsi="Arial" w:eastAsia="宋体"/>
       <w:sz w:val="28"/>
     </w:rPr>
   </w:style>
-  <w:style w:type="paragraph" w:customStyle="1" w:styleId="3">
+  <w:style w:type="paragraph" w:customStyle="1" w:styleId="31">
     <w:name w:val="柴_标题3"/>
-    <w:basedOn w:val="Heading3"/>
-    <w:next w:val="a1"/>
-    <w:link w:val="3Char"/>
+    <w:basedOn w:val="4"/>
+    <w:next w:val="29"/>
+    <w:link w:val="43"/>
     <w:qFormat/>
+    <w:uiPriority w:val="0"/>
     <w:pPr>
       <w:spacing w:line="360" w:lineRule="auto"/>
       <w:ind w:left="0" w:firstLine="472" w:firstLineChars="200"/>
     </w:pPr>
     <w:rPr>
-      <w:rFonts w:ascii="宋体" w:eastAsia="宋体" w:hAnsi="宋体" w:cs="宋体"/>
+      <w:rFonts w:ascii="宋体" w:hAnsi="宋体" w:eastAsia="宋体" w:cs="宋体"/>
       <w:spacing w:val="-2"/>
       <w:sz w:val="24"/>
       <w:szCs w:val="24"/>
     </w:rPr>
   </w:style>
-  <w:style w:type="paragraph" w:customStyle="1" w:styleId="a2">
+  <w:style w:type="paragraph" w:customStyle="1" w:styleId="32">
     <w:name w:val="柴_目录"/>
-    <w:basedOn w:val="Normal"/>
-    <w:next w:val="BodyText"/>
+    <w:basedOn w:val="1"/>
+    <w:next w:val="12"/>
     <w:qFormat/>
+    <w:uiPriority w:val="0"/>
     <w:pPr>
       <w:tabs>
         <w:tab w:val="right" w:leader="dot" w:pos="8442"/>
@@ -6817,59 +6978,64 @@
       <w:ind w:left="0" w:leftChars="0"/>
     </w:pPr>
     <w:rPr>
-      <w:rFonts w:ascii="Arial" w:eastAsia="Microsoft JhengHei" w:hAnsi="Arial"/>
+      <w:rFonts w:ascii="Arial" w:hAnsi="Arial" w:eastAsia="Microsoft JhengHei"/>
       <w:sz w:val="24"/>
     </w:rPr>
   </w:style>
-  <w:style w:type="paragraph" w:customStyle="1" w:styleId="WPSOffice1">
+  <w:style w:type="paragraph" w:customStyle="1" w:styleId="33">
     <w:name w:val="WPSOffice手动目录 1"/>
     <w:qFormat/>
+    <w:uiPriority w:val="0"/>
     <w:pPr>
       <w:ind w:leftChars="0"/>
     </w:pPr>
     <w:rPr>
-      <w:rFonts w:ascii="Times New Roman" w:eastAsia="宋体" w:hAnsi="Times New Roman" w:cs="Times New Roman"/>
+      <w:rFonts w:ascii="Times New Roman" w:hAnsi="Times New Roman" w:eastAsia="宋体" w:cs="Times New Roman"/>
       <w:sz w:val="20"/>
       <w:szCs w:val="20"/>
     </w:rPr>
   </w:style>
-  <w:style w:type="paragraph" w:customStyle="1" w:styleId="WPSOffice2">
+  <w:style w:type="paragraph" w:customStyle="1" w:styleId="34">
     <w:name w:val="WPSOffice手动目录 2"/>
     <w:qFormat/>
+    <w:uiPriority w:val="0"/>
     <w:pPr>
       <w:ind w:leftChars="200"/>
     </w:pPr>
     <w:rPr>
-      <w:rFonts w:ascii="Times New Roman" w:eastAsia="宋体" w:hAnsi="Times New Roman" w:cs="Times New Roman"/>
+      <w:rFonts w:ascii="Times New Roman" w:hAnsi="Times New Roman" w:eastAsia="宋体" w:cs="Times New Roman"/>
       <w:sz w:val="20"/>
       <w:szCs w:val="20"/>
     </w:rPr>
   </w:style>
-  <w:style w:type="paragraph" w:customStyle="1" w:styleId="WPSOffice3">
+  <w:style w:type="paragraph" w:customStyle="1" w:styleId="35">
     <w:name w:val="WPSOffice手动目录 3"/>
     <w:qFormat/>
+    <w:uiPriority w:val="0"/>
     <w:pPr>
       <w:ind w:leftChars="400"/>
     </w:pPr>
     <w:rPr>
-      <w:rFonts w:ascii="Times New Roman" w:eastAsia="宋体" w:hAnsi="Times New Roman" w:cs="Times New Roman"/>
+      <w:rFonts w:ascii="Times New Roman" w:hAnsi="Times New Roman" w:eastAsia="宋体" w:cs="Times New Roman"/>
       <w:sz w:val="20"/>
       <w:szCs w:val="20"/>
     </w:rPr>
   </w:style>
-  <w:style w:type="paragraph" w:customStyle="1" w:styleId="Compact">
+  <w:style w:type="paragraph" w:customStyle="1" w:styleId="36">
     <w:name w:val="Compact"/>
-    <w:basedOn w:val="BodyText"/>
+    <w:basedOn w:val="12"/>
     <w:qFormat/>
+    <w:uiPriority w:val="0"/>
     <w:pPr>
       <w:spacing w:before="36" w:after="36"/>
     </w:pPr>
   </w:style>
-  <w:style w:type="table" w:customStyle="1" w:styleId="Table">
+  <w:style w:type="table" w:customStyle="1" w:styleId="37">
     <w:name w:val="Table"/>
     <w:semiHidden/>
     <w:unhideWhenUsed/>
     <w:qFormat/>
+    <w:uiPriority w:val="0"/>
     <w:tblPr>
       <w:tblCellMar>
         <w:top w:w="0" w:type="dxa"/>
@@ -6881,26 +7047,28 @@
     <w:tblStylePr w:type="firstRow">
       <w:tcPr>
         <w:tcBorders>
-          <w:bottom w:val="single" w:sz="0" w:space="0" w:color="auto"/>
+          <w:bottom w:val="single" w:color="auto" w:sz="0" w:space="0"/>
         </w:tcBorders>
         <w:vAlign w:val="bottom"/>
       </w:tcPr>
     </w:tblStylePr>
   </w:style>
-  <w:style w:type="character" w:customStyle="1" w:styleId="1Char">
+  <w:style w:type="character" w:customStyle="1" w:styleId="38">
     <w:name w:val="柴_标题1 Char"/>
-    <w:link w:val="1"/>
+    <w:link w:val="28"/>
     <w:qFormat/>
+    <w:uiPriority w:val="0"/>
     <w:rPr>
-      <w:rFonts w:ascii="Arial" w:eastAsia="宋体" w:hAnsi="Arial"/>
+      <w:rFonts w:ascii="Arial" w:hAnsi="Arial" w:eastAsia="宋体"/>
       <w:sz w:val="32"/>
     </w:rPr>
   </w:style>
-  <w:style w:type="table" w:customStyle="1" w:styleId="TableNormal1">
+  <w:style w:type="table" w:customStyle="1" w:styleId="39">
     <w:name w:val="Table Normal_1"/>
     <w:semiHidden/>
     <w:unhideWhenUsed/>
     <w:qFormat/>
+    <w:uiPriority w:val="0"/>
     <w:tblPr>
       <w:tblCellMar>
         <w:top w:w="0" w:type="dxa"/>
@@ -6910,10 +7078,11 @@
       </w:tblCellMar>
     </w:tblPr>
   </w:style>
-  <w:style w:type="paragraph" w:customStyle="1" w:styleId="a3">
+  <w:style w:type="paragraph" w:customStyle="1" w:styleId="40">
     <w:name w:val="柴_正文_无缩进"/>
-    <w:basedOn w:val="Normal"/>
+    <w:basedOn w:val="1"/>
     <w:qFormat/>
+    <w:uiPriority w:val="0"/>
     <w:pPr>
       <w:ind w:firstLine="0" w:firstLineChars="0"/>
     </w:pPr>
@@ -6923,39 +7092,42 @@
       <w:lang w:eastAsia="zh-CN"/>
     </w:rPr>
   </w:style>
-  <w:style w:type="paragraph" w:customStyle="1" w:styleId="4">
+  <w:style w:type="paragraph" w:customStyle="1" w:styleId="41">
     <w:name w:val="柴_标题4"/>
-    <w:basedOn w:val="Heading4"/>
-    <w:next w:val="Normal"/>
+    <w:basedOn w:val="5"/>
+    <w:next w:val="1"/>
     <w:qFormat/>
+    <w:uiPriority w:val="0"/>
     <w:pPr>
       <w:widowControl w:val="0"/>
       <w:spacing w:before="160" w:line="360" w:lineRule="auto"/>
-      <w:ind w:left="981" w:hanging="862" w:leftChars="300"/>
+      <w:ind w:left="981" w:leftChars="300" w:hanging="862"/>
     </w:pPr>
     <w:rPr>
-      <w:rFonts w:ascii="Calibri" w:eastAsia="宋体" w:hAnsi="Calibri" w:cs="宋体" w:hint="eastAsia"/>
+      <w:rFonts w:hint="eastAsia" w:ascii="Calibri" w:hAnsi="Calibri" w:eastAsia="宋体" w:cs="宋体"/>
       <w:sz w:val="24"/>
       <w:szCs w:val="24"/>
       <w:lang w:eastAsia="zh-CN" w:bidi="zh-CN"/>
     </w:rPr>
   </w:style>
-  <w:style w:type="character" w:customStyle="1" w:styleId="Char">
+  <w:style w:type="character" w:customStyle="1" w:styleId="42">
     <w:name w:val="柴_正文 Char"/>
-    <w:link w:val="a1"/>
+    <w:link w:val="29"/>
     <w:qFormat/>
+    <w:uiPriority w:val="0"/>
     <w:rPr>
-      <w:rFonts w:ascii="Arial" w:eastAsia="宋体" w:hAnsi="Arial"/>
+      <w:rFonts w:ascii="Arial" w:hAnsi="Arial" w:eastAsia="宋体"/>
       <w:sz w:val="24"/>
       <w:lang w:eastAsia="zh-CN"/>
     </w:rPr>
   </w:style>
-  <w:style w:type="character" w:customStyle="1" w:styleId="3Char">
+  <w:style w:type="character" w:customStyle="1" w:styleId="43">
     <w:name w:val="柴_标题3 Char"/>
-    <w:link w:val="3"/>
+    <w:link w:val="31"/>
     <w:qFormat/>
+    <w:uiPriority w:val="0"/>
     <w:rPr>
-      <w:rFonts w:ascii="宋体" w:eastAsia="宋体" w:hAnsi="宋体" w:cs="宋体"/>
+      <w:rFonts w:ascii="宋体" w:hAnsi="宋体" w:eastAsia="宋体" w:cs="宋体"/>
       <w:spacing w:val="-2"/>
       <w:sz w:val="24"/>
       <w:szCs w:val="24"/>
